--- a/downloads/workbook/ai-2-week-26.docx
+++ b/downloads/workbook/ai-2-week-26.docx
@@ -1302,6 +1302,178 @@
         <w:t>Project connection: For voice-driven recommendations, confirm important recognised fields before searching or acting and retain source provenance.</w:t>
       </w:r>
     </w:p>
+    <w:p>
+      <w:pPr>
+        <w:pStyle w:val="Heading1"/>
+      </w:pPr>
+      <w:r>
+        <w:t>19. Project portfolio milestone</w:t>
+      </w:r>
+    </w:p>
+    <w:p>
+      <w:r>
+        <w:t>Project: Transparent Book Recommender</w:t>
+      </w:r>
+    </w:p>
+    <w:p>
+      <w:r>
+        <w:t>Current milestone: Prepare the demonstration. Gather reproducible instructions, evidence, access checks and remaining limitations.</w:t>
+      </w:r>
+    </w:p>
+    <w:p>
+      <w:r>
+        <w:t>For voice-driven recommendations, confirm important recognised fields before searching or acting and retain source provenance.</w:t>
+      </w:r>
+    </w:p>
+    <w:tbl>
+      <w:tblPr>
+        <w:tblStyle w:val="LightShading-Accent1"/>
+        <w:tblW w:type="auto" w:w="0"/>
+        <w:tblLook w:firstColumn="1" w:firstRow="1" w:lastColumn="0" w:lastRow="0" w:noHBand="0" w:noVBand="1" w:val="04A0"/>
+      </w:tblPr>
+      <w:tblGrid>
+        <w:gridCol w:w="5112"/>
+        <w:gridCol w:w="5112"/>
+      </w:tblGrid>
+      <w:tr>
+        <w:trPr>
+          <w:tblHeader/>
+        </w:trPr>
+        <w:tc>
+          <w:tcPr>
+            <w:tcW w:type="dxa" w:w="5112"/>
+          </w:tcPr>
+          <w:p>
+            <w:r>
+              <w:t>Evidence to keep</w:t>
+            </w:r>
+          </w:p>
+        </w:tc>
+        <w:tc>
+          <w:tcPr>
+            <w:tcW w:type="dxa" w:w="5112"/>
+          </w:tcPr>
+          <w:p>
+            <w:r>
+              <w:t>My record</w:t>
+            </w:r>
+          </w:p>
+        </w:tc>
+      </w:tr>
+      <w:tr>
+        <w:tc>
+          <w:tcPr>
+            <w:tcW w:type="dxa" w:w="5112"/>
+          </w:tcPr>
+          <w:p>
+            <w:r>
+              <w:t>This week’s input and deciding step</w:t>
+            </w:r>
+          </w:p>
+        </w:tc>
+        <w:tc>
+          <w:tcPr>
+            <w:tcW w:type="dxa" w:w="5112"/>
+          </w:tcPr>
+          <w:p>
+            <w:r/>
+          </w:p>
+        </w:tc>
+      </w:tr>
+      <w:tr>
+        <w:tc>
+          <w:tcPr>
+            <w:tcW w:type="dxa" w:w="5112"/>
+          </w:tcPr>
+          <w:p>
+            <w:r>
+              <w:t>Prediction and actual result (or labelled paper trace)</w:t>
+            </w:r>
+          </w:p>
+        </w:tc>
+        <w:tc>
+          <w:tcPr>
+            <w:tcW w:type="dxa" w:w="5112"/>
+          </w:tcPr>
+          <w:p>
+            <w:r/>
+          </w:p>
+        </w:tc>
+      </w:tr>
+      <w:tr>
+        <w:tc>
+          <w:tcPr>
+            <w:tcW w:type="dxa" w:w="5112"/>
+          </w:tcPr>
+          <w:p>
+            <w:r>
+              <w:t>One change since the previous checkpoint and why</w:t>
+            </w:r>
+          </w:p>
+        </w:tc>
+        <w:tc>
+          <w:tcPr>
+            <w:tcW w:type="dxa" w:w="5112"/>
+          </w:tcPr>
+          <w:p>
+            <w:r/>
+          </w:p>
+        </w:tc>
+      </w:tr>
+      <w:tr>
+        <w:tc>
+          <w:tcPr>
+            <w:tcW w:type="dxa" w:w="5112"/>
+          </w:tcPr>
+          <w:p>
+            <w:r>
+              <w:t>One error or limit and the next test</w:t>
+            </w:r>
+          </w:p>
+        </w:tc>
+        <w:tc>
+          <w:tcPr>
+            <w:tcW w:type="dxa" w:w="5112"/>
+          </w:tcPr>
+          <w:p>
+            <w:r/>
+          </w:p>
+        </w:tc>
+      </w:tr>
+    </w:tbl>
+    <w:p>
+      <w:pPr>
+        <w:pStyle w:val="Heading3"/>
+      </w:pPr>
+      <w:r>
+        <w:t>Explain what this week adds to your project. Reuse last week’s record rather than starting again.</w:t>
+      </w:r>
+    </w:p>
+    <w:p>
+      <w:r>
+        <w:t>________________________________________________________________</w:t>
+      </w:r>
+    </w:p>
+    <w:p>
+      <w:r>
+        <w:t>________________________________________________________________</w:t>
+      </w:r>
+    </w:p>
+    <w:p>
+      <w:r>
+        <w:t>________________________________________________________________</w:t>
+      </w:r>
+    </w:p>
+    <w:p>
+      <w:r>
+        <w:t>________________________________________________________________</w:t>
+      </w:r>
+    </w:p>
+    <w:p>
+      <w:r>
+        <w:t>________________________________________________________________</w:t>
+      </w:r>
+    </w:p>
     <w:sectPr>
       <w:pgSz w:w="12240" w:h="15840"/>
       <w:pgMar w:top="936" w:right="1008" w:bottom="936" w:left="1008" w:header="720" w:footer="720" w:gutter="0"/>

--- a/downloads/workbook/ai-2-week-26.docx
+++ b/downloads/workbook/ai-2-week-26.docx
@@ -1474,6 +1474,240 @@
         <w:t>________________________________________________________________</w:t>
       </w:r>
     </w:p>
+    <w:p>
+      <w:pPr>
+        <w:pStyle w:val="Heading1"/>
+      </w:pPr>
+      <w:r>
+        <w:t>20. Supported practice and learning evidence</w:t>
+      </w:r>
+    </w:p>
+    <w:p>
+      <w:r>
+        <w:t>Use this supported practice once, in the browser or on paper. Keep the reserved independent assessment for a separate first attempt before teacher feedback.</w:t>
+      </w:r>
+    </w:p>
+    <w:p>
+      <w:r>
+        <w:t>A fictional librarian dictates a shelf note that passes through transcription and catalogue lookup.</w:t>
+      </w:r>
+    </w:p>
+    <w:p>
+      <w:pPr>
+        <w:pStyle w:val="Heading3"/>
+      </w:pPr>
+      <w:r>
+        <w:t>Practice 1: explain the deciding evidence</w:t>
+      </w:r>
+    </w:p>
+    <w:p>
+      <w:r>
+        <w:t>Which labelled step matches this detail? Replay the audio, preserve the faulty transcript and use confirmed shelf 14.</w:t>
+      </w:r>
+    </w:p>
+    <w:p>
+      <w:r>
+        <w:t>1. Audio input</w:t>
+      </w:r>
+    </w:p>
+    <w:p>
+      <w:r>
+        <w:t>2. Review and correct</w:t>
+      </w:r>
+    </w:p>
+    <w:p>
+      <w:r>
+        <w:t>3. Transcription</w:t>
+      </w:r>
+    </w:p>
+    <w:p>
+      <w:r>
+        <w:t>4. Cross-check</w:t>
+      </w:r>
+    </w:p>
+    <w:p>
+      <w:pPr>
+        <w:pStyle w:val="Heading3"/>
+      </w:pPr>
+      <w:r>
+        <w:t>My selected conclusion, deciding fact and explanation</w:t>
+      </w:r>
+    </w:p>
+    <w:p>
+      <w:r>
+        <w:t>________________________________________________________________</w:t>
+      </w:r>
+    </w:p>
+    <w:p>
+      <w:r>
+        <w:t>________________________________________________________________</w:t>
+      </w:r>
+    </w:p>
+    <w:p>
+      <w:r>
+        <w:t>________________________________________________________________</w:t>
+      </w:r>
+    </w:p>
+    <w:p>
+      <w:r>
+        <w:t>________________________________________________________________</w:t>
+      </w:r>
+    </w:p>
+    <w:p>
+      <w:r>
+        <w:t>________________________________________________________________</w:t>
+      </w:r>
+    </w:p>
+    <w:p>
+      <w:r>
+        <w:t>Hint if needed: Read the steps in the pictorial case. Match the supplied detail to the stage that performs or records it.</w:t>
+      </w:r>
+    </w:p>
+    <w:p>
+      <w:r>
+        <w:t>After your attempt, compare with the supported explanation: Review and correct Replay the audio, preserve the faulty transcript and use confirmed shelf 14. A correct later lookup cannot repair an earlier wrong input by magic. Locate the first difference between known audio and transcript, then compare the stated source authority. Keeping both records makes the correction auditable. A confident spoken answer for shelf 40 would remain wrong despite fluent synthesis.</w:t>
+      </w:r>
+    </w:p>
+    <w:p>
+      <w:pPr>
+        <w:pStyle w:val="Heading3"/>
+      </w:pPr>
+      <w:r>
+        <w:t>Practice 2: explain the deciding evidence</w:t>
+      </w:r>
+    </w:p>
+    <w:p>
+      <w:r>
+        <w:t>Changed-case practice: Remove access to the audio, while keeping the authoritative inventory. Which conclusion is supported by the supplied facts?</w:t>
+      </w:r>
+    </w:p>
+    <w:p>
+      <w:r>
+        <w:t>1. Shelf 14 remains supported for the lookup, but transcription accuracy cannot be replay-checked.</w:t>
+      </w:r>
+    </w:p>
+    <w:p>
+      <w:r>
+        <w:t>2. This one example guarantees correct results for every future input.</w:t>
+      </w:r>
+    </w:p>
+    <w:p>
+      <w:r>
+        <w:t>3. We can decide the result without examining the changed input or the procedure.</w:t>
+      </w:r>
+    </w:p>
+    <w:p>
+      <w:pPr>
+        <w:pStyle w:val="Heading3"/>
+      </w:pPr>
+      <w:r>
+        <w:t>My selected conclusion, deciding fact and explanation</w:t>
+      </w:r>
+    </w:p>
+    <w:p>
+      <w:r>
+        <w:t>________________________________________________________________</w:t>
+      </w:r>
+    </w:p>
+    <w:p>
+      <w:r>
+        <w:t>________________________________________________________________</w:t>
+      </w:r>
+    </w:p>
+    <w:p>
+      <w:r>
+        <w:t>________________________________________________________________</w:t>
+      </w:r>
+    </w:p>
+    <w:p>
+      <w:r>
+        <w:t>________________________________________________________________</w:t>
+      </w:r>
+    </w:p>
+    <w:p>
+      <w:r>
+        <w:t>________________________________________________________________</w:t>
+      </w:r>
+    </w:p>
+    <w:p>
+      <w:r>
+        <w:t>Hint if needed: Use the changed condition and the deciding step in the pictorial trace. The answer must say what follows from those facts.</w:t>
+      </w:r>
+    </w:p>
+    <w:p>
+      <w:r>
+        <w:t>After your attempt, compare with the supported explanation: Shelf 14 remains supported for the lookup, but transcription accuracy cannot be replay-checked. The inventory resolves the shelf task; it does not recreate unavailable audio.</w:t>
+      </w:r>
+    </w:p>
+    <w:p>
+      <w:pPr>
+        <w:pStyle w:val="Heading3"/>
+      </w:pPr>
+      <w:r>
+        <w:t>Repair a missing building block</w:t>
+      </w:r>
+    </w:p>
+    <w:p>
+      <w:r>
+        <w:t>Review Text as Pieces (ai-2/25). Goal: Encode and decode text under an explicit toy vocabulary. Short practice: Why is the unknown ! at position 10 rather than position 9?. Return to this week and explain what you changed.</w:t>
+      </w:r>
+    </w:p>
+    <w:p>
+      <w:r>
+        <w:t>Review Recommendation Scores (ai-2/23). Goal: Compute a weighted score. Short practice: Why does B not become the winner when its score is largest?. Return to this week and explain what you changed.</w:t>
+      </w:r>
+    </w:p>
+    <w:p>
+      <w:r>
+        <w:t>Review Repair Bias in Data (ai-2/20). Goal: Identify selection and coverage bias. Short practice: Why must 35% be labelled an illustration rather than the measured grade-wide Yes rate?. Return to this week and explain what you changed.</w:t>
+      </w:r>
+    </w:p>
+    <w:p>
+      <w:pPr>
+        <w:pStyle w:val="Heading3"/>
+      </w:pPr>
+      <w:r>
+        <w:t>Keep your completed work</w:t>
+      </w:r>
+    </w:p>
+    <w:p>
+      <w:r>
+        <w:t>Use Download completed work in the hosted lesson to export your answers, reflections, practice feedback and code-run evidence. Open the HTML copy to read or print it. Drafts stay in this browser when storage is available; clear drafts on a shared device.</w:t>
+      </w:r>
+    </w:p>
+    <w:p>
+      <w:pPr>
+        <w:pStyle w:val="Heading3"/>
+      </w:pPr>
+      <w:r>
+        <w:t>What I repaired, the evidence I kept and the next test</w:t>
+      </w:r>
+    </w:p>
+    <w:p>
+      <w:r>
+        <w:t>________________________________________________________________</w:t>
+      </w:r>
+    </w:p>
+    <w:p>
+      <w:r>
+        <w:t>________________________________________________________________</w:t>
+      </w:r>
+    </w:p>
+    <w:p>
+      <w:r>
+        <w:t>________________________________________________________________</w:t>
+      </w:r>
+    </w:p>
+    <w:p>
+      <w:r>
+        <w:t>________________________________________________________________</w:t>
+      </w:r>
+    </w:p>
+    <w:p>
+      <w:r>
+        <w:t>________________________________________________________________</w:t>
+      </w:r>
+    </w:p>
     <w:sectPr>
       <w:pgSz w:w="12240" w:h="15840"/>
       <w:pgMar w:top="936" w:right="1008" w:bottom="936" w:left="1008" w:header="720" w:footer="720" w:gutter="0"/>

--- a/downloads/workbook/ai-2-week-26.docx
+++ b/downloads/workbook/ai-2-week-26.docx
@@ -30,6 +30,17 @@
     </w:p>
     <w:p>
       <w:r>
+        <w:t>Record your starting explanation for Image and Voice Pipelines before opening notes. Show any later correction separately.</w:t>
+      </w:r>
+    </w:p>
+    <w:p>
+      <w:pPr>
+        <w:spacing w:line="336" w:lineRule="auto" w:after="180"/>
+      </w:pPr>
+      <w:r>
+        <w:rPr>
+          <w:b w:val="0"/>
+        </w:rPr>
         <w:t>Try the recall before opening notes. Then use a different colour or a labelled second line to correct your explanation.</w:t>
       </w:r>
     </w:p>
@@ -42,7 +53,13 @@
       </w:r>
     </w:p>
     <w:p>
-      <w:r>
+      <w:pPr>
+        <w:spacing w:line="336" w:lineRule="auto" w:after="180"/>
+      </w:pPr>
+      <w:r>
+        <w:rPr>
+          <w:b w:val="0"/>
+        </w:rPr>
         <w:t>Without opening the old lesson, explain one key idea from Text as Pieces. Give an example and a mistake that the idea helps you avoid.</w:t>
       </w:r>
     </w:p>
@@ -78,7 +95,13 @@
       </w:r>
     </w:p>
     <w:p>
-      <w:r>
+      <w:pPr>
+        <w:spacing w:line="336" w:lineRule="auto" w:after="180"/>
+      </w:pPr>
+      <w:r>
+        <w:rPr>
+          <w:b w:val="0"/>
+        </w:rPr>
         <w:t>Without opening the old lesson, explain one key idea from Recommendation Scores. Give an example and a mistake that the idea helps you avoid.</w:t>
       </w:r>
     </w:p>
@@ -114,7 +137,13 @@
       </w:r>
     </w:p>
     <w:p>
-      <w:r>
+      <w:pPr>
+        <w:spacing w:line="336" w:lineRule="auto" w:after="180"/>
+      </w:pPr>
+      <w:r>
+        <w:rPr>
+          <w:b w:val="0"/>
+        </w:rPr>
         <w:t>Without opening the old lesson, explain one key idea from Repair Bias in Data. Give an example and a mistake that the idea helps you avoid.</w:t>
       </w:r>
     </w:p>
@@ -151,7 +180,42 @@
     </w:p>
     <w:p>
       <w:r>
-        <w:t>Use W2: Trace the worked case for Speech pipelines and multimodal evidence. Record the answer once; the lesson and workbook refer to the same attempt.</w:t>
+        <w:t>Complete the supported Image and Voice Pipelines trace and record the first step you can explain without help.</w:t>
+      </w:r>
+    </w:p>
+    <w:p>
+      <w:pPr>
+        <w:spacing w:line="336" w:lineRule="auto" w:after="180"/>
+      </w:pPr>
+      <w:r>
+        <w:rPr>
+          <w:b w:val="0"/>
+        </w:rPr>
+        <w:t xml:space="preserve">Use W2: Trace the worked case for Speech </w:t>
+      </w:r>
+      <w:r>
+        <w:rPr>
+          <w:b/>
+        </w:rPr>
+        <w:t>pipeline</w:t>
+      </w:r>
+      <w:r>
+        <w:rPr>
+          <w:b w:val="0"/>
+        </w:rPr>
+        <w:t xml:space="preserve">s and multimodal </w:t>
+      </w:r>
+      <w:r>
+        <w:rPr>
+          <w:b/>
+        </w:rPr>
+        <w:t>evidence</w:t>
+      </w:r>
+      <w:r>
+        <w:rPr>
+          <w:b w:val="0"/>
+        </w:rPr>
+        <w:t>. Record the answer once; the lesson and workbook refer to the same attempt.</w:t>
       </w:r>
     </w:p>
     <w:tbl>
@@ -279,7 +343,53 @@
     </w:p>
     <w:p>
       <w:r>
-        <w:t>Use the worked case for Speech pipelines and multimodal evidence. Proposed explanation: “The worked result establishes every future case”. Decide whether this explanation is supported. Point to the step or supplied fact that decides; explain your repair if needed.</w:t>
+        <w:t>Check the proposed Image and Voice Pipelines explanation against the supplied facts before discussing it.</w:t>
+      </w:r>
+    </w:p>
+    <w:p>
+      <w:pPr>
+        <w:spacing w:line="336" w:lineRule="auto" w:after="180"/>
+      </w:pPr>
+      <w:r>
+        <w:rPr>
+          <w:b w:val="0"/>
+        </w:rPr>
+        <w:t xml:space="preserve">Use the worked case for Speech </w:t>
+      </w:r>
+      <w:r>
+        <w:rPr>
+          <w:b/>
+        </w:rPr>
+        <w:t>pipeline</w:t>
+      </w:r>
+      <w:r>
+        <w:rPr>
+          <w:b w:val="0"/>
+        </w:rPr>
+        <w:t xml:space="preserve">s and multimodal </w:t>
+      </w:r>
+      <w:r>
+        <w:rPr>
+          <w:b/>
+        </w:rPr>
+        <w:t>evidence</w:t>
+      </w:r>
+      <w:r>
+        <w:rPr>
+          <w:b w:val="0"/>
+        </w:rPr>
+        <w:t>. Proposed explanation: “The worked result establishes every future case”. Decide whether this explanation is supported.</w:t>
+      </w:r>
+    </w:p>
+    <w:p>
+      <w:pPr>
+        <w:spacing w:line="336" w:lineRule="auto" w:after="180"/>
+      </w:pPr>
+      <w:r>
+        <w:rPr>
+          <w:b w:val="0"/>
+        </w:rPr>
+        <w:t>Point to the step or supplied fact that decides; explain your repair if needed.</w:t>
       </w:r>
     </w:p>
     <w:p>
@@ -319,6 +429,11 @@
       </w:r>
     </w:p>
     <w:p>
+      <w:r>
+        <w:t>Write one first attempt at the reserved independent case before feedback. Repeated copies of that case refer to the same recorded attempt.</w:t>
+      </w:r>
+    </w:p>
+    <w:p>
       <w:pPr>
         <w:pStyle w:val="Heading3"/>
       </w:pPr>
@@ -327,8 +442,26 @@
       </w:r>
     </w:p>
     <w:p>
-      <w:r>
-        <w:t>Transcript says room E; a current written approval says room F. The task requires current approved room. Written approval is declared authoritative; trace the response and the transcription limit.</w:t>
+      <w:pPr>
+        <w:spacing w:line="336" w:lineRule="auto" w:after="180"/>
+      </w:pPr>
+      <w:r>
+        <w:rPr>
+          <w:b w:val="0"/>
+        </w:rPr>
+        <w:t xml:space="preserve">Transcript says room E; a current written approval says room F. The task requires current approved room. Written approval is declared authoritative; trace the response and the </w:t>
+      </w:r>
+      <w:r>
+        <w:rPr>
+          <w:b/>
+        </w:rPr>
+        <w:t>transcription</w:t>
+      </w:r>
+      <w:r>
+        <w:rPr>
+          <w:b w:val="0"/>
+        </w:rPr>
+        <w:t xml:space="preserve"> limit.</w:t>
       </w:r>
     </w:p>
     <w:p>
@@ -375,7 +508,13 @@
       </w:r>
     </w:p>
     <w:p>
-      <w:r>
+      <w:pPr>
+        <w:spacing w:line="336" w:lineRule="auto" w:after="180"/>
+      </w:pPr>
+      <w:r>
+        <w:rPr>
+          <w:b w:val="0"/>
+        </w:rPr>
         <w:t>Attempt this case before feedback. Record any help. Earlier examples below are further practice; a case already practised with feedback cannot establish fresh transfer.</w:t>
       </w:r>
     </w:p>
@@ -389,6 +528,17 @@
     </w:p>
     <w:p>
       <w:r>
+        <w:t>Connect the Image and Voice Pipelines target to a trace and a justified conclusion.</w:t>
+      </w:r>
+    </w:p>
+    <w:p>
+      <w:pPr>
+        <w:spacing w:line="336" w:lineRule="auto" w:after="180"/>
+      </w:pPr>
+      <w:r>
+        <w:rPr>
+          <w:b w:val="0"/>
+        </w:rPr>
         <w:t>A voice request says 'under 90 pages'. The transcript says 'under 19 pages'; filtering correctly finds no books. Identify the first failing stage and a useful confirmation step.</w:t>
       </w:r>
     </w:p>
@@ -402,17 +552,47 @@
     </w:p>
     <w:p>
       <w:r>
+        <w:t>Solve the supplied Image and Voice Pipelines case and show the deciding evidence.</w:t>
+      </w:r>
+    </w:p>
+    <w:p>
+      <w:pPr>
+        <w:spacing w:line="336" w:lineRule="auto" w:after="180"/>
+      </w:pPr>
+      <w:r>
+        <w:rPr>
+          <w:b w:val="0"/>
+        </w:rPr>
         <w:t>A voice book helper transcribes speech, extracts preference, then ranks books.</w:t>
       </w:r>
     </w:p>
     <w:p>
-      <w:r>
+      <w:pPr>
+        <w:spacing w:line="336" w:lineRule="auto" w:after="180"/>
+        <w:shd w:fill="F5F1FB"/>
+      </w:pPr>
+      <w:r>
+        <w:rPr>
+          <w:b w:val="0"/>
+        </w:rPr>
         <w:t>Where can a wrong suggestion begin?</w:t>
       </w:r>
     </w:p>
     <w:p>
-      <w:r>
-        <w:t>Show your trace, calculation or evidence</w:t>
+      <w:pPr>
+        <w:spacing w:line="336" w:lineRule="auto" w:after="180"/>
+      </w:pPr>
+      <w:r>
+        <w:rPr>
+          <w:b w:val="0"/>
+        </w:rPr>
+        <w:t xml:space="preserve">Show your trace, calculation or </w:t>
+      </w:r>
+      <w:r>
+        <w:rPr>
+          <w:b/>
+        </w:rPr>
+        <w:t>evidence</w:t>
       </w:r>
     </w:p>
     <w:p>
@@ -458,11 +638,29 @@
     </w:p>
     <w:p>
       <w:r>
+        <w:t>Apply the procedure to the changed case and record why the conclusion follows.</w:t>
+      </w:r>
+    </w:p>
+    <w:p>
+      <w:pPr>
+        <w:spacing w:line="336" w:lineRule="auto" w:after="180"/>
+        <w:shd w:fill="F5F1FB"/>
+      </w:pPr>
+      <w:r>
+        <w:rPr>
+          <w:b w:val="0"/>
+        </w:rPr>
         <w:t>A voice helper hears find a book, converts speech to text, then searches. It writes find a cook. Which stage first failed and what should you inspect?</w:t>
       </w:r>
     </w:p>
     <w:p>
-      <w:r>
+      <w:pPr>
+        <w:spacing w:line="336" w:lineRule="auto" w:after="180"/>
+      </w:pPr>
+      <w:r>
+        <w:rPr>
+          <w:b w:val="0"/>
+        </w:rPr>
         <w:t>My independent answer and reason</w:t>
       </w:r>
     </w:p>
@@ -517,7 +715,30 @@
     </w:p>
     <w:p>
       <w:r>
-        <w:t>Create a changed input, boundary case or missing-information case. Write the expected answer or safe response before testing.</w:t>
+        <w:t>Specify a changed input, expected result and observation separately.</w:t>
+      </w:r>
+    </w:p>
+    <w:p>
+      <w:pPr>
+        <w:spacing w:line="336" w:lineRule="auto" w:after="180"/>
+      </w:pPr>
+      <w:r>
+        <w:rPr>
+          <w:b w:val="0"/>
+        </w:rPr>
+        <w:t xml:space="preserve">Create a changed </w:t>
+      </w:r>
+      <w:r>
+        <w:rPr>
+          <w:b/>
+        </w:rPr>
+        <w:t>input</w:t>
+      </w:r>
+      <w:r>
+        <w:rPr>
+          <w:b w:val="0"/>
+        </w:rPr>
+        <w:t>, boundary case or missing-information case. Write the expected answer or safe response before testing.</w:t>
       </w:r>
     </w:p>
     <w:tbl>
@@ -646,12 +867,53 @@
     </w:p>
     <w:p>
       <w:r>
-        <w:t>If voice or image input is added, show each transformation and a safe fallback.</w:t>
-      </w:r>
-    </w:p>
-    <w:p>
-      <w:r>
-        <w:t>The project change and evidence I will keep</w:t>
+        <w:t>Justify what Image and Voice Pipelines adds to Transparent Book Recommender and keep the evidence.</w:t>
+      </w:r>
+    </w:p>
+    <w:p>
+      <w:pPr>
+        <w:spacing w:line="336" w:lineRule="auto" w:after="180"/>
+      </w:pPr>
+      <w:r>
+        <w:rPr>
+          <w:b w:val="0"/>
+        </w:rPr>
+        <w:t xml:space="preserve">If voice or image </w:t>
+      </w:r>
+      <w:r>
+        <w:rPr>
+          <w:b/>
+        </w:rPr>
+        <w:t>input</w:t>
+      </w:r>
+      <w:r>
+        <w:rPr>
+          <w:b w:val="0"/>
+        </w:rPr>
+        <w:t xml:space="preserve"> is added, show each transformation and a safe fallback.</w:t>
+      </w:r>
+    </w:p>
+    <w:p>
+      <w:pPr>
+        <w:spacing w:line="336" w:lineRule="auto" w:after="180"/>
+      </w:pPr>
+      <w:r>
+        <w:rPr>
+          <w:b w:val="0"/>
+        </w:rPr>
+        <w:t xml:space="preserve">The project change and </w:t>
+      </w:r>
+      <w:r>
+        <w:rPr>
+          <w:b/>
+        </w:rPr>
+        <w:t>evidence</w:t>
+      </w:r>
+      <w:r>
+        <w:rPr>
+          <w:b w:val="0"/>
+        </w:rPr>
+        <w:t xml:space="preserve"> I will keep</w:t>
       </w:r>
     </w:p>
     <w:p>
@@ -697,11 +959,54 @@
     </w:p>
     <w:p>
       <w:r>
-        <w:t>I can explain the mechanism. I can show evidence. I can handle a changed case. I can name a limit. Mark each as not yet, with help or independently, and attach supporting work.</w:t>
-      </w:r>
-    </w:p>
-    <w:p>
-      <w:r>
+        <w:t>Judge explanation, evidence, transfer and limits separately; attach the work behind your judgement.</w:t>
+      </w:r>
+    </w:p>
+    <w:p>
+      <w:pPr>
+        <w:pStyle w:val="ListBullet"/>
+      </w:pPr>
+      <w:r>
+        <w:t>I can explain the mechanism.</w:t>
+      </w:r>
+    </w:p>
+    <w:p>
+      <w:pPr>
+        <w:pStyle w:val="ListBullet"/>
+      </w:pPr>
+      <w:r>
+        <w:t>I can show evidence.</w:t>
+      </w:r>
+    </w:p>
+    <w:p>
+      <w:pPr>
+        <w:pStyle w:val="ListBullet"/>
+      </w:pPr>
+      <w:r>
+        <w:t>I can handle a changed case.</w:t>
+      </w:r>
+    </w:p>
+    <w:p>
+      <w:pPr>
+        <w:pStyle w:val="ListBullet"/>
+      </w:pPr>
+      <w:r>
+        <w:t>I can name a limit.</w:t>
+      </w:r>
+    </w:p>
+    <w:p>
+      <w:r>
+        <w:t>Mark each as not yet, with help or independently, and attach supporting work.</w:t>
+      </w:r>
+    </w:p>
+    <w:p>
+      <w:pPr>
+        <w:spacing w:line="336" w:lineRule="auto" w:after="180"/>
+      </w:pPr>
+      <w:r>
+        <w:rPr>
+          <w:b w:val="0"/>
+        </w:rPr>
         <w:t>Teacher review ____________________  Next step ____________________</w:t>
       </w:r>
     </w:p>
@@ -715,6 +1020,17 @@
     </w:p>
     <w:p>
       <w:r>
+        <w:t>Use this earlier case as transfer practice. A case already discussed with feedback is not fresh assessment evidence.</w:t>
+      </w:r>
+    </w:p>
+    <w:p>
+      <w:pPr>
+        <w:spacing w:line="336" w:lineRule="auto" w:after="180"/>
+      </w:pPr>
+      <w:r>
+        <w:rPr>
+          <w:b w:val="0"/>
+        </w:rPr>
         <w:t>A voice request says 'under 90 pages'. The transcript says 'under 19 pages'; filtering correctly finds no books. Identify the first failing stage and a useful confirmation step.</w:t>
       </w:r>
     </w:p>
@@ -762,7 +1078,13 @@
       </w:r>
     </w:p>
     <w:p>
-      <w:r>
+      <w:pPr>
+        <w:spacing w:line="336" w:lineRule="auto" w:after="180"/>
+      </w:pPr>
+      <w:r>
+        <w:rPr>
+          <w:b w:val="0"/>
+        </w:rPr>
         <w:t>Record support used: none, hint or teacher explanation.</w:t>
       </w:r>
     </w:p>
@@ -776,7 +1098,54 @@
     </w:p>
     <w:p>
       <w:r>
-        <w:t>Explain the weekly mechanism in your own words. Use the worked scenario to name its input, decision rule and output.</w:t>
+        <w:t>Explain the mechanism. Apply the supplied Image and Voice Pipelines facts and keep your reasoning.</w:t>
+      </w:r>
+    </w:p>
+    <w:p>
+      <w:pPr>
+        <w:spacing w:line="336" w:lineRule="auto" w:after="180"/>
+      </w:pPr>
+      <w:r>
+        <w:rPr>
+          <w:b w:val="0"/>
+        </w:rPr>
+        <w:t xml:space="preserve">Explain the weekly </w:t>
+      </w:r>
+      <w:r>
+        <w:rPr>
+          <w:b/>
+        </w:rPr>
+        <w:t>mechanism</w:t>
+      </w:r>
+      <w:r>
+        <w:rPr>
+          <w:b w:val="0"/>
+        </w:rPr>
+        <w:t xml:space="preserve"> in your own words. Use the worked scenario to name its </w:t>
+      </w:r>
+      <w:r>
+        <w:rPr>
+          <w:b/>
+        </w:rPr>
+        <w:t>input</w:t>
+      </w:r>
+      <w:r>
+        <w:rPr>
+          <w:b w:val="0"/>
+        </w:rPr>
+        <w:t xml:space="preserve">, decision rule and </w:t>
+      </w:r>
+      <w:r>
+        <w:rPr>
+          <w:b/>
+        </w:rPr>
+        <w:t>output</w:t>
+      </w:r>
+      <w:r>
+        <w:rPr>
+          <w:b w:val="0"/>
+        </w:rPr>
+        <w:t>.</w:t>
       </w:r>
     </w:p>
     <w:p>
@@ -827,7 +1196,29 @@
     </w:p>
     <w:p>
       <w:r>
-        <w:t>Audio transcript reads fifteen boxes; a clear written inventory says fifty boxes. The original audio is unavailable and the assistant reports fifteen as certain. Show the intermediate steps and give the conclusion with its scope.</w:t>
+        <w:t>Trace the worked case. Apply the supplied Image and Voice Pipelines facts and keep your reasoning.</w:t>
+      </w:r>
+    </w:p>
+    <w:p>
+      <w:pPr>
+        <w:spacing w:line="336" w:lineRule="auto" w:after="180"/>
+      </w:pPr>
+      <w:r>
+        <w:rPr>
+          <w:b w:val="0"/>
+        </w:rPr>
+        <w:t>Audio transcript reads fifteen boxes; a clear written inventory says fifty boxes. The original audio is unavailable and the assistant reports fifteen as certain.</w:t>
+      </w:r>
+    </w:p>
+    <w:p>
+      <w:pPr>
+        <w:spacing w:line="336" w:lineRule="auto" w:after="180"/>
+      </w:pPr>
+      <w:r>
+        <w:rPr>
+          <w:b w:val="0"/>
+        </w:rPr>
+        <w:t>Show the intermediate steps and give the conclusion with its scope.</w:t>
       </w:r>
     </w:p>
     <w:p>
@@ -883,7 +1274,41 @@
     </w:p>
     <w:p>
       <w:r>
-        <w:t>A report omits this qualification: A stage-level accuracy or authority policy does not establish every modality agrees or every downstream claim is supported. Explain how omitting it could change a reader's interpretation, and write an accurate replacement.</w:t>
+        <w:t>Audit the limit. Apply the supplied Image and Voice Pipelines facts and keep your reasoning.</w:t>
+      </w:r>
+    </w:p>
+    <w:p>
+      <w:pPr>
+        <w:spacing w:line="336" w:lineRule="auto" w:after="180"/>
+      </w:pPr>
+      <w:r>
+        <w:rPr>
+          <w:b w:val="0"/>
+        </w:rPr>
+        <w:t xml:space="preserve">A report omits this qualification: A stage-level accuracy or authority policy does not establish every </w:t>
+      </w:r>
+      <w:r>
+        <w:rPr>
+          <w:b/>
+        </w:rPr>
+        <w:t>modality</w:t>
+      </w:r>
+      <w:r>
+        <w:rPr>
+          <w:b w:val="0"/>
+        </w:rPr>
+        <w:t xml:space="preserve"> agrees or every downstream claim is supported.</w:t>
+      </w:r>
+    </w:p>
+    <w:p>
+      <w:pPr>
+        <w:spacing w:line="336" w:lineRule="auto" w:after="180"/>
+      </w:pPr>
+      <w:r>
+        <w:rPr>
+          <w:b w:val="0"/>
+        </w:rPr>
+        <w:t>Explain how omitting it could change a reader's interpretation, and write an accurate replacement.</w:t>
       </w:r>
     </w:p>
     <w:p>
@@ -934,7 +1359,30 @@
     </w:p>
     <w:p>
       <w:r>
-        <w:t>Transcript says room E; a current written approval says room F. The task requires current approved room. Written approval is declared authoritative; trace the response and the transcription limit.</w:t>
+        <w:t>Attempt before feedback. If this repeats the selected independent case, reuse that first attempt; otherwise keep a separate record. Apply a new case independently. Apply the supplied Image and Voice Pipelines facts and keep your reasoning.</w:t>
+      </w:r>
+    </w:p>
+    <w:p>
+      <w:pPr>
+        <w:spacing w:line="336" w:lineRule="auto" w:after="180"/>
+      </w:pPr>
+      <w:r>
+        <w:rPr>
+          <w:b w:val="0"/>
+        </w:rPr>
+        <w:t xml:space="preserve">Transcript says room E; a current written approval says room F. The task requires current approved room. Written approval is declared authoritative; trace the response and the </w:t>
+      </w:r>
+      <w:r>
+        <w:rPr>
+          <w:b/>
+        </w:rPr>
+        <w:t>transcription</w:t>
+      </w:r>
+      <w:r>
+        <w:rPr>
+          <w:b w:val="0"/>
+        </w:rPr>
+        <w:t xml:space="preserve"> limit.</w:t>
       </w:r>
     </w:p>
     <w:p>
@@ -995,7 +1443,29 @@
     </w:p>
     <w:p>
       <w:r>
-        <w:t>For the worked scenario, propose one additional case that could reveal a failure, describe its expected outcome before running it, and explain what would need to remain fixed for a fair comparison. Do not reuse W4 as a new final test after receiving feedback.</w:t>
+        <w:t>Design a revealing follow-up. Apply the supplied Image and Voice Pipelines facts and keep your reasoning.</w:t>
+      </w:r>
+    </w:p>
+    <w:p>
+      <w:pPr>
+        <w:spacing w:line="336" w:lineRule="auto" w:after="180"/>
+      </w:pPr>
+      <w:r>
+        <w:rPr>
+          <w:b w:val="0"/>
+        </w:rPr>
+        <w:t>For the worked scenario, propose one additional case that could reveal a failure, describe its expected outcome before running it, and explain what would need to remain fixed for a fair comparison.</w:t>
+      </w:r>
+    </w:p>
+    <w:p>
+      <w:pPr>
+        <w:spacing w:line="336" w:lineRule="auto" w:after="180"/>
+      </w:pPr>
+      <w:r>
+        <w:rPr>
+          <w:b w:val="0"/>
+        </w:rPr>
+        <w:t>Do not reuse W4 as a new final test after receiving feedback.</w:t>
       </w:r>
     </w:p>
     <w:p>
@@ -1047,6 +1517,11 @@
       </w:pPr>
       <w:r>
         <w:t>17. Feedback, return check and learning record</w:t>
+      </w:r>
+    </w:p>
+    <w:p>
+      <w:r>
+        <w:t>Record the first repaired step and a different case to revisit after a delay.</w:t>
       </w:r>
     </w:p>
     <w:tbl>
@@ -1186,7 +1661,13 @@
       </w:tr>
     </w:tbl>
     <w:p>
-      <w:r>
+      <w:pPr>
+        <w:spacing w:line="336" w:lineRule="auto" w:after="180"/>
+      </w:pPr>
+      <w:r>
+        <w:rPr>
+          <w:b w:val="0"/>
+        </w:rPr>
         <w:t>Revisit this idea with your teacher after a delay. Familiarity is different from explaining and using it on a changed case.</w:t>
       </w:r>
     </w:p>
@@ -1200,16 +1681,51 @@
     </w:p>
     <w:p>
       <w:r>
-        <w:t>A fictional librarian dictates a shelf note that passes through transcription and catalogue lookup.</w:t>
-      </w:r>
-    </w:p>
-    <w:p>
-      <w:r>
+        <w:t>A fictional librarian dictates a shelf note that passes through transcription and catalogue lookup. Explain the labelled step before checking the changed condition.</w:t>
+      </w:r>
+    </w:p>
+    <w:p>
+      <w:pPr>
+        <w:spacing w:line="336" w:lineRule="auto" w:after="180"/>
+      </w:pPr>
+      <w:r>
+        <w:rPr>
+          <w:b w:val="0"/>
+        </w:rPr>
+        <w:t xml:space="preserve">A fictional librarian dictates a shelf note that passes through </w:t>
+      </w:r>
+      <w:r>
+        <w:rPr>
+          <w:b/>
+        </w:rPr>
+        <w:t>transcription</w:t>
+      </w:r>
+      <w:r>
+        <w:rPr>
+          <w:b w:val="0"/>
+        </w:rPr>
+        <w:t xml:space="preserve"> and catalogue lookup.</w:t>
+      </w:r>
+    </w:p>
+    <w:p>
+      <w:pPr>
+        <w:spacing w:line="336" w:lineRule="auto" w:after="180"/>
+      </w:pPr>
+      <w:r>
+        <w:rPr>
+          <w:b w:val="0"/>
+        </w:rPr>
         <w:t>Teacher-supplied ground truth audio phrase is “shelf fourteen”. Transcript says “shelf forty”.</w:t>
       </w:r>
     </w:p>
     <w:p>
-      <w:r>
+      <w:pPr>
+        <w:spacing w:line="336" w:lineRule="auto" w:after="180"/>
+      </w:pPr>
+      <w:r>
+        <w:rPr>
+          <w:b w:val="0"/>
+        </w:rPr>
         <w:t>A current signed inventory is declared authoritative and lists the requested book on shelf 14. The original audio recording remains available.</w:t>
       </w:r>
     </w:p>
@@ -1250,7 +1766,14 @@
       </w:r>
     </w:p>
     <w:p>
-      <w:r>
+      <w:pPr>
+        <w:spacing w:line="336" w:lineRule="auto" w:after="180"/>
+        <w:shd w:fill="F5F1FB"/>
+      </w:pPr>
+      <w:r>
+        <w:rPr>
+          <w:b w:val="0"/>
+        </w:rPr>
         <w:t>Which stage first fails, and why should the faulty transcript not be silently overwritten?</w:t>
       </w:r>
     </w:p>
@@ -1293,12 +1816,45 @@
       </w:r>
     </w:p>
     <w:p>
-      <w:r>
-        <w:t>Support used: alone / hint / worked example. This record is practice evidence.</w:t>
-      </w:r>
-    </w:p>
-    <w:p>
-      <w:r>
+      <w:pPr>
+        <w:pStyle w:val="Heading3"/>
+      </w:pPr>
+      <w:r>
+        <w:t>Record the help used</w:t>
+      </w:r>
+    </w:p>
+    <w:p>
+      <w:pPr>
+        <w:spacing w:line="336" w:lineRule="auto" w:after="180"/>
+        <w:shd w:fill="F1F6F8"/>
+      </w:pPr>
+      <w:r>
+        <w:rPr>
+          <w:b w:val="0"/>
+        </w:rPr>
+        <w:t xml:space="preserve">Support used: alone / hint / worked example. This record is practice </w:t>
+      </w:r>
+      <w:r>
+        <w:rPr>
+          <w:b/>
+        </w:rPr>
+        <w:t>evidence</w:t>
+      </w:r>
+      <w:r>
+        <w:rPr>
+          <w:b w:val="0"/>
+        </w:rPr>
+        <w:t>.</w:t>
+      </w:r>
+    </w:p>
+    <w:p>
+      <w:pPr>
+        <w:spacing w:line="336" w:lineRule="auto" w:after="180"/>
+      </w:pPr>
+      <w:r>
+        <w:rPr>
+          <w:b w:val="0"/>
+        </w:rPr>
         <w:t>Project connection: For voice-driven recommendations, confirm important recognised fields before searching or acting and retain source provenance.</w:t>
       </w:r>
     </w:p>
@@ -1312,16 +1868,51 @@
     </w:p>
     <w:p>
       <w:r>
+        <w:t>Keep this week’s input, deciding step, result and limit together in the Transparent Book Recommender record.</w:t>
+      </w:r>
+    </w:p>
+    <w:p>
+      <w:pPr>
+        <w:spacing w:line="336" w:lineRule="auto" w:after="180"/>
+      </w:pPr>
+      <w:r>
+        <w:rPr>
+          <w:b w:val="0"/>
+        </w:rPr>
         <w:t>Project: Transparent Book Recommender</w:t>
       </w:r>
     </w:p>
     <w:p>
-      <w:r>
-        <w:t>Current milestone: Prepare the demonstration. Gather reproducible instructions, evidence, access checks and remaining limitations.</w:t>
-      </w:r>
-    </w:p>
-    <w:p>
-      <w:r>
+      <w:pPr>
+        <w:spacing w:line="336" w:lineRule="auto" w:after="180"/>
+      </w:pPr>
+      <w:r>
+        <w:rPr>
+          <w:b w:val="0"/>
+        </w:rPr>
+        <w:t xml:space="preserve">Current milestone: Prepare the demonstration. Gather reproducible instructions, </w:t>
+      </w:r>
+      <w:r>
+        <w:rPr>
+          <w:b/>
+        </w:rPr>
+        <w:t>evidence</w:t>
+      </w:r>
+      <w:r>
+        <w:rPr>
+          <w:b w:val="0"/>
+        </w:rPr>
+        <w:t>, access checks and remaining limitations.</w:t>
+      </w:r>
+    </w:p>
+    <w:p>
+      <w:pPr>
+        <w:spacing w:line="336" w:lineRule="auto" w:after="180"/>
+      </w:pPr>
+      <w:r>
+        <w:rPr>
+          <w:b w:val="0"/>
+        </w:rPr>
         <w:t>For voice-driven recommendations, confirm important recognised fields before searching or acting and retain source provenance.</w:t>
       </w:r>
     </w:p>
@@ -1484,12 +2075,41 @@
     </w:p>
     <w:p>
       <w:r>
+        <w:t>Try the supported questions before comparing with hints and feedback. Record what you repaired and the evidence you retained.</w:t>
+      </w:r>
+    </w:p>
+    <w:p>
+      <w:pPr>
+        <w:spacing w:line="336" w:lineRule="auto" w:after="180"/>
+      </w:pPr>
+      <w:r>
+        <w:rPr>
+          <w:b w:val="0"/>
+        </w:rPr>
         <w:t>Use this supported practice once, in the browser or on paper. Keep the reserved independent assessment for a separate first attempt before teacher feedback.</w:t>
       </w:r>
     </w:p>
     <w:p>
-      <w:r>
-        <w:t>A fictional librarian dictates a shelf note that passes through transcription and catalogue lookup.</w:t>
+      <w:pPr>
+        <w:spacing w:line="336" w:lineRule="auto" w:after="180"/>
+      </w:pPr>
+      <w:r>
+        <w:rPr>
+          <w:b w:val="0"/>
+        </w:rPr>
+        <w:t xml:space="preserve">A fictional librarian dictates a shelf note that passes through </w:t>
+      </w:r>
+      <w:r>
+        <w:rPr>
+          <w:b/>
+        </w:rPr>
+        <w:t>transcription</w:t>
+      </w:r>
+      <w:r>
+        <w:rPr>
+          <w:b w:val="0"/>
+        </w:rPr>
+        <w:t xml:space="preserve"> and catalogue lookup.</w:t>
       </w:r>
     </w:p>
     <w:p>
@@ -1501,27 +2121,73 @@
       </w:r>
     </w:p>
     <w:p>
-      <w:r>
+      <w:pPr>
+        <w:spacing w:line="336" w:lineRule="auto" w:after="180"/>
+      </w:pPr>
+      <w:r>
+        <w:rPr>
+          <w:b w:val="0"/>
+        </w:rPr>
         <w:t>Which labelled step matches this detail? Replay the audio, preserve the faulty transcript and use confirmed shelf 14.</w:t>
       </w:r>
     </w:p>
     <w:p>
-      <w:r>
-        <w:t>1. Audio input</w:t>
-      </w:r>
-    </w:p>
-    <w:p>
-      <w:r>
+      <w:pPr>
+        <w:spacing w:line="336" w:lineRule="auto" w:after="180"/>
+        <w:shd w:fill="F4F9FC"/>
+      </w:pPr>
+      <w:r>
+        <w:rPr>
+          <w:b w:val="0"/>
+        </w:rPr>
+        <w:t xml:space="preserve">1. Audio </w:t>
+      </w:r>
+      <w:r>
+        <w:rPr>
+          <w:b/>
+        </w:rPr>
+        <w:t>input</w:t>
+      </w:r>
+    </w:p>
+    <w:p>
+      <w:pPr>
+        <w:spacing w:line="336" w:lineRule="auto" w:after="180"/>
+        <w:shd w:fill="F4F9FC"/>
+      </w:pPr>
+      <w:r>
+        <w:rPr>
+          <w:b w:val="0"/>
+        </w:rPr>
         <w:t>2. Review and correct</w:t>
       </w:r>
     </w:p>
     <w:p>
-      <w:r>
-        <w:t>3. Transcription</w:t>
-      </w:r>
-    </w:p>
-    <w:p>
-      <w:r>
+      <w:pPr>
+        <w:spacing w:line="336" w:lineRule="auto" w:after="180"/>
+        <w:shd w:fill="F4F9FC"/>
+      </w:pPr>
+      <w:r>
+        <w:rPr>
+          <w:b w:val="0"/>
+        </w:rPr>
+        <w:t xml:space="preserve">3. </w:t>
+      </w:r>
+      <w:r>
+        <w:rPr>
+          <w:b/>
+        </w:rPr>
+        <w:t>Transcription</w:t>
+      </w:r>
+    </w:p>
+    <w:p>
+      <w:pPr>
+        <w:spacing w:line="336" w:lineRule="auto" w:after="180"/>
+        <w:shd w:fill="F4F9FC"/>
+      </w:pPr>
+      <w:r>
+        <w:rPr>
+          <w:b w:val="0"/>
+        </w:rPr>
         <w:t>4. Cross-check</w:t>
       </w:r>
     </w:p>
@@ -1559,41 +2225,179 @@
       </w:r>
     </w:p>
     <w:p>
-      <w:r>
+      <w:pPr>
+        <w:pStyle w:val="Heading3"/>
+      </w:pPr>
+      <w:r>
+        <w:t>Hint · try first</w:t>
+      </w:r>
+    </w:p>
+    <w:p>
+      <w:pPr>
+        <w:spacing w:line="336" w:lineRule="auto" w:after="180"/>
+        <w:shd w:fill="F1F6F8"/>
+      </w:pPr>
+      <w:r>
+        <w:rPr>
+          <w:b w:val="0"/>
+        </w:rPr>
         <w:t>Hint if needed: Read the steps in the pictorial case. Match the supplied detail to the stage that performs or records it.</w:t>
       </w:r>
     </w:p>
     <w:p>
-      <w:r>
-        <w:t>After your attempt, compare with the supported explanation: Review and correct Replay the audio, preserve the faulty transcript and use confirmed shelf 14. A correct later lookup cannot repair an earlier wrong input by magic. Locate the first difference between known audio and transcript, then compare the stated source authority. Keeping both records makes the correction auditable. A confident spoken answer for shelf 40 would remain wrong despite fluent synthesis.</w:t>
-      </w:r>
-    </w:p>
-    <w:p>
       <w:pPr>
         <w:pStyle w:val="Heading3"/>
       </w:pPr>
       <w:r>
+        <w:t>Feedback · compare after trying</w:t>
+      </w:r>
+    </w:p>
+    <w:p>
+      <w:pPr>
+        <w:spacing w:line="336" w:lineRule="auto" w:after="180"/>
+        <w:shd w:fill="F1F6FC"/>
+      </w:pPr>
+      <w:r>
+        <w:rPr>
+          <w:b w:val="0"/>
+        </w:rPr>
+        <w:t xml:space="preserve">After your attempt, compare with the supported explanation: Review and correct Replay the audio, preserve the faulty transcript and use confirmed shelf 14. A correct later lookup cannot repair an earlier wrong </w:t>
+      </w:r>
+      <w:r>
+        <w:rPr>
+          <w:b/>
+        </w:rPr>
+        <w:t>input</w:t>
+      </w:r>
+      <w:r>
+        <w:rPr>
+          <w:b w:val="0"/>
+        </w:rPr>
+        <w:t xml:space="preserve"> by magic.</w:t>
+      </w:r>
+    </w:p>
+    <w:p>
+      <w:pPr>
+        <w:spacing w:line="336" w:lineRule="auto" w:after="180"/>
+        <w:shd w:fill="F1F6FC"/>
+      </w:pPr>
+      <w:r>
+        <w:rPr>
+          <w:b w:val="0"/>
+        </w:rPr>
+        <w:t>Locate the first difference between known audio and transcript, then compare the stated source authority. Keeping both records makes the correction auditable.</w:t>
+      </w:r>
+    </w:p>
+    <w:p>
+      <w:pPr>
+        <w:spacing w:line="336" w:lineRule="auto" w:after="180"/>
+        <w:shd w:fill="F1F6FC"/>
+      </w:pPr>
+      <w:r>
+        <w:rPr>
+          <w:b w:val="0"/>
+        </w:rPr>
+        <w:t>A confident spoken answer for shelf 40 would remain wrong despite fluent synthesis.</w:t>
+      </w:r>
+    </w:p>
+    <w:p>
+      <w:pPr>
+        <w:pStyle w:val="Heading3"/>
+      </w:pPr>
+      <w:r>
         <w:t>Practice 2: explain the deciding evidence</w:t>
       </w:r>
     </w:p>
     <w:p>
-      <w:r>
+      <w:pPr>
+        <w:pStyle w:val="Heading3"/>
+      </w:pPr>
+      <w:r>
+        <w:t>Changed case · predict first</w:t>
+      </w:r>
+    </w:p>
+    <w:p>
+      <w:pPr>
+        <w:spacing w:line="336" w:lineRule="auto" w:after="180"/>
+        <w:shd w:fill="F5F1FB"/>
+      </w:pPr>
+      <w:r>
+        <w:rPr>
+          <w:b w:val="0"/>
+        </w:rPr>
         <w:t>Changed-case practice: Remove access to the audio, while keeping the authoritative inventory. Which conclusion is supported by the supplied facts?</w:t>
       </w:r>
     </w:p>
     <w:p>
-      <w:r>
-        <w:t>1. Shelf 14 remains supported for the lookup, but transcription accuracy cannot be replay-checked.</w:t>
-      </w:r>
-    </w:p>
-    <w:p>
-      <w:r>
-        <w:t>2. This one example guarantees correct results for every future input.</w:t>
-      </w:r>
-    </w:p>
-    <w:p>
-      <w:r>
-        <w:t>3. We can decide the result without examining the changed input or the procedure.</w:t>
+      <w:pPr>
+        <w:spacing w:line="336" w:lineRule="auto" w:after="180"/>
+        <w:shd w:fill="F4F9FC"/>
+      </w:pPr>
+      <w:r>
+        <w:rPr>
+          <w:b w:val="0"/>
+        </w:rPr>
+        <w:t xml:space="preserve">1. Shelf 14 remains supported for the lookup, but </w:t>
+      </w:r>
+      <w:r>
+        <w:rPr>
+          <w:b/>
+        </w:rPr>
+        <w:t>transcription</w:t>
+      </w:r>
+      <w:r>
+        <w:rPr>
+          <w:b w:val="0"/>
+        </w:rPr>
+        <w:t xml:space="preserve"> accuracy cannot be replay-checked.</w:t>
+      </w:r>
+    </w:p>
+    <w:p>
+      <w:pPr>
+        <w:spacing w:line="336" w:lineRule="auto" w:after="180"/>
+        <w:shd w:fill="F4F9FC"/>
+      </w:pPr>
+      <w:r>
+        <w:rPr>
+          <w:b w:val="0"/>
+        </w:rPr>
+        <w:t xml:space="preserve">2. This one example guarantees correct results for every future </w:t>
+      </w:r>
+      <w:r>
+        <w:rPr>
+          <w:b/>
+        </w:rPr>
+        <w:t>input</w:t>
+      </w:r>
+      <w:r>
+        <w:rPr>
+          <w:b w:val="0"/>
+        </w:rPr>
+        <w:t>.</w:t>
+      </w:r>
+    </w:p>
+    <w:p>
+      <w:pPr>
+        <w:spacing w:line="336" w:lineRule="auto" w:after="180"/>
+        <w:shd w:fill="F4F9FC"/>
+      </w:pPr>
+      <w:r>
+        <w:rPr>
+          <w:b w:val="0"/>
+        </w:rPr>
+        <w:t xml:space="preserve">3. We can decide the result without examining the changed </w:t>
+      </w:r>
+      <w:r>
+        <w:rPr>
+          <w:b/>
+        </w:rPr>
+        <w:t>input</w:t>
+      </w:r>
+      <w:r>
+        <w:rPr>
+          <w:b w:val="0"/>
+        </w:rPr>
+        <w:t xml:space="preserve"> or the procedure.</w:t>
       </w:r>
     </w:p>
     <w:p>
@@ -1630,36 +2434,119 @@
       </w:r>
     </w:p>
     <w:p>
-      <w:r>
+      <w:pPr>
+        <w:pStyle w:val="Heading3"/>
+      </w:pPr>
+      <w:r>
+        <w:t>Hint · try first</w:t>
+      </w:r>
+    </w:p>
+    <w:p>
+      <w:pPr>
+        <w:spacing w:line="336" w:lineRule="auto" w:after="180"/>
+        <w:shd w:fill="F1F6F8"/>
+      </w:pPr>
+      <w:r>
+        <w:rPr>
+          <w:b w:val="0"/>
+        </w:rPr>
         <w:t>Hint if needed: Use the changed condition and the deciding step in the pictorial trace. The answer must say what follows from those facts.</w:t>
       </w:r>
     </w:p>
     <w:p>
-      <w:r>
-        <w:t>After your attempt, compare with the supported explanation: Shelf 14 remains supported for the lookup, but transcription accuracy cannot be replay-checked. The inventory resolves the shelf task; it does not recreate unavailable audio.</w:t>
-      </w:r>
-    </w:p>
-    <w:p>
       <w:pPr>
         <w:pStyle w:val="Heading3"/>
       </w:pPr>
       <w:r>
+        <w:t>Feedback · compare after trying</w:t>
+      </w:r>
+    </w:p>
+    <w:p>
+      <w:pPr>
+        <w:spacing w:line="336" w:lineRule="auto" w:after="180"/>
+        <w:shd w:fill="F1F6FC"/>
+      </w:pPr>
+      <w:r>
+        <w:rPr>
+          <w:b w:val="0"/>
+        </w:rPr>
+        <w:t xml:space="preserve">After your attempt, compare with the supported explanation: Shelf 14 remains supported for the lookup, but </w:t>
+      </w:r>
+      <w:r>
+        <w:rPr>
+          <w:b/>
+        </w:rPr>
+        <w:t>transcription</w:t>
+      </w:r>
+      <w:r>
+        <w:rPr>
+          <w:b w:val="0"/>
+        </w:rPr>
+        <w:t xml:space="preserve"> accuracy cannot be replay-checked.</w:t>
+      </w:r>
+    </w:p>
+    <w:p>
+      <w:pPr>
+        <w:spacing w:line="336" w:lineRule="auto" w:after="180"/>
+        <w:shd w:fill="F1F6FC"/>
+      </w:pPr>
+      <w:r>
+        <w:rPr>
+          <w:b w:val="0"/>
+        </w:rPr>
+        <w:t>The inventory resolves the shelf task; it does not recreate unavailable audio.</w:t>
+      </w:r>
+    </w:p>
+    <w:p>
+      <w:pPr>
+        <w:pStyle w:val="Heading3"/>
+      </w:pPr>
+      <w:r>
         <w:t>Repair a missing building block</w:t>
       </w:r>
     </w:p>
     <w:p>
-      <w:r>
+      <w:pPr>
+        <w:spacing w:line="336" w:lineRule="auto" w:after="180"/>
+      </w:pPr>
+      <w:r>
+        <w:rPr>
+          <w:b w:val="0"/>
+        </w:rPr>
         <w:t>Review Text as Pieces (ai-2/25). Goal: Encode and decode text under an explicit toy vocabulary. Short practice: Why is the unknown ! at position 10 rather than position 9?. Return to this week and explain what you changed.</w:t>
       </w:r>
     </w:p>
     <w:p>
-      <w:r>
+      <w:pPr>
+        <w:spacing w:line="336" w:lineRule="auto" w:after="180"/>
+      </w:pPr>
+      <w:r>
+        <w:rPr>
+          <w:b w:val="0"/>
+        </w:rPr>
         <w:t>Review Recommendation Scores (ai-2/23). Goal: Compute a weighted score. Short practice: Why does B not become the winner when its score is largest?. Return to this week and explain what you changed.</w:t>
       </w:r>
     </w:p>
     <w:p>
-      <w:r>
-        <w:t>Review Repair Bias in Data (ai-2/20). Goal: Identify selection and coverage bias. Short practice: Why must 35% be labelled an illustration rather than the measured grade-wide Yes rate?. Return to this week and explain what you changed.</w:t>
+      <w:pPr>
+        <w:spacing w:line="336" w:lineRule="auto" w:after="180"/>
+      </w:pPr>
+      <w:r>
+        <w:rPr>
+          <w:b w:val="0"/>
+        </w:rPr>
+        <w:t>Review Repair Bias in Data (ai-2/20). Goal: Identify selection and coverage bias. Short practice: Why must 35% be labelled an illustration rather than the measured grade-wide Yes rate?.</w:t>
+      </w:r>
+    </w:p>
+    <w:p>
+      <w:pPr>
+        <w:spacing w:line="336" w:lineRule="auto" w:after="180"/>
+      </w:pPr>
+      <w:r>
+        <w:rPr>
+          <w:b w:val="0"/>
+        </w:rPr>
+        <w:t>Return to this week and explain what you changed.</w:t>
       </w:r>
     </w:p>
     <w:p>
@@ -1671,8 +2558,37 @@
       </w:r>
     </w:p>
     <w:p>
-      <w:r>
-        <w:t>Use Download completed work in the hosted lesson to export your answers, reflections, practice feedback and code-run evidence. Open the HTML copy to read or print it. Drafts stay in this browser when storage is available; clear drafts on a shared device.</w:t>
+      <w:pPr>
+        <w:spacing w:line="336" w:lineRule="auto" w:after="180"/>
+      </w:pPr>
+      <w:r>
+        <w:rPr>
+          <w:b w:val="0"/>
+        </w:rPr>
+        <w:t xml:space="preserve">Use Download completed work in the hosted lesson to export your answers, reflections, practice feedback and code-run </w:t>
+      </w:r>
+      <w:r>
+        <w:rPr>
+          <w:b/>
+        </w:rPr>
+        <w:t>evidence</w:t>
+      </w:r>
+      <w:r>
+        <w:rPr>
+          <w:b w:val="0"/>
+        </w:rPr>
+        <w:t>. Open the HTML copy to read or print it.</w:t>
+      </w:r>
+    </w:p>
+    <w:p>
+      <w:pPr>
+        <w:spacing w:line="336" w:lineRule="auto" w:after="180"/>
+      </w:pPr>
+      <w:r>
+        <w:rPr>
+          <w:b w:val="0"/>
+        </w:rPr>
+        <w:t>Drafts stay in this browser when storage is available; clear drafts on a shared device.</w:t>
       </w:r>
     </w:p>
     <w:p>
@@ -1686,6 +2602,869 @@
     <w:p>
       <w:r>
         <w:t>________________________________________________________________</w:t>
+      </w:r>
+    </w:p>
+    <w:p>
+      <w:r>
+        <w:t>________________________________________________________________</w:t>
+      </w:r>
+    </w:p>
+    <w:p>
+      <w:r>
+        <w:t>________________________________________________________________</w:t>
+      </w:r>
+    </w:p>
+    <w:p>
+      <w:r>
+        <w:t>________________________________________________________________</w:t>
+      </w:r>
+    </w:p>
+    <w:p>
+      <w:r>
+        <w:t>________________________________________________________________</w:t>
+      </w:r>
+    </w:p>
+    <w:p>
+      <w:pPr>
+        <w:pStyle w:val="Heading1"/>
+      </w:pPr>
+      <w:r>
+        <w:t>21. Visual concept journey</w:t>
+      </w:r>
+    </w:p>
+    <w:p>
+      <w:r>
+        <w:t>Explain each Image and Voice Pipelines picture from its labels, then record a relevant limit.</w:t>
+      </w:r>
+    </w:p>
+    <w:p>
+      <w:pPr>
+        <w:pStyle w:val="Heading3"/>
+      </w:pPr>
+      <w:r>
+        <w:t>01. Image and Voice Pipelines: the case</w:t>
+      </w:r>
+    </w:p>
+    <w:p>
+      <w:r>
+        <w:drawing>
+          <wp:inline xmlns:a="http://schemas.openxmlformats.org/drawingml/2006/main" xmlns:pic="http://schemas.openxmlformats.org/drawingml/2006/picture">
+            <wp:extent cx="5486400" cy="3291840"/>
+            <wp:docPr id="2" name="Picture 2" descr="A fictional librarian dictates a shelf note that passes through transcription and catalogue lookup. Supplied facts: Teacher-supplied ground truth audio phrase is “shelf fourteen”. Transcript says “shelf forty”. A current signed inventory is declared authoritative and lists the requested book on shelf 14. The original audio recording remains available."/>
+            <wp:cNvGraphicFramePr>
+              <a:graphicFrameLocks noChangeAspect="1"/>
+            </wp:cNvGraphicFramePr>
+            <a:graphic>
+              <a:graphicData uri="http://schemas.openxmlformats.org/drawingml/2006/picture">
+                <pic:pic>
+                  <pic:nvPicPr>
+                    <pic:cNvPr id="0" name="academy-story-ai-2-26-01.png"/>
+                    <pic:cNvPicPr/>
+                  </pic:nvPicPr>
+                  <pic:blipFill>
+                    <a:blip r:embed="rId10"/>
+                    <a:stretch>
+                      <a:fillRect/>
+                    </a:stretch>
+                  </pic:blipFill>
+                  <pic:spPr>
+                    <a:xfrm>
+                      <a:off x="0" y="0"/>
+                      <a:ext cx="5486400" cy="3291840"/>
+                    </a:xfrm>
+                    <a:prstGeom prst="rect"/>
+                  </pic:spPr>
+                </pic:pic>
+              </a:graphicData>
+            </a:graphic>
+          </wp:inline>
+        </w:drawing>
+      </w:r>
+    </w:p>
+    <w:p>
+      <w:pPr>
+        <w:spacing w:line="336" w:lineRule="auto" w:after="180"/>
+      </w:pPr>
+      <w:r>
+        <w:rPr>
+          <w:b w:val="0"/>
+        </w:rPr>
+        <w:t xml:space="preserve">A fictional librarian dictates a shelf note that passes through </w:t>
+      </w:r>
+      <w:r>
+        <w:rPr>
+          <w:b/>
+        </w:rPr>
+        <w:t>transcription</w:t>
+      </w:r>
+      <w:r>
+        <w:rPr>
+          <w:b w:val="0"/>
+        </w:rPr>
+        <w:t xml:space="preserve"> and catalogue lookup. Supplied facts: Teacher-supplied ground truth audio phrase is “shelf fourteen”. Transcript says “shelf forty”.</w:t>
+      </w:r>
+    </w:p>
+    <w:p>
+      <w:pPr>
+        <w:spacing w:line="336" w:lineRule="auto" w:after="180"/>
+      </w:pPr>
+      <w:r>
+        <w:rPr>
+          <w:b w:val="0"/>
+        </w:rPr>
+        <w:t>A current signed inventory is declared authoritative and lists the requested book on shelf 14. The original audio recording remains available.</w:t>
+      </w:r>
+    </w:p>
+    <w:p>
+      <w:pPr>
+        <w:spacing w:line="336" w:lineRule="auto" w:after="180"/>
+        <w:shd w:fill="F5F1FB"/>
+      </w:pPr>
+      <w:r>
+        <w:rPr>
+          <w:b w:val="0"/>
+        </w:rPr>
+        <w:t>Point to the given fact that matters most. Explain why it matters.</w:t>
+      </w:r>
+    </w:p>
+    <w:p>
+      <w:pPr>
+        <w:pStyle w:val="Heading3"/>
+      </w:pPr>
+      <w:r>
+        <w:t>My picture explanation, deciding evidence and one limit</w:t>
+      </w:r>
+    </w:p>
+    <w:p>
+      <w:r>
+        <w:t>________________________________________________________________</w:t>
+      </w:r>
+    </w:p>
+    <w:p>
+      <w:r>
+        <w:t>________________________________________________________________</w:t>
+      </w:r>
+    </w:p>
+    <w:p>
+      <w:r>
+        <w:t>________________________________________________________________</w:t>
+      </w:r>
+    </w:p>
+    <w:p>
+      <w:r>
+        <w:t>________________________________________________________________</w:t>
+      </w:r>
+    </w:p>
+    <w:p>
+      <w:pPr>
+        <w:pStyle w:val="Heading3"/>
+      </w:pPr>
+      <w:r>
+        <w:t>02. Follow the deciding steps</w:t>
+      </w:r>
+    </w:p>
+    <w:p>
+      <w:r>
+        <w:drawing>
+          <wp:inline xmlns:a="http://schemas.openxmlformats.org/drawingml/2006/main" xmlns:pic="http://schemas.openxmlformats.org/drawingml/2006/picture">
+            <wp:extent cx="5486400" cy="4005072"/>
+            <wp:docPr id="3" name="Picture 3" descr="Audio input: Known phrase names fourteen, not forty. → Transcription: Text output changes the shelf number to forty. → Cross-check: The authoritative inventory gives shelf 14. → Review and correct: Replay the audio, preserve the faulty transcript and use confirmed shelf 14."/>
+            <wp:cNvGraphicFramePr>
+              <a:graphicFrameLocks noChangeAspect="1"/>
+            </wp:cNvGraphicFramePr>
+            <a:graphic>
+              <a:graphicData uri="http://schemas.openxmlformats.org/drawingml/2006/picture">
+                <pic:pic>
+                  <pic:nvPicPr>
+                    <pic:cNvPr id="0" name="academy-story-ai-2-26-02.png"/>
+                    <pic:cNvPicPr/>
+                  </pic:nvPicPr>
+                  <pic:blipFill>
+                    <a:blip r:embed="rId11"/>
+                    <a:stretch>
+                      <a:fillRect/>
+                    </a:stretch>
+                  </pic:blipFill>
+                  <pic:spPr>
+                    <a:xfrm>
+                      <a:off x="0" y="0"/>
+                      <a:ext cx="5486400" cy="4005072"/>
+                    </a:xfrm>
+                    <a:prstGeom prst="rect"/>
+                  </pic:spPr>
+                </pic:pic>
+              </a:graphicData>
+            </a:graphic>
+          </wp:inline>
+        </w:drawing>
+      </w:r>
+    </w:p>
+    <w:p>
+      <w:pPr>
+        <w:spacing w:line="336" w:lineRule="auto" w:after="180"/>
+      </w:pPr>
+      <w:r>
+        <w:rPr>
+          <w:b w:val="0"/>
+        </w:rPr>
+        <w:t xml:space="preserve">Audio </w:t>
+      </w:r>
+      <w:r>
+        <w:rPr>
+          <w:b/>
+        </w:rPr>
+        <w:t>input</w:t>
+      </w:r>
+      <w:r>
+        <w:rPr>
+          <w:b w:val="0"/>
+        </w:rPr>
+        <w:t xml:space="preserve">: Known phrase names fourteen, not forty. → </w:t>
+      </w:r>
+      <w:r>
+        <w:rPr>
+          <w:b/>
+        </w:rPr>
+        <w:t>Transcription</w:t>
+      </w:r>
+      <w:r>
+        <w:rPr>
+          <w:b w:val="0"/>
+        </w:rPr>
+        <w:t xml:space="preserve">: Text </w:t>
+      </w:r>
+      <w:r>
+        <w:rPr>
+          <w:b/>
+        </w:rPr>
+        <w:t>output</w:t>
+      </w:r>
+      <w:r>
+        <w:rPr>
+          <w:b w:val="0"/>
+        </w:rPr>
+        <w:t xml:space="preserve"> changes the shelf number to forty. → Cross-check: The authoritative inventory gives shelf 14. → Review and correct: Replay the audio, preserve the faulty transcript and use confirmed shelf 14.</w:t>
+      </w:r>
+    </w:p>
+    <w:p>
+      <w:pPr>
+        <w:spacing w:line="336" w:lineRule="auto" w:after="180"/>
+        <w:shd w:fill="F5F1FB"/>
+      </w:pPr>
+      <w:r>
+        <w:rPr>
+          <w:b w:val="0"/>
+        </w:rPr>
+        <w:t xml:space="preserve">Point to each numbered stage and explain which recorded </w:t>
+      </w:r>
+      <w:r>
+        <w:rPr>
+          <w:b/>
+        </w:rPr>
+        <w:t>input</w:t>
+      </w:r>
+      <w:r>
+        <w:rPr>
+          <w:b w:val="0"/>
+        </w:rPr>
+        <w:t xml:space="preserve"> it uses.</w:t>
+      </w:r>
+    </w:p>
+    <w:p>
+      <w:pPr>
+        <w:pStyle w:val="Heading3"/>
+      </w:pPr>
+      <w:r>
+        <w:t>My picture explanation, deciding evidence and one limit</w:t>
+      </w:r>
+    </w:p>
+    <w:p>
+      <w:r>
+        <w:t>________________________________________________________________</w:t>
+      </w:r>
+    </w:p>
+    <w:p>
+      <w:r>
+        <w:t>________________________________________________________________</w:t>
+      </w:r>
+    </w:p>
+    <w:p>
+      <w:r>
+        <w:t>________________________________________________________________</w:t>
+      </w:r>
+    </w:p>
+    <w:p>
+      <w:r>
+        <w:t>________________________________________________________________</w:t>
+      </w:r>
+    </w:p>
+    <w:p>
+      <w:pPr>
+        <w:pStyle w:val="Heading3"/>
+      </w:pPr>
+      <w:r>
+        <w:t>03. Speech pipelines and multimodal evidence — evidence trace</w:t>
+      </w:r>
+    </w:p>
+    <w:p>
+      <w:r>
+        <w:drawing>
+          <wp:inline xmlns:a="http://schemas.openxmlformats.org/drawingml/2006/main" xmlns:pic="http://schemas.openxmlformats.org/drawingml/2006/picture">
+            <wp:extent cx="5486400" cy="3297936"/>
+            <wp:docPr id="4" name="Picture 4" descr="Speech pipelines and multimodal evidence — evidence trace. Audio transcript reads fifteen boxes; a clear written inventory says fifty boxes. The original audio is unavailable and the assistant reports fifteen as certain. | Track source modality, segment/time references, transcription, interpretation and final claims separately. Compare conflicting evidence without assuming one modality always wins. Ask for clarification when the task needs unresolved information. | There is an unresolved quantity conflict and no audio replay. Preserve both sources and ask the responsible person; certainty is unsupported."/>
+            <wp:cNvGraphicFramePr>
+              <a:graphicFrameLocks noChangeAspect="1"/>
+            </wp:cNvGraphicFramePr>
+            <a:graphic>
+              <a:graphicData uri="http://schemas.openxmlformats.org/drawingml/2006/picture">
+                <pic:pic>
+                  <pic:nvPicPr>
+                    <pic:cNvPr id="0" name="academy-story-ai-2-26-03.png"/>
+                    <pic:cNvPicPr/>
+                  </pic:nvPicPr>
+                  <pic:blipFill>
+                    <a:blip r:embed="rId12"/>
+                    <a:stretch>
+                      <a:fillRect/>
+                    </a:stretch>
+                  </pic:blipFill>
+                  <pic:spPr>
+                    <a:xfrm>
+                      <a:off x="0" y="0"/>
+                      <a:ext cx="5486400" cy="3297936"/>
+                    </a:xfrm>
+                    <a:prstGeom prst="rect"/>
+                  </pic:spPr>
+                </pic:pic>
+              </a:graphicData>
+            </a:graphic>
+          </wp:inline>
+        </w:drawing>
+      </w:r>
+    </w:p>
+    <w:p>
+      <w:pPr>
+        <w:spacing w:line="336" w:lineRule="auto" w:after="180"/>
+      </w:pPr>
+      <w:r>
+        <w:rPr>
+          <w:b w:val="0"/>
+        </w:rPr>
+        <w:t xml:space="preserve">Speech </w:t>
+      </w:r>
+      <w:r>
+        <w:rPr>
+          <w:b/>
+        </w:rPr>
+        <w:t>pipeline</w:t>
+      </w:r>
+      <w:r>
+        <w:rPr>
+          <w:b w:val="0"/>
+        </w:rPr>
+        <w:t xml:space="preserve">s and multimodal </w:t>
+      </w:r>
+      <w:r>
+        <w:rPr>
+          <w:b/>
+        </w:rPr>
+        <w:t>evidence</w:t>
+      </w:r>
+      <w:r>
+        <w:rPr>
+          <w:b w:val="0"/>
+        </w:rPr>
+        <w:t xml:space="preserve"> — </w:t>
+      </w:r>
+      <w:r>
+        <w:rPr>
+          <w:b/>
+        </w:rPr>
+        <w:t>evidence</w:t>
+      </w:r>
+      <w:r>
+        <w:rPr>
+          <w:b w:val="0"/>
+        </w:rPr>
+        <w:t xml:space="preserve"> trace. Audio transcript reads fifteen boxes; a clear written inventory says fifty boxes.</w:t>
+      </w:r>
+    </w:p>
+    <w:p>
+      <w:pPr>
+        <w:spacing w:line="336" w:lineRule="auto" w:after="180"/>
+      </w:pPr>
+      <w:r>
+        <w:rPr>
+          <w:b w:val="0"/>
+        </w:rPr>
+        <w:t xml:space="preserve">The original audio is unavailable and the assistant reports fifteen as certain. | Track source </w:t>
+      </w:r>
+      <w:r>
+        <w:rPr>
+          <w:b/>
+        </w:rPr>
+        <w:t>modality</w:t>
+      </w:r>
+      <w:r>
+        <w:rPr>
+          <w:b w:val="0"/>
+        </w:rPr>
+        <w:t xml:space="preserve">, segment/time references, </w:t>
+      </w:r>
+      <w:r>
+        <w:rPr>
+          <w:b/>
+        </w:rPr>
+        <w:t>transcription</w:t>
+      </w:r>
+      <w:r>
+        <w:rPr>
+          <w:b w:val="0"/>
+        </w:rPr>
+        <w:t>, interpretation and final claims separately.</w:t>
+      </w:r>
+    </w:p>
+    <w:p>
+      <w:pPr>
+        <w:spacing w:line="336" w:lineRule="auto" w:after="180"/>
+      </w:pPr>
+      <w:r>
+        <w:rPr>
+          <w:b w:val="0"/>
+        </w:rPr>
+        <w:t xml:space="preserve">Compare conflicting </w:t>
+      </w:r>
+      <w:r>
+        <w:rPr>
+          <w:b/>
+        </w:rPr>
+        <w:t>evidence</w:t>
+      </w:r>
+      <w:r>
+        <w:rPr>
+          <w:b w:val="0"/>
+        </w:rPr>
+        <w:t xml:space="preserve"> without assuming one </w:t>
+      </w:r>
+      <w:r>
+        <w:rPr>
+          <w:b/>
+        </w:rPr>
+        <w:t>modality</w:t>
+      </w:r>
+      <w:r>
+        <w:rPr>
+          <w:b w:val="0"/>
+        </w:rPr>
+        <w:t xml:space="preserve"> always wins. Ask for clarification when the task needs unresolved information. | There is an unresolved quantity conflict and no audio replay.</w:t>
+      </w:r>
+    </w:p>
+    <w:p>
+      <w:pPr>
+        <w:spacing w:line="336" w:lineRule="auto" w:after="180"/>
+      </w:pPr>
+      <w:r>
+        <w:rPr>
+          <w:b w:val="0"/>
+        </w:rPr>
+        <w:t>Preserve both sources and ask the responsible person; certainty is unsupported.</w:t>
+      </w:r>
+    </w:p>
+    <w:p>
+      <w:pPr>
+        <w:spacing w:line="336" w:lineRule="auto" w:after="180"/>
+        <w:shd w:fill="F5F1FB"/>
+      </w:pPr>
+      <w:r>
+        <w:rPr>
+          <w:b w:val="0"/>
+        </w:rPr>
+        <w:t>Read the labels and values. Explain the relationship the model shows.</w:t>
+      </w:r>
+    </w:p>
+    <w:p>
+      <w:pPr>
+        <w:pStyle w:val="Heading3"/>
+      </w:pPr>
+      <w:r>
+        <w:t>My picture explanation, deciding evidence and one limit</w:t>
+      </w:r>
+    </w:p>
+    <w:p>
+      <w:r>
+        <w:t>________________________________________________________________</w:t>
+      </w:r>
+    </w:p>
+    <w:p>
+      <w:r>
+        <w:t>________________________________________________________________</w:t>
+      </w:r>
+    </w:p>
+    <w:p>
+      <w:r>
+        <w:t>________________________________________________________________</w:t>
+      </w:r>
+    </w:p>
+    <w:p>
+      <w:r>
+        <w:t>________________________________________________________________</w:t>
+      </w:r>
+    </w:p>
+    <w:p>
+      <w:pPr>
+        <w:pStyle w:val="Heading3"/>
+      </w:pPr>
+      <w:r>
+        <w:t>04. Change one thing. Trace what follows.</w:t>
+      </w:r>
+    </w:p>
+    <w:p>
+      <w:r>
+        <w:drawing>
+          <wp:inline xmlns:a="http://schemas.openxmlformats.org/drawingml/2006/main" xmlns:pic="http://schemas.openxmlformats.org/drawingml/2006/picture">
+            <wp:extent cx="5486400" cy="3026664"/>
+            <wp:docPr id="5" name="Picture 5" descr="Original case: Replay the audio, preserve the faulty transcript and use confirmed shelf 14. Changed condition: Remove access to the audio, while keeping the authoritative inventory. Expected result: Shelf 14 remains supported for the lookup, but transcription accuracy cannot be replay-checked. Reason: The inventory resolves the shelf task; it does not recreate unavailable audio."/>
+            <wp:cNvGraphicFramePr>
+              <a:graphicFrameLocks noChangeAspect="1"/>
+            </wp:cNvGraphicFramePr>
+            <a:graphic>
+              <a:graphicData uri="http://schemas.openxmlformats.org/drawingml/2006/picture">
+                <pic:pic>
+                  <pic:nvPicPr>
+                    <pic:cNvPr id="0" name="academy-story-ai-2-26-04.png"/>
+                    <pic:cNvPicPr/>
+                  </pic:nvPicPr>
+                  <pic:blipFill>
+                    <a:blip r:embed="rId13"/>
+                    <a:stretch>
+                      <a:fillRect/>
+                    </a:stretch>
+                  </pic:blipFill>
+                  <pic:spPr>
+                    <a:xfrm>
+                      <a:off x="0" y="0"/>
+                      <a:ext cx="5486400" cy="3026664"/>
+                    </a:xfrm>
+                    <a:prstGeom prst="rect"/>
+                  </pic:spPr>
+                </pic:pic>
+              </a:graphicData>
+            </a:graphic>
+          </wp:inline>
+        </w:drawing>
+      </w:r>
+    </w:p>
+    <w:p>
+      <w:pPr>
+        <w:spacing w:line="336" w:lineRule="auto" w:after="180"/>
+      </w:pPr>
+      <w:r>
+        <w:rPr>
+          <w:b w:val="0"/>
+        </w:rPr>
+        <w:t>Original case: Replay the audio, preserve the faulty transcript and use confirmed shelf 14. Changed condition: Remove access to the audio, while keeping the authoritative inventory.</w:t>
+      </w:r>
+    </w:p>
+    <w:p>
+      <w:pPr>
+        <w:spacing w:line="336" w:lineRule="auto" w:after="180"/>
+      </w:pPr>
+      <w:r>
+        <w:rPr>
+          <w:b w:val="0"/>
+        </w:rPr>
+        <w:t xml:space="preserve">Expected result: Shelf 14 remains supported for the lookup, but </w:t>
+      </w:r>
+      <w:r>
+        <w:rPr>
+          <w:b/>
+        </w:rPr>
+        <w:t>transcription</w:t>
+      </w:r>
+      <w:r>
+        <w:rPr>
+          <w:b w:val="0"/>
+        </w:rPr>
+        <w:t xml:space="preserve"> accuracy cannot be replay-checked. Reason: The inventory resolves the shelf task; it does not recreate unavailable audio.</w:t>
+      </w:r>
+    </w:p>
+    <w:p>
+      <w:pPr>
+        <w:spacing w:line="336" w:lineRule="auto" w:after="180"/>
+        <w:shd w:fill="F5F1FB"/>
+      </w:pPr>
+      <w:r>
+        <w:rPr>
+          <w:b w:val="0"/>
+        </w:rPr>
+        <w:t>Predict before checking the worked changed-case result. Name what changed and what the supplied facts allow you to conclude.</w:t>
+      </w:r>
+    </w:p>
+    <w:p>
+      <w:pPr>
+        <w:pStyle w:val="Heading3"/>
+      </w:pPr>
+      <w:r>
+        <w:t>My picture explanation, deciding evidence and one limit</w:t>
+      </w:r>
+    </w:p>
+    <w:p>
+      <w:r>
+        <w:t>________________________________________________________________</w:t>
+      </w:r>
+    </w:p>
+    <w:p>
+      <w:r>
+        <w:t>________________________________________________________________</w:t>
+      </w:r>
+    </w:p>
+    <w:p>
+      <w:r>
+        <w:t>________________________________________________________________</w:t>
+      </w:r>
+    </w:p>
+    <w:p>
+      <w:r>
+        <w:t>________________________________________________________________</w:t>
+      </w:r>
+    </w:p>
+    <w:p>
+      <w:pPr>
+        <w:pStyle w:val="Heading3"/>
+      </w:pPr>
+      <w:r>
+        <w:t>05. Connect the explanation to its limit</w:t>
+      </w:r>
+    </w:p>
+    <w:p>
+      <w:r>
+        <w:drawing>
+          <wp:inline xmlns:a="http://schemas.openxmlformats.org/drawingml/2006/main" xmlns:pic="http://schemas.openxmlformats.org/drawingml/2006/picture">
+            <wp:extent cx="5486400" cy="2834640"/>
+            <wp:docPr id="6" name="Picture 6" descr="A correct later lookup cannot repair an earlier wrong input by magic. Locate the first difference between known audio and transcript, then compare the stated source authority. Keeping both records makes the correction auditable. A confident spoken answer for shelf 40 would remain wrong despite fluent synthesis. Limit: Declared authority resolves this task’s source choice; it does not make every inventory entry universally accurate."/>
+            <wp:cNvGraphicFramePr>
+              <a:graphicFrameLocks noChangeAspect="1"/>
+            </wp:cNvGraphicFramePr>
+            <a:graphic>
+              <a:graphicData uri="http://schemas.openxmlformats.org/drawingml/2006/picture">
+                <pic:pic>
+                  <pic:nvPicPr>
+                    <pic:cNvPr id="0" name="academy-story-ai-2-26-05.png"/>
+                    <pic:cNvPicPr/>
+                  </pic:nvPicPr>
+                  <pic:blipFill>
+                    <a:blip r:embed="rId14"/>
+                    <a:stretch>
+                      <a:fillRect/>
+                    </a:stretch>
+                  </pic:blipFill>
+                  <pic:spPr>
+                    <a:xfrm>
+                      <a:off x="0" y="0"/>
+                      <a:ext cx="5486400" cy="2834640"/>
+                    </a:xfrm>
+                    <a:prstGeom prst="rect"/>
+                  </pic:spPr>
+                </pic:pic>
+              </a:graphicData>
+            </a:graphic>
+          </wp:inline>
+        </w:drawing>
+      </w:r>
+    </w:p>
+    <w:p>
+      <w:pPr>
+        <w:spacing w:line="336" w:lineRule="auto" w:after="180"/>
+      </w:pPr>
+      <w:r>
+        <w:rPr>
+          <w:b w:val="0"/>
+        </w:rPr>
+        <w:t xml:space="preserve">A correct later lookup cannot repair an earlier wrong </w:t>
+      </w:r>
+      <w:r>
+        <w:rPr>
+          <w:b/>
+        </w:rPr>
+        <w:t>input</w:t>
+      </w:r>
+      <w:r>
+        <w:rPr>
+          <w:b w:val="0"/>
+        </w:rPr>
+        <w:t xml:space="preserve"> by magic. Locate the first difference between known audio and transcript, then compare the stated source authority.</w:t>
+      </w:r>
+    </w:p>
+    <w:p>
+      <w:pPr>
+        <w:spacing w:line="336" w:lineRule="auto" w:after="180"/>
+      </w:pPr>
+      <w:r>
+        <w:rPr>
+          <w:b w:val="0"/>
+        </w:rPr>
+        <w:t>Keeping both records makes the correction auditable. A confident spoken answer for shelf 40 would remain wrong despite fluent synthesis.</w:t>
+      </w:r>
+    </w:p>
+    <w:p>
+      <w:pPr>
+        <w:spacing w:line="336" w:lineRule="auto" w:after="180"/>
+      </w:pPr>
+      <w:r>
+        <w:rPr>
+          <w:b w:val="0"/>
+        </w:rPr>
+        <w:t>Limit: Declared authority resolves this task’s source choice; it does not make every inventory entry universally accurate.</w:t>
+      </w:r>
+    </w:p>
+    <w:p>
+      <w:pPr>
+        <w:spacing w:line="336" w:lineRule="auto" w:after="180"/>
+        <w:shd w:fill="F5F1FB"/>
+      </w:pPr>
+      <w:r>
+        <w:rPr>
+          <w:b w:val="0"/>
+        </w:rPr>
+        <w:t>Explain the case, then point to a limit on the claim.</w:t>
+      </w:r>
+    </w:p>
+    <w:p>
+      <w:pPr>
+        <w:pStyle w:val="Heading3"/>
+      </w:pPr>
+      <w:r>
+        <w:t>My picture explanation, deciding evidence and one limit</w:t>
+      </w:r>
+    </w:p>
+    <w:p>
+      <w:r>
+        <w:t>________________________________________________________________</w:t>
+      </w:r>
+    </w:p>
+    <w:p>
+      <w:r>
+        <w:t>________________________________________________________________</w:t>
+      </w:r>
+    </w:p>
+    <w:p>
+      <w:r>
+        <w:t>________________________________________________________________</w:t>
+      </w:r>
+    </w:p>
+    <w:p>
+      <w:r>
+        <w:t>________________________________________________________________</w:t>
+      </w:r>
+    </w:p>
+    <w:p>
+      <w:pPr>
+        <w:pStyle w:val="Heading3"/>
+      </w:pPr>
+      <w:r>
+        <w:t>06. Make the idea visible in your project</w:t>
+      </w:r>
+    </w:p>
+    <w:p>
+      <w:r>
+        <w:drawing>
+          <wp:inline xmlns:a="http://schemas.openxmlformats.org/drawingml/2006/main" xmlns:pic="http://schemas.openxmlformats.org/drawingml/2006/picture">
+            <wp:extent cx="5486400" cy="3380232"/>
+            <wp:docPr id="7" name="Picture 7" descr="For voice-driven recommendations, confirm important recognised fields before searching or acting and retain source provenance. Draw your input, deciding step, result and limit. Supported question: Which stage first fails, and why should the faulty transcript not be silently overwritten?"/>
+            <wp:cNvGraphicFramePr>
+              <a:graphicFrameLocks noChangeAspect="1"/>
+            </wp:cNvGraphicFramePr>
+            <a:graphic>
+              <a:graphicData uri="http://schemas.openxmlformats.org/drawingml/2006/picture">
+                <pic:pic>
+                  <pic:nvPicPr>
+                    <pic:cNvPr id="0" name="academy-story-ai-2-26-06.png"/>
+                    <pic:cNvPicPr/>
+                  </pic:nvPicPr>
+                  <pic:blipFill>
+                    <a:blip r:embed="rId15"/>
+                    <a:stretch>
+                      <a:fillRect/>
+                    </a:stretch>
+                  </pic:blipFill>
+                  <pic:spPr>
+                    <a:xfrm>
+                      <a:off x="0" y="0"/>
+                      <a:ext cx="5486400" cy="3380232"/>
+                    </a:xfrm>
+                    <a:prstGeom prst="rect"/>
+                  </pic:spPr>
+                </pic:pic>
+              </a:graphicData>
+            </a:graphic>
+          </wp:inline>
+        </w:drawing>
+      </w:r>
+    </w:p>
+    <w:p>
+      <w:pPr>
+        <w:spacing w:line="336" w:lineRule="auto" w:after="180"/>
+      </w:pPr>
+      <w:r>
+        <w:rPr>
+          <w:b w:val="0"/>
+        </w:rPr>
+        <w:t xml:space="preserve">For voice-driven recommendations, confirm important recognised fields before searching or acting and retain source provenance. Draw your </w:t>
+      </w:r>
+      <w:r>
+        <w:rPr>
+          <w:b/>
+        </w:rPr>
+        <w:t>input</w:t>
+      </w:r>
+      <w:r>
+        <w:rPr>
+          <w:b w:val="0"/>
+        </w:rPr>
+        <w:t>, deciding step, result and limit.</w:t>
+      </w:r>
+    </w:p>
+    <w:p>
+      <w:pPr>
+        <w:spacing w:line="336" w:lineRule="auto" w:after="180"/>
+      </w:pPr>
+      <w:r>
+        <w:rPr>
+          <w:b w:val="0"/>
+        </w:rPr>
+        <w:t>Supported question: Which stage first fails, and why should the faulty transcript not be silently overwritten?</w:t>
+      </w:r>
+    </w:p>
+    <w:p>
+      <w:pPr>
+        <w:spacing w:line="336" w:lineRule="auto" w:after="180"/>
+        <w:shd w:fill="F5F1FB"/>
+      </w:pPr>
+      <w:r>
+        <w:rPr>
+          <w:b w:val="0"/>
+        </w:rPr>
+        <w:t xml:space="preserve">Draw your project trace and justify the deciding step using </w:t>
+      </w:r>
+      <w:r>
+        <w:rPr>
+          <w:b/>
+        </w:rPr>
+        <w:t>evidence</w:t>
+      </w:r>
+      <w:r>
+        <w:rPr>
+          <w:b w:val="0"/>
+        </w:rPr>
+        <w:t>.</w:t>
+      </w:r>
+    </w:p>
+    <w:p>
+      <w:pPr>
+        <w:pStyle w:val="Heading3"/>
+      </w:pPr>
+      <w:r>
+        <w:t>My picture explanation, deciding evidence and one limit</w:t>
       </w:r>
     </w:p>
     <w:p>

--- a/downloads/workbook/ai-2-week-26.docx
+++ b/downloads/workbook/ai-2-week-26.docx
@@ -25,12 +25,502 @@
         <w:pStyle w:val="Heading1"/>
       </w:pPr>
       <w:r>
-        <w:t>01. Recall and choose your starting point</w:t>
-      </w:r>
-    </w:p>
-    <w:p>
-      <w:r>
-        <w:t>Record your starting explanation for Image and Voice Pipelines before opening notes. Show any later correction separately.</w:t>
+        <w:t>One connected pipeline-evidence record.</w:t>
+      </w:r>
+    </w:p>
+    <w:p>
+      <w:r>
+        <w:t>Explain stages, trace a conflict, audit a qualification and design a revealing follow-up.</w:t>
+      </w:r>
+    </w:p>
+    <w:p>
+      <w:r>
+        <w:t>Keep source references, extracted fields, lookup rules, final claims and unavailable evidence separate.</w:t>
+      </w:r>
+    </w:p>
+    <w:p>
+      <w:pPr>
+        <w:pStyle w:val="Heading1"/>
+      </w:pPr>
+      <w:r>
+        <w:t>01. Recall: reconnect earlier ideas</w:t>
+      </w:r>
+    </w:p>
+    <w:p>
+      <w:r>
+        <w:t>Retrieve before opening notes.</w:t>
+      </w:r>
+    </w:p>
+    <w:p>
+      <w:pPr>
+        <w:pStyle w:val="Heading2"/>
+      </w:pPr>
+      <w:r>
+        <w:t>Retrieve and explain</w:t>
+      </w:r>
+    </w:p>
+    <w:p>
+      <w:pPr>
+        <w:pStyle w:val="ListBullet"/>
+      </w:pPr>
+      <w:r>
+        <w:t>Try the recall before opening notes. Then use a different colour or a labelled second line to correct your explanation.</w:t>
+      </w:r>
+    </w:p>
+    <w:p>
+      <w:pPr>
+        <w:pStyle w:val="ListBullet"/>
+      </w:pPr>
+      <w:r>
+        <w:t>Without opening the old lesson, explain one key idea from Text as Pieces. Give an example and a mistake that the idea helps you avoid.</w:t>
+      </w:r>
+    </w:p>
+    <w:p>
+      <w:pPr>
+        <w:pStyle w:val="Heading3"/>
+      </w:pPr>
+      <w:r>
+        <w:t>My remembered idea, example and correction</w:t>
+      </w:r>
+    </w:p>
+    <w:p>
+      <w:r>
+        <w:t>________________________________________________________________</w:t>
+      </w:r>
+    </w:p>
+    <w:p>
+      <w:r>
+        <w:t>________________________________________________________________</w:t>
+      </w:r>
+    </w:p>
+    <w:p>
+      <w:r>
+        <w:t>________________________________________________________________</w:t>
+      </w:r>
+    </w:p>
+    <w:p>
+      <w:pPr>
+        <w:pStyle w:val="ListBullet"/>
+      </w:pPr>
+      <w:r>
+        <w:t>Without opening the old lesson, explain one key idea from Recommendation Scores. Give an example and a mistake that the idea helps you avoid.</w:t>
+      </w:r>
+    </w:p>
+    <w:p>
+      <w:pPr>
+        <w:pStyle w:val="Heading3"/>
+      </w:pPr>
+      <w:r>
+        <w:t>My remembered idea, example and correction</w:t>
+      </w:r>
+    </w:p>
+    <w:p>
+      <w:r>
+        <w:t>________________________________________________________________</w:t>
+      </w:r>
+    </w:p>
+    <w:p>
+      <w:r>
+        <w:t>________________________________________________________________</w:t>
+      </w:r>
+    </w:p>
+    <w:p>
+      <w:r>
+        <w:t>________________________________________________________________</w:t>
+      </w:r>
+    </w:p>
+    <w:p>
+      <w:pPr>
+        <w:pStyle w:val="ListBullet"/>
+      </w:pPr>
+      <w:r>
+        <w:t>Without opening the old lesson, explain one key idea from Repair Bias in Data. Give an example and a mistake that the idea helps you avoid.</w:t>
+      </w:r>
+    </w:p>
+    <w:p>
+      <w:pPr>
+        <w:pStyle w:val="Heading3"/>
+      </w:pPr>
+      <w:r>
+        <w:t>My remembered idea, example and correction</w:t>
+      </w:r>
+    </w:p>
+    <w:p>
+      <w:r>
+        <w:t>________________________________________________________________</w:t>
+      </w:r>
+    </w:p>
+    <w:p>
+      <w:r>
+        <w:t>________________________________________________________________</w:t>
+      </w:r>
+    </w:p>
+    <w:p>
+      <w:r>
+        <w:t>________________________________________________________________</w:t>
+      </w:r>
+    </w:p>
+    <w:p>
+      <w:pPr>
+        <w:pStyle w:val="Heading2"/>
+      </w:pPr>
+      <w:r>
+        <w:t>Earlier wording, alternatives and picture transcripts · reference / check after trying</w:t>
+      </w:r>
+    </w:p>
+    <w:p>
+      <w:pPr>
+        <w:pStyle w:val="Heading3"/>
+      </w:pPr>
+      <w:r>
+        <w:t>Text as Pieces</w:t>
+      </w:r>
+    </w:p>
+    <w:p>
+      <w:pPr>
+        <w:pStyle w:val="Heading3"/>
+      </w:pPr>
+      <w:r>
+        <w:t>Recommendation Scores</w:t>
+      </w:r>
+    </w:p>
+    <w:p>
+      <w:pPr>
+        <w:pStyle w:val="Heading3"/>
+      </w:pPr>
+      <w:r>
+        <w:t>Repair Bias in Data</w:t>
+      </w:r>
+    </w:p>
+    <w:p>
+      <w:pPr>
+        <w:pStyle w:val="Heading1"/>
+      </w:pPr>
+      <w:r>
+        <w:t>12. W1 · Explain the pipeline mechanism</w:t>
+      </w:r>
+    </w:p>
+    <w:p>
+      <w:r>
+        <w:t>Name source, transformation, task rule and output.</w:t>
+      </w:r>
+    </w:p>
+    <w:p>
+      <w:pPr>
+        <w:pStyle w:val="Heading2"/>
+      </w:pPr>
+      <w:r>
+        <w:t>Your evidence record</w:t>
+      </w:r>
+    </w:p>
+    <w:p>
+      <w:pPr>
+        <w:pStyle w:val="ListBullet"/>
+      </w:pPr>
+      <w:r>
+        <w:t>Worked conflict: transcript15 boxes versus inventory50, no original audio and no stated authoritative record; preserve the conflict rather than select with unsupported certainty. Separate shelf case: known phrase14, transcript40, replay available and inventory14 declared authoritative for lookup. The supplied image-reading example also has reference14 versus simulated OCR40. These are different evidence records, not one combined measurement.</w:t>
+      </w:r>
+    </w:p>
+    <w:p>
+      <w:pPr>
+        <w:pStyle w:val="ListBullet"/>
+      </w:pPr>
+      <w:r>
+        <w:t>Explain the weekly mechanism in your own words. Use the worked scenario to name its input, decision rule and output.</w:t>
+      </w:r>
+    </w:p>
+    <w:p>
+      <w:pPr>
+        <w:pStyle w:val="Heading3"/>
+      </w:pPr>
+      <w:r>
+        <w:t>My reasoning and evidence</w:t>
+      </w:r>
+    </w:p>
+    <w:p>
+      <w:r>
+        <w:t>________________________________________________________________</w:t>
+      </w:r>
+    </w:p>
+    <w:p>
+      <w:r>
+        <w:t>________________________________________________________________</w:t>
+      </w:r>
+    </w:p>
+    <w:p>
+      <w:r>
+        <w:t>________________________________________________________________</w:t>
+      </w:r>
+    </w:p>
+    <w:p>
+      <w:r>
+        <w:t>________________________________________________________________</w:t>
+      </w:r>
+    </w:p>
+    <w:p>
+      <w:r>
+        <w:t>________________________________________________________________</w:t>
+      </w:r>
+    </w:p>
+    <w:p>
+      <w:r>
+        <w:t>________________________________________________________________</w:t>
+      </w:r>
+    </w:p>
+    <w:p>
+      <w:pPr>
+        <w:pStyle w:val="Heading1"/>
+      </w:pPr>
+      <w:r>
+        <w:t>13. W2 · Trace the unresolved quantity conflict</w:t>
+      </w:r>
+    </w:p>
+    <w:p>
+      <w:r>
+        <w:t>Do not invent replay or unstated source authority.</w:t>
+      </w:r>
+    </w:p>
+    <w:p>
+      <w:pPr>
+        <w:pStyle w:val="Heading2"/>
+      </w:pPr>
+      <w:r>
+        <w:t>Your evidence record</w:t>
+      </w:r>
+    </w:p>
+    <w:p>
+      <w:pPr>
+        <w:pStyle w:val="ListBullet"/>
+      </w:pPr>
+      <w:r>
+        <w:t>Worked conflict: transcript15 boxes versus inventory50, no original audio and no stated authoritative record; preserve the conflict rather than select with unsupported certainty. Separate shelf case: known phrase14, transcript40, replay available and inventory14 declared authoritative for lookup. The supplied image-reading example also has reference14 versus simulated OCR40. These are different evidence records, not one combined measurement.</w:t>
+      </w:r>
+    </w:p>
+    <w:p>
+      <w:pPr>
+        <w:pStyle w:val="ListBullet"/>
+      </w:pPr>
+      <w:r>
+        <w:t>Audio transcript reads fifteen boxes; a clear written inventory says fifty boxes. The original audio is unavailable and the assistant reports fifteen as certain. Show the intermediate steps and give the conclusion with its scope.</w:t>
+      </w:r>
+    </w:p>
+    <w:p>
+      <w:pPr>
+        <w:pStyle w:val="Heading3"/>
+      </w:pPr>
+      <w:r>
+        <w:t>My reasoning and evidence</w:t>
+      </w:r>
+    </w:p>
+    <w:p>
+      <w:r>
+        <w:t>________________________________________________________________</w:t>
+      </w:r>
+    </w:p>
+    <w:p>
+      <w:r>
+        <w:t>________________________________________________________________</w:t>
+      </w:r>
+    </w:p>
+    <w:p>
+      <w:r>
+        <w:t>________________________________________________________________</w:t>
+      </w:r>
+    </w:p>
+    <w:p>
+      <w:r>
+        <w:t>________________________________________________________________</w:t>
+      </w:r>
+    </w:p>
+    <w:p>
+      <w:r>
+        <w:t>________________________________________________________________</w:t>
+      </w:r>
+    </w:p>
+    <w:p>
+      <w:r>
+        <w:t>________________________________________________________________</w:t>
+      </w:r>
+    </w:p>
+    <w:p>
+      <w:r>
+        <w:t>________________________________________________________________</w:t>
+      </w:r>
+    </w:p>
+    <w:p>
+      <w:pPr>
+        <w:pStyle w:val="Heading1"/>
+      </w:pPr>
+      <w:r>
+        <w:t>14. W3 · Restore the missing qualification</w:t>
+      </w:r>
+    </w:p>
+    <w:p>
+      <w:r>
+        <w:t>Separate a bounded supported answer from broader unverified claims.</w:t>
+      </w:r>
+    </w:p>
+    <w:p>
+      <w:pPr>
+        <w:pStyle w:val="Heading2"/>
+      </w:pPr>
+      <w:r>
+        <w:t>Your evidence record</w:t>
+      </w:r>
+    </w:p>
+    <w:p>
+      <w:pPr>
+        <w:pStyle w:val="ListBullet"/>
+      </w:pPr>
+      <w:r>
+        <w:t>Worked conflict: transcript15 boxes versus inventory50, no original audio and no stated authoritative record; preserve the conflict rather than select with unsupported certainty. Separate shelf case: known phrase14, transcript40, replay available and inventory14 declared authoritative for lookup. The supplied image-reading example also has reference14 versus simulated OCR40. These are different evidence records, not one combined measurement.</w:t>
+      </w:r>
+    </w:p>
+    <w:p>
+      <w:pPr>
+        <w:pStyle w:val="ListBullet"/>
+      </w:pPr>
+      <w:r>
+        <w:t>A report omits this qualification: A stage-level accuracy or authority policy does not establish every modality agrees or every downstream claim is supported. Explain how omitting it could change a reader's interpretation, and write an accurate replacement.</w:t>
+      </w:r>
+    </w:p>
+    <w:p>
+      <w:pPr>
+        <w:pStyle w:val="Heading3"/>
+      </w:pPr>
+      <w:r>
+        <w:t>My reasoning and evidence</w:t>
+      </w:r>
+    </w:p>
+    <w:p>
+      <w:r>
+        <w:t>________________________________________________________________</w:t>
+      </w:r>
+    </w:p>
+    <w:p>
+      <w:r>
+        <w:t>________________________________________________________________</w:t>
+      </w:r>
+    </w:p>
+    <w:p>
+      <w:r>
+        <w:t>________________________________________________________________</w:t>
+      </w:r>
+    </w:p>
+    <w:p>
+      <w:r>
+        <w:t>________________________________________________________________</w:t>
+      </w:r>
+    </w:p>
+    <w:p>
+      <w:r>
+        <w:t>________________________________________________________________</w:t>
+      </w:r>
+    </w:p>
+    <w:p>
+      <w:r>
+        <w:t>________________________________________________________________</w:t>
+      </w:r>
+    </w:p>
+    <w:p>
+      <w:pPr>
+        <w:pStyle w:val="Heading1"/>
+      </w:pPr>
+      <w:r>
+        <w:t>16. W5 · Design a revealing stage-specific check</w:t>
+      </w:r>
+    </w:p>
+    <w:p>
+      <w:r>
+        <w:t>State expected evidence, fixed conditions and what remains unavailable.</w:t>
+      </w:r>
+    </w:p>
+    <w:p>
+      <w:pPr>
+        <w:pStyle w:val="Heading2"/>
+      </w:pPr>
+      <w:r>
+        <w:t>Your evidence record</w:t>
+      </w:r>
+    </w:p>
+    <w:p>
+      <w:pPr>
+        <w:pStyle w:val="ListBullet"/>
+      </w:pPr>
+      <w:r>
+        <w:t>Worked conflict: transcript15 boxes versus inventory50, no original audio and no stated authoritative record; preserve the conflict rather than select with unsupported certainty. Separate shelf case: known phrase14, transcript40, replay available and inventory14 declared authoritative for lookup. The supplied image-reading example also has reference14 versus simulated OCR40. These are different evidence records, not one combined measurement.</w:t>
+      </w:r>
+    </w:p>
+    <w:p>
+      <w:pPr>
+        <w:pStyle w:val="ListBullet"/>
+      </w:pPr>
+      <w:r>
+        <w:t>For the worked scenario, propose one additional case that could reveal a failure, describe its expected outcome before running it, and explain what would need to remain fixed for a fair comparison. Do not reuse W4 as a new final test after receiving feedback.</w:t>
+      </w:r>
+    </w:p>
+    <w:p>
+      <w:pPr>
+        <w:pStyle w:val="Heading3"/>
+      </w:pPr>
+      <w:r>
+        <w:t>My reasoning and evidence</w:t>
+      </w:r>
+    </w:p>
+    <w:p>
+      <w:r>
+        <w:t>________________________________________________________________</w:t>
+      </w:r>
+    </w:p>
+    <w:p>
+      <w:r>
+        <w:t>________________________________________________________________</w:t>
+      </w:r>
+    </w:p>
+    <w:p>
+      <w:r>
+        <w:t>________________________________________________________________</w:t>
+      </w:r>
+    </w:p>
+    <w:p>
+      <w:r>
+        <w:t>________________________________________________________________</w:t>
+      </w:r>
+    </w:p>
+    <w:p>
+      <w:r>
+        <w:t>________________________________________________________________</w:t>
+      </w:r>
+    </w:p>
+    <w:p>
+      <w:r>
+        <w:t>________________________________________________________________</w:t>
+      </w:r>
+    </w:p>
+    <w:p>
+      <w:r>
+        <w:t>________________________________________________________________</w:t>
+      </w:r>
+    </w:p>
+    <w:p>
+      <w:pPr>
+        <w:pStyle w:val="Heading1"/>
+      </w:pPr>
+      <w:r>
+        <w:t>04. W4 · Apply a new case independently</w:t>
+      </w:r>
+    </w:p>
+    <w:p>
+      <w:r>
+        <w:t>Keep one first attempt before hints or feedback.</w:t>
+      </w:r>
+    </w:p>
+    <w:p>
+      <w:pPr>
+        <w:pStyle w:val="Heading2"/>
+      </w:pPr>
+      <w:r>
+        <w:t>Read and explain independently</w:t>
       </w:r>
     </w:p>
     <w:p>
@@ -41,26 +531,19 @@
         <w:rPr>
           <w:b w:val="0"/>
         </w:rPr>
-        <w:t>Try the recall before opening notes. Then use a different colour or a labelled second line to correct your explanation.</w:t>
-      </w:r>
-    </w:p>
-    <w:p>
-      <w:pPr>
-        <w:pStyle w:val="Heading3"/>
-      </w:pPr>
-      <w:r>
-        <w:t>Text as Pieces</w:t>
-      </w:r>
-    </w:p>
-    <w:p>
-      <w:pPr>
-        <w:spacing w:line="336" w:lineRule="auto" w:after="180"/>
-      </w:pPr>
+        <w:t xml:space="preserve">Transcript says room E; a current written approval says room F. The task requires current approved room. Written approval is declared authoritative; trace the response and the </w:t>
+      </w:r>
+      <w:r>
+        <w:rPr>
+          <w:b/>
+        </w:rPr>
+        <w:t>transcription</w:t>
+      </w:r>
       <w:r>
         <w:rPr>
           <w:b w:val="0"/>
         </w:rPr>
-        <w:t>Without opening the old lesson, explain one key idea from Text as Pieces. Give an example and a mistake that the idea helps you avoid.</w:t>
+        <w:t xml:space="preserve"> limit.</w:t>
       </w:r>
     </w:p>
     <w:p>
@@ -68,7 +551,7 @@
         <w:pStyle w:val="Heading3"/>
       </w:pPr>
       <w:r>
-        <w:t>My remembered idea, example and correction</w:t>
+        <w:t>My independent explanation, trace and limits</w:t>
       </w:r>
     </w:p>
     <w:p>
@@ -87,11 +570,31 @@
       </w:r>
     </w:p>
     <w:p>
-      <w:pPr>
-        <w:pStyle w:val="Heading3"/>
-      </w:pPr>
-      <w:r>
-        <w:t>Recommendation Scores</w:t>
+      <w:r>
+        <w:t>________________________________________________________________</w:t>
+      </w:r>
+    </w:p>
+    <w:p>
+      <w:r>
+        <w:t>________________________________________________________________</w:t>
+      </w:r>
+    </w:p>
+    <w:p>
+      <w:r>
+        <w:t>________________________________________________________________</w:t>
+      </w:r>
+    </w:p>
+    <w:p>
+      <w:r>
+        <w:t>________________________________________________________________</w:t>
+      </w:r>
+    </w:p>
+    <w:p>
+      <w:pPr>
+        <w:pStyle w:val="Heading2"/>
+      </w:pPr>
+      <w:r>
+        <w:t>Keep a fair record</w:t>
       </w:r>
     </w:p>
     <w:p>
@@ -102,7 +605,15 @@
         <w:rPr>
           <w:b w:val="0"/>
         </w:rPr>
-        <w:t>Without opening the old lesson, explain one key idea from Recommendation Scores. Give an example and a mistake that the idea helps you avoid.</w:t>
+        <w:t>Attempt this case before feedback. Record any help. Earlier examples below are further practice; a case already practised with feedback cannot establish fresh transfer.</w:t>
+      </w:r>
+    </w:p>
+    <w:p>
+      <w:pPr>
+        <w:pStyle w:val="Heading2"/>
+      </w:pPr>
+      <w:r>
+        <w:t>Earlier wording, alternatives and picture transcripts · reference / check after trying</w:t>
       </w:r>
     </w:p>
     <w:p>
@@ -110,30 +621,28 @@
         <w:pStyle w:val="Heading3"/>
       </w:pPr>
       <w:r>
-        <w:t>My remembered idea, example and correction</w:t>
-      </w:r>
-    </w:p>
-    <w:p>
-      <w:r>
-        <w:t>________________________________________________________________</w:t>
-      </w:r>
-    </w:p>
-    <w:p>
-      <w:r>
-        <w:t>________________________________________________________________</w:t>
-      </w:r>
-    </w:p>
-    <w:p>
-      <w:r>
-        <w:t>________________________________________________________________</w:t>
-      </w:r>
-    </w:p>
-    <w:p>
-      <w:pPr>
-        <w:pStyle w:val="Heading3"/>
-      </w:pPr>
-      <w:r>
-        <w:t>Repair Bias in Data</w:t>
+        <w:t>Independent case: Apply a new case independently</w:t>
+      </w:r>
+    </w:p>
+    <w:p>
+      <w:pPr>
+        <w:pStyle w:val="Heading1"/>
+      </w:pPr>
+      <w:r>
+        <w:t>09. Project · Keep the decision and its evidence</w:t>
+      </w:r>
+    </w:p>
+    <w:p>
+      <w:r>
+        <w:t>Add this week’s change to your existing project record.</w:t>
+      </w:r>
+    </w:p>
+    <w:p>
+      <w:pPr>
+        <w:pStyle w:val="Heading2"/>
+      </w:pPr>
+      <w:r>
+        <w:t>Your evidence record</w:t>
       </w:r>
     </w:p>
     <w:p>
@@ -144,66 +653,30 @@
         <w:rPr>
           <w:b w:val="0"/>
         </w:rPr>
-        <w:t>Without opening the old lesson, explain one key idea from Repair Bias in Data. Give an example and a mistake that the idea helps you avoid.</w:t>
-      </w:r>
-    </w:p>
-    <w:p>
-      <w:pPr>
-        <w:pStyle w:val="Heading3"/>
-      </w:pPr>
-      <w:r>
-        <w:t>My remembered idea, example and correction</w:t>
-      </w:r>
-    </w:p>
-    <w:p>
-      <w:r>
-        <w:t>________________________________________________________________</w:t>
-      </w:r>
-    </w:p>
-    <w:p>
-      <w:r>
-        <w:t>________________________________________________________________</w:t>
-      </w:r>
-    </w:p>
-    <w:p>
-      <w:r>
-        <w:t>________________________________________________________________</w:t>
-      </w:r>
-    </w:p>
-    <w:p>
-      <w:pPr>
-        <w:pStyle w:val="Heading1"/>
-      </w:pPr>
-      <w:r>
-        <w:t>02. Practise with fading help</w:t>
-      </w:r>
-    </w:p>
-    <w:p>
-      <w:r>
-        <w:t>Complete the supported Image and Voice Pipelines trace and record the first step you can explain without help.</w:t>
-      </w:r>
-    </w:p>
-    <w:p>
-      <w:pPr>
-        <w:spacing w:line="336" w:lineRule="auto" w:after="180"/>
-      </w:pPr>
+        <w:t xml:space="preserve">If voice or image </w:t>
+      </w:r>
+      <w:r>
+        <w:rPr>
+          <w:b/>
+        </w:rPr>
+        <w:t>input</w:t>
+      </w:r>
       <w:r>
         <w:rPr>
           <w:b w:val="0"/>
         </w:rPr>
-        <w:t xml:space="preserve">Use W2: Trace the worked case for Speech </w:t>
-      </w:r>
-      <w:r>
-        <w:rPr>
-          <w:b/>
-        </w:rPr>
-        <w:t>pipeline</w:t>
-      </w:r>
+        <w:t xml:space="preserve"> is added, show each transformation and a safe fallback.</w:t>
+      </w:r>
+    </w:p>
+    <w:p>
+      <w:pPr>
+        <w:spacing w:line="336" w:lineRule="auto" w:after="180"/>
+      </w:pPr>
       <w:r>
         <w:rPr>
           <w:b w:val="0"/>
         </w:rPr>
-        <w:t xml:space="preserve">s and multimodal </w:t>
+        <w:t xml:space="preserve">The project change and </w:t>
       </w:r>
       <w:r>
         <w:rPr>
@@ -215,107 +688,15 @@
         <w:rPr>
           <w:b w:val="0"/>
         </w:rPr>
-        <w:t>. Record the answer once; the lesson and workbook refer to the same attempt.</w:t>
-      </w:r>
-    </w:p>
-    <w:tbl>
-      <w:tblPr>
-        <w:tblStyle w:val="LightShading-Accent1"/>
-        <w:tblW w:type="auto" w:w="0"/>
-        <w:tblLook w:firstColumn="1" w:firstRow="1" w:lastColumn="0" w:lastRow="0" w:noHBand="0" w:noVBand="1" w:val="04A0"/>
-      </w:tblPr>
-      <w:tblGrid>
-        <w:gridCol w:w="2556"/>
-        <w:gridCol w:w="2556"/>
-        <w:gridCol w:w="2556"/>
-        <w:gridCol w:w="2556"/>
-      </w:tblGrid>
-      <w:tr>
-        <w:trPr>
-          <w:tblHeader/>
-        </w:trPr>
-        <w:tc>
-          <w:tcPr>
-            <w:tcW w:type="dxa" w:w="2556"/>
-          </w:tcPr>
-          <w:p>
-            <w:r>
-              <w:t>Given inputs</w:t>
-            </w:r>
-          </w:p>
-        </w:tc>
-        <w:tc>
-          <w:tcPr>
-            <w:tcW w:type="dxa" w:w="2556"/>
-          </w:tcPr>
-          <w:p>
-            <w:r>
-              <w:t>Procedure I chose</w:t>
-            </w:r>
-          </w:p>
-        </w:tc>
-        <w:tc>
-          <w:tcPr>
-            <w:tcW w:type="dxa" w:w="2556"/>
-          </w:tcPr>
-          <w:p>
-            <w:r>
-              <w:t>Middle steps</w:t>
-            </w:r>
-          </w:p>
-        </w:tc>
-        <w:tc>
-          <w:tcPr>
-            <w:tcW w:type="dxa" w:w="2556"/>
-          </w:tcPr>
-          <w:p>
-            <w:r>
-              <w:t>Result and check</w:t>
-            </w:r>
-          </w:p>
-        </w:tc>
-      </w:tr>
-      <w:tr>
-        <w:tc>
-          <w:tcPr>
-            <w:tcW w:type="dxa" w:w="2556"/>
-          </w:tcPr>
-          <w:p>
-            <w:r/>
-          </w:p>
-        </w:tc>
-        <w:tc>
-          <w:tcPr>
-            <w:tcW w:type="dxa" w:w="2556"/>
-          </w:tcPr>
-          <w:p>
-            <w:r/>
-          </w:p>
-        </w:tc>
-        <w:tc>
-          <w:tcPr>
-            <w:tcW w:type="dxa" w:w="2556"/>
-          </w:tcPr>
-          <w:p>
-            <w:r/>
-          </w:p>
-        </w:tc>
-        <w:tc>
-          <w:tcPr>
-            <w:tcW w:type="dxa" w:w="2556"/>
-          </w:tcPr>
-          <w:p>
-            <w:r/>
-          </w:p>
-        </w:tc>
-      </w:tr>
-    </w:tbl>
+        <w:t xml:space="preserve"> I will keep</w:t>
+      </w:r>
+    </w:p>
     <w:p>
       <w:pPr>
         <w:pStyle w:val="Heading3"/>
       </w:pPr>
       <w:r>
-        <w:t>The step I completed without help, and the hint I needed</w:t>
+        <w:t>Write or draw your reasoning and evidence.</w:t>
       </w:r>
     </w:p>
     <w:p>
@@ -334,1194 +715,34 @@
       </w:r>
     </w:p>
     <w:p>
+      <w:r>
+        <w:t>________________________________________________________________</w:t>
+      </w:r>
+    </w:p>
+    <w:p>
+      <w:r>
+        <w:t>________________________________________________________________</w:t>
+      </w:r>
+    </w:p>
+    <w:p>
       <w:pPr>
         <w:pStyle w:val="Heading1"/>
       </w:pPr>
       <w:r>
-        <w:t>03. Individual reasoning check</w:t>
-      </w:r>
-    </w:p>
-    <w:p>
-      <w:r>
-        <w:t>Check the proposed Image and Voice Pipelines explanation against the supplied facts before discussing it.</w:t>
-      </w:r>
-    </w:p>
-    <w:p>
-      <w:pPr>
-        <w:spacing w:line="336" w:lineRule="auto" w:after="180"/>
-      </w:pPr>
-      <w:r>
-        <w:rPr>
-          <w:b w:val="0"/>
-        </w:rPr>
-        <w:t xml:space="preserve">Use the worked case for Speech </w:t>
-      </w:r>
-      <w:r>
-        <w:rPr>
-          <w:b/>
-        </w:rPr>
-        <w:t>pipeline</w:t>
-      </w:r>
-      <w:r>
-        <w:rPr>
-          <w:b w:val="0"/>
-        </w:rPr>
-        <w:t xml:space="preserve">s and multimodal </w:t>
-      </w:r>
-      <w:r>
-        <w:rPr>
-          <w:b/>
-        </w:rPr>
-        <w:t>evidence</w:t>
-      </w:r>
-      <w:r>
-        <w:rPr>
-          <w:b w:val="0"/>
-        </w:rPr>
-        <w:t>. Proposed explanation: “The worked result establishes every future case”. Decide whether this explanation is supported.</w:t>
-      </w:r>
-    </w:p>
-    <w:p>
-      <w:pPr>
-        <w:spacing w:line="336" w:lineRule="auto" w:after="180"/>
-      </w:pPr>
-      <w:r>
-        <w:rPr>
-          <w:b w:val="0"/>
-        </w:rPr>
-        <w:t>Point to the step or supplied fact that decides; explain your repair if needed.</w:t>
-      </w:r>
-    </w:p>
-    <w:p>
-      <w:pPr>
-        <w:pStyle w:val="Heading3"/>
-      </w:pPr>
-      <w:r>
-        <w:t>My explanation before partner discussion</w:t>
-      </w:r>
-    </w:p>
-    <w:p>
-      <w:r>
-        <w:t>________________________________________________________________</w:t>
-      </w:r>
-    </w:p>
-    <w:p>
-      <w:r>
-        <w:t>________________________________________________________________</w:t>
-      </w:r>
-    </w:p>
-    <w:p>
-      <w:r>
-        <w:t>________________________________________________________________</w:t>
-      </w:r>
-    </w:p>
-    <w:p>
-      <w:r>
-        <w:t>________________________________________________________________</w:t>
-      </w:r>
-    </w:p>
-    <w:p>
-      <w:pPr>
-        <w:pStyle w:val="Heading1"/>
-      </w:pPr>
-      <w:r>
-        <w:t>04. Independent transfer case</w:t>
-      </w:r>
-    </w:p>
-    <w:p>
-      <w:r>
-        <w:t>Write one first attempt at the reserved independent case before feedback. Repeated copies of that case refer to the same recorded attempt.</w:t>
-      </w:r>
-    </w:p>
-    <w:p>
-      <w:pPr>
-        <w:pStyle w:val="Heading3"/>
-      </w:pPr>
-      <w:r>
-        <w:t>Independent case: Apply a new case independently</w:t>
-      </w:r>
-    </w:p>
-    <w:p>
-      <w:pPr>
-        <w:spacing w:line="336" w:lineRule="auto" w:after="180"/>
-      </w:pPr>
-      <w:r>
-        <w:rPr>
-          <w:b w:val="0"/>
-        </w:rPr>
-        <w:t xml:space="preserve">Transcript says room E; a current written approval says room F. The task requires current approved room. Written approval is declared authoritative; trace the response and the </w:t>
-      </w:r>
-      <w:r>
-        <w:rPr>
-          <w:b/>
-        </w:rPr>
-        <w:t>transcription</w:t>
-      </w:r>
-      <w:r>
-        <w:rPr>
-          <w:b w:val="0"/>
-        </w:rPr>
-        <w:t xml:space="preserve"> limit.</w:t>
-      </w:r>
-    </w:p>
-    <w:p>
-      <w:pPr>
-        <w:pStyle w:val="Heading3"/>
-      </w:pPr>
-      <w:r>
-        <w:t>My independent explanation, trace and limits</w:t>
-      </w:r>
-    </w:p>
-    <w:p>
-      <w:r>
-        <w:t>________________________________________________________________</w:t>
-      </w:r>
-    </w:p>
-    <w:p>
-      <w:r>
-        <w:t>________________________________________________________________</w:t>
-      </w:r>
-    </w:p>
-    <w:p>
-      <w:r>
-        <w:t>________________________________________________________________</w:t>
-      </w:r>
-    </w:p>
-    <w:p>
-      <w:r>
-        <w:t>________________________________________________________________</w:t>
-      </w:r>
-    </w:p>
-    <w:p>
-      <w:r>
-        <w:t>________________________________________________________________</w:t>
-      </w:r>
-    </w:p>
-    <w:p>
-      <w:r>
-        <w:t>________________________________________________________________</w:t>
-      </w:r>
-    </w:p>
-    <w:p>
-      <w:r>
-        <w:t>________________________________________________________________</w:t>
-      </w:r>
-    </w:p>
-    <w:p>
-      <w:pPr>
-        <w:spacing w:line="336" w:lineRule="auto" w:after="180"/>
-      </w:pPr>
-      <w:r>
-        <w:rPr>
-          <w:b w:val="0"/>
-        </w:rPr>
-        <w:t>Attempt this case before feedback. Record any help. Earlier examples below are further practice; a case already practised with feedback cannot establish fresh transfer.</w:t>
-      </w:r>
-    </w:p>
-    <w:p>
-      <w:pPr>
-        <w:pStyle w:val="Heading1"/>
-      </w:pPr>
-      <w:r>
-        <w:t>05. Your learning target</w:t>
-      </w:r>
-    </w:p>
-    <w:p>
-      <w:r>
-        <w:t>Connect the Image and Voice Pipelines target to a trace and a justified conclusion.</w:t>
-      </w:r>
-    </w:p>
-    <w:p>
-      <w:pPr>
-        <w:spacing w:line="336" w:lineRule="auto" w:after="180"/>
-      </w:pPr>
-      <w:r>
-        <w:rPr>
-          <w:b w:val="0"/>
-        </w:rPr>
-        <w:t>A voice request says 'under 90 pages'. The transcript says 'under 19 pages'; filtering correctly finds no books. Identify the first failing stage and a useful confirmation step.</w:t>
-      </w:r>
-    </w:p>
-    <w:p>
-      <w:pPr>
-        <w:pStyle w:val="Heading1"/>
-      </w:pPr>
-      <w:r>
-        <w:t>06. Solve the given case</w:t>
-      </w:r>
-    </w:p>
-    <w:p>
-      <w:r>
-        <w:t>Solve the supplied Image and Voice Pipelines case and show the deciding evidence.</w:t>
-      </w:r>
-    </w:p>
-    <w:p>
-      <w:pPr>
-        <w:spacing w:line="336" w:lineRule="auto" w:after="180"/>
-      </w:pPr>
-      <w:r>
-        <w:rPr>
-          <w:b w:val="0"/>
-        </w:rPr>
-        <w:t>A voice book helper transcribes speech, extracts preference, then ranks books.</w:t>
-      </w:r>
-    </w:p>
-    <w:p>
-      <w:pPr>
-        <w:spacing w:line="336" w:lineRule="auto" w:after="180"/>
-        <w:shd w:fill="F5F1FB"/>
-      </w:pPr>
-      <w:r>
-        <w:rPr>
-          <w:b w:val="0"/>
-        </w:rPr>
-        <w:t>Where can a wrong suggestion begin?</w:t>
-      </w:r>
-    </w:p>
-    <w:p>
-      <w:pPr>
-        <w:spacing w:line="336" w:lineRule="auto" w:after="180"/>
-      </w:pPr>
-      <w:r>
-        <w:rPr>
-          <w:b w:val="0"/>
-        </w:rPr>
-        <w:t xml:space="preserve">Show your trace, calculation or </w:t>
-      </w:r>
-      <w:r>
-        <w:rPr>
-          <w:b/>
-        </w:rPr>
-        <w:t>evidence</w:t>
-      </w:r>
-    </w:p>
-    <w:p>
-      <w:pPr>
-        <w:pStyle w:val="Heading3"/>
-      </w:pPr>
-      <w:r>
-        <w:t>Write or draw your reasoning and evidence.</w:t>
-      </w:r>
-    </w:p>
-    <w:p>
-      <w:r>
-        <w:t>________________________________________________________________</w:t>
-      </w:r>
-    </w:p>
-    <w:p>
-      <w:r>
-        <w:t>________________________________________________________________</w:t>
-      </w:r>
-    </w:p>
-    <w:p>
-      <w:r>
-        <w:t>________________________________________________________________</w:t>
-      </w:r>
-    </w:p>
-    <w:p>
-      <w:r>
-        <w:t>________________________________________________________________</w:t>
-      </w:r>
-    </w:p>
-    <w:p>
-      <w:r>
-        <w:t>________________________________________________________________</w:t>
-      </w:r>
-    </w:p>
-    <w:p>
-      <w:pPr>
-        <w:pStyle w:val="Heading1"/>
-      </w:pPr>
-      <w:r>
-        <w:t>07. Check a changed case</w:t>
-      </w:r>
-    </w:p>
-    <w:p>
-      <w:r>
-        <w:t>Apply the procedure to the changed case and record why the conclusion follows.</w:t>
-      </w:r>
-    </w:p>
-    <w:p>
-      <w:pPr>
-        <w:spacing w:line="336" w:lineRule="auto" w:after="180"/>
-        <w:shd w:fill="F5F1FB"/>
-      </w:pPr>
-      <w:r>
-        <w:rPr>
-          <w:b w:val="0"/>
-        </w:rPr>
-        <w:t>A voice helper hears find a book, converts speech to text, then searches. It writes find a cook. Which stage first failed and what should you inspect?</w:t>
-      </w:r>
-    </w:p>
-    <w:p>
-      <w:pPr>
-        <w:spacing w:line="336" w:lineRule="auto" w:after="180"/>
-      </w:pPr>
-      <w:r>
-        <w:rPr>
-          <w:b w:val="0"/>
-        </w:rPr>
-        <w:t>My independent answer and reason</w:t>
-      </w:r>
-    </w:p>
-    <w:p>
-      <w:pPr>
-        <w:pStyle w:val="Heading3"/>
-      </w:pPr>
-      <w:r>
-        <w:t>Write or draw your reasoning and evidence.</w:t>
-      </w:r>
-    </w:p>
-    <w:p>
-      <w:r>
-        <w:t>________________________________________________________________</w:t>
-      </w:r>
-    </w:p>
-    <w:p>
-      <w:r>
-        <w:t>________________________________________________________________</w:t>
-      </w:r>
-    </w:p>
-    <w:p>
-      <w:r>
-        <w:t>________________________________________________________________</w:t>
-      </w:r>
-    </w:p>
-    <w:p>
-      <w:r>
-        <w:t>________________________________________________________________</w:t>
-      </w:r>
-    </w:p>
-    <w:p>
-      <w:r>
-        <w:t>________________________________________________________________</w:t>
-      </w:r>
-    </w:p>
-    <w:p>
-      <w:pPr>
-        <w:pStyle w:val="Heading3"/>
-      </w:pPr>
-      <w:r>
-        <w:t>Week 26 Test and reflect</w:t>
-      </w:r>
-    </w:p>
-    <w:p>
-      <w:pPr>
-        <w:pStyle w:val="Heading1"/>
-      </w:pPr>
-      <w:r>
-        <w:t>08. Design a revealing test</w:t>
-      </w:r>
-    </w:p>
-    <w:p>
-      <w:r>
-        <w:t>Specify a changed input, expected result and observation separately.</w:t>
-      </w:r>
-    </w:p>
-    <w:p>
-      <w:pPr>
-        <w:spacing w:line="336" w:lineRule="auto" w:after="180"/>
-      </w:pPr>
-      <w:r>
-        <w:rPr>
-          <w:b w:val="0"/>
-        </w:rPr>
-        <w:t xml:space="preserve">Create a changed </w:t>
-      </w:r>
-      <w:r>
-        <w:rPr>
-          <w:b/>
-        </w:rPr>
-        <w:t>input</w:t>
-      </w:r>
-      <w:r>
-        <w:rPr>
-          <w:b w:val="0"/>
-        </w:rPr>
-        <w:t>, boundary case or missing-information case. Write the expected answer or safe response before testing.</w:t>
-      </w:r>
-    </w:p>
-    <w:tbl>
-      <w:tblPr>
-        <w:tblStyle w:val="LightShading-Accent1"/>
-        <w:tblW w:type="auto" w:w="0"/>
-        <w:tblLook w:firstColumn="1" w:firstRow="1" w:lastColumn="0" w:lastRow="0" w:noHBand="0" w:noVBand="1" w:val="04A0"/>
-      </w:tblPr>
-      <w:tblGrid>
-        <w:gridCol w:w="5112"/>
-        <w:gridCol w:w="5112"/>
-      </w:tblGrid>
-      <w:tr>
-        <w:trPr>
-          <w:tblHeader/>
-        </w:trPr>
-        <w:tc>
-          <w:tcPr>
-            <w:tcW w:type="dxa" w:w="5112"/>
-          </w:tcPr>
-          <w:p>
-            <w:r>
-              <w:t>Test record</w:t>
-            </w:r>
-          </w:p>
-        </w:tc>
-        <w:tc>
-          <w:tcPr>
-            <w:tcW w:type="dxa" w:w="5112"/>
-          </w:tcPr>
-          <w:p>
-            <w:r>
-              <w:t>My evidence</w:t>
-            </w:r>
-          </w:p>
-        </w:tc>
-      </w:tr>
-      <w:tr>
-        <w:tc>
-          <w:tcPr>
-            <w:tcW w:type="dxa" w:w="5112"/>
-          </w:tcPr>
-          <w:p>
-            <w:r>
-              <w:t>Changed input or condition</w:t>
-            </w:r>
-          </w:p>
-        </w:tc>
-        <w:tc>
-          <w:tcPr>
-            <w:tcW w:type="dxa" w:w="5112"/>
-          </w:tcPr>
-          <w:p>
-            <w:r/>
-          </w:p>
-        </w:tc>
-      </w:tr>
-      <w:tr>
-        <w:tc>
-          <w:tcPr>
-            <w:tcW w:type="dxa" w:w="5112"/>
-          </w:tcPr>
-          <w:p>
-            <w:r>
-              <w:t>Expected answer or fallback</w:t>
-            </w:r>
-          </w:p>
-        </w:tc>
-        <w:tc>
-          <w:tcPr>
-            <w:tcW w:type="dxa" w:w="5112"/>
-          </w:tcPr>
-          <w:p>
-            <w:r/>
-          </w:p>
-        </w:tc>
-      </w:tr>
-      <w:tr>
-        <w:tc>
-          <w:tcPr>
-            <w:tcW w:type="dxa" w:w="5112"/>
-          </w:tcPr>
-          <w:p>
-            <w:r>
-              <w:t>Observed result</w:t>
-            </w:r>
-          </w:p>
-        </w:tc>
-        <w:tc>
-          <w:tcPr>
-            <w:tcW w:type="dxa" w:w="5112"/>
-          </w:tcPr>
-          <w:p>
-            <w:r/>
-          </w:p>
-        </w:tc>
-      </w:tr>
-      <w:tr>
-        <w:tc>
-          <w:tcPr>
-            <w:tcW w:type="dxa" w:w="5112"/>
-          </w:tcPr>
-          <w:p>
-            <w:r>
-              <w:t>Why the result occurred</w:t>
-            </w:r>
-          </w:p>
-        </w:tc>
-        <w:tc>
-          <w:tcPr>
-            <w:tcW w:type="dxa" w:w="5112"/>
-          </w:tcPr>
-          <w:p>
-            <w:r/>
-          </w:p>
-        </w:tc>
-      </w:tr>
-    </w:tbl>
-    <w:p>
-      <w:pPr>
-        <w:pStyle w:val="Heading1"/>
-      </w:pPr>
-      <w:r>
-        <w:t>09. Project checkpoint</w:t>
-      </w:r>
-    </w:p>
-    <w:p>
-      <w:r>
-        <w:t>Justify what Image and Voice Pipelines adds to Transparent Book Recommender and keep the evidence.</w:t>
-      </w:r>
-    </w:p>
-    <w:p>
-      <w:pPr>
-        <w:spacing w:line="336" w:lineRule="auto" w:after="180"/>
-      </w:pPr>
-      <w:r>
-        <w:rPr>
-          <w:b w:val="0"/>
-        </w:rPr>
-        <w:t xml:space="preserve">If voice or image </w:t>
-      </w:r>
-      <w:r>
-        <w:rPr>
-          <w:b/>
-        </w:rPr>
-        <w:t>input</w:t>
-      </w:r>
-      <w:r>
-        <w:rPr>
-          <w:b w:val="0"/>
-        </w:rPr>
-        <w:t xml:space="preserve"> is added, show each transformation and a safe fallback.</w:t>
-      </w:r>
-    </w:p>
-    <w:p>
-      <w:pPr>
-        <w:spacing w:line="336" w:lineRule="auto" w:after="180"/>
-      </w:pPr>
-      <w:r>
-        <w:rPr>
-          <w:b w:val="0"/>
-        </w:rPr>
-        <w:t xml:space="preserve">The project change and </w:t>
-      </w:r>
-      <w:r>
-        <w:rPr>
-          <w:b/>
-        </w:rPr>
-        <w:t>evidence</w:t>
-      </w:r>
-      <w:r>
-        <w:rPr>
-          <w:b w:val="0"/>
-        </w:rPr>
-        <w:t xml:space="preserve"> I will keep</w:t>
-      </w:r>
-    </w:p>
-    <w:p>
-      <w:pPr>
-        <w:pStyle w:val="Heading3"/>
-      </w:pPr>
-      <w:r>
-        <w:t>Write or draw your reasoning and evidence.</w:t>
-      </w:r>
-    </w:p>
-    <w:p>
-      <w:r>
-        <w:t>________________________________________________________________</w:t>
-      </w:r>
-    </w:p>
-    <w:p>
-      <w:r>
-        <w:t>________________________________________________________________</w:t>
-      </w:r>
-    </w:p>
-    <w:p>
-      <w:r>
-        <w:t>________________________________________________________________</w:t>
-      </w:r>
-    </w:p>
-    <w:p>
-      <w:r>
-        <w:t>________________________________________________________________</w:t>
-      </w:r>
-    </w:p>
-    <w:p>
-      <w:r>
-        <w:t>________________________________________________________________</w:t>
-      </w:r>
-    </w:p>
-    <w:p>
-      <w:pPr>
-        <w:pStyle w:val="Heading1"/>
-      </w:pPr>
-      <w:r>
-        <w:t>10. Self check</w:t>
-      </w:r>
-    </w:p>
-    <w:p>
-      <w:r>
-        <w:t>Judge explanation, evidence, transfer and limits separately; attach the work behind your judgement.</w:t>
-      </w:r>
-    </w:p>
-    <w:p>
-      <w:pPr>
-        <w:pStyle w:val="ListBullet"/>
-      </w:pPr>
-      <w:r>
-        <w:t>I can explain the mechanism.</w:t>
-      </w:r>
-    </w:p>
-    <w:p>
-      <w:pPr>
-        <w:pStyle w:val="ListBullet"/>
-      </w:pPr>
-      <w:r>
-        <w:t>I can show evidence.</w:t>
-      </w:r>
-    </w:p>
-    <w:p>
-      <w:pPr>
-        <w:pStyle w:val="ListBullet"/>
-      </w:pPr>
-      <w:r>
-        <w:t>I can handle a changed case.</w:t>
-      </w:r>
-    </w:p>
-    <w:p>
-      <w:pPr>
-        <w:pStyle w:val="ListBullet"/>
-      </w:pPr>
-      <w:r>
-        <w:t>I can name a limit.</w:t>
-      </w:r>
-    </w:p>
-    <w:p>
-      <w:r>
-        <w:t>Mark each as not yet, with help or independently, and attach supporting work.</w:t>
-      </w:r>
-    </w:p>
-    <w:p>
-      <w:pPr>
-        <w:spacing w:line="336" w:lineRule="auto" w:after="180"/>
-      </w:pPr>
-      <w:r>
-        <w:rPr>
-          <w:b w:val="0"/>
-        </w:rPr>
-        <w:t>Teacher review ____________________  Next step ____________________</w:t>
-      </w:r>
-    </w:p>
-    <w:p>
-      <w:pPr>
-        <w:pStyle w:val="Heading1"/>
-      </w:pPr>
-      <w:r>
-        <w:t>11. Transfer practice from the original programme</w:t>
-      </w:r>
-    </w:p>
-    <w:p>
-      <w:r>
-        <w:t>Use this earlier case as transfer practice. A case already discussed with feedback is not fresh assessment evidence.</w:t>
-      </w:r>
-    </w:p>
-    <w:p>
-      <w:pPr>
-        <w:spacing w:line="336" w:lineRule="auto" w:after="180"/>
-      </w:pPr>
-      <w:r>
-        <w:rPr>
-          <w:b w:val="0"/>
-        </w:rPr>
-        <w:t>A voice request says 'under 90 pages'. The transcript says 'under 19 pages'; filtering correctly finds no books. Identify the first failing stage and a useful confirmation step.</w:t>
-      </w:r>
-    </w:p>
-    <w:p>
-      <w:pPr>
-        <w:pStyle w:val="Heading3"/>
-      </w:pPr>
-      <w:r>
-        <w:t>My independently reasoned answer</w:t>
-      </w:r>
-    </w:p>
-    <w:p>
-      <w:r>
-        <w:t>________________________________________________________________</w:t>
-      </w:r>
-    </w:p>
-    <w:p>
-      <w:r>
-        <w:t>________________________________________________________________</w:t>
-      </w:r>
-    </w:p>
-    <w:p>
-      <w:r>
-        <w:t>________________________________________________________________</w:t>
-      </w:r>
-    </w:p>
-    <w:p>
-      <w:r>
-        <w:t>________________________________________________________________</w:t>
-      </w:r>
-    </w:p>
-    <w:p>
-      <w:r>
-        <w:t>________________________________________________________________</w:t>
-      </w:r>
-    </w:p>
-    <w:p>
-      <w:r>
-        <w:t>________________________________________________________________</w:t>
-      </w:r>
-    </w:p>
-    <w:p>
-      <w:r>
-        <w:t>________________________________________________________________</w:t>
-      </w:r>
-    </w:p>
-    <w:p>
-      <w:pPr>
-        <w:spacing w:line="336" w:lineRule="auto" w:after="180"/>
-      </w:pPr>
-      <w:r>
-        <w:rPr>
-          <w:b w:val="0"/>
-        </w:rPr>
-        <w:t>Record support used: none, hint or teacher explanation.</w:t>
-      </w:r>
-    </w:p>
-    <w:p>
-      <w:pPr>
-        <w:pStyle w:val="Heading1"/>
-      </w:pPr>
-      <w:r>
-        <w:t>12. W1 Explain the mechanism</w:t>
-      </w:r>
-    </w:p>
-    <w:p>
-      <w:r>
-        <w:t>Explain the mechanism. Apply the supplied Image and Voice Pipelines facts and keep your reasoning.</w:t>
-      </w:r>
-    </w:p>
-    <w:p>
-      <w:pPr>
-        <w:spacing w:line="336" w:lineRule="auto" w:after="180"/>
-      </w:pPr>
-      <w:r>
-        <w:rPr>
-          <w:b w:val="0"/>
-        </w:rPr>
-        <w:t xml:space="preserve">Explain the weekly </w:t>
-      </w:r>
-      <w:r>
-        <w:rPr>
-          <w:b/>
-        </w:rPr>
-        <w:t>mechanism</w:t>
-      </w:r>
-      <w:r>
-        <w:rPr>
-          <w:b w:val="0"/>
-        </w:rPr>
-        <w:t xml:space="preserve"> in your own words. Use the worked scenario to name its </w:t>
-      </w:r>
-      <w:r>
-        <w:rPr>
-          <w:b/>
-        </w:rPr>
-        <w:t>input</w:t>
-      </w:r>
-      <w:r>
-        <w:rPr>
-          <w:b w:val="0"/>
-        </w:rPr>
-        <w:t xml:space="preserve">, decision rule and </w:t>
-      </w:r>
-      <w:r>
-        <w:rPr>
-          <w:b/>
-        </w:rPr>
-        <w:t>output</w:t>
-      </w:r>
-      <w:r>
-        <w:rPr>
-          <w:b w:val="0"/>
-        </w:rPr>
-        <w:t>.</w:t>
-      </w:r>
-    </w:p>
-    <w:p>
-      <w:pPr>
-        <w:pStyle w:val="Heading3"/>
-      </w:pPr>
-      <w:r>
-        <w:t>My reasoning and evidence</w:t>
-      </w:r>
-    </w:p>
-    <w:p>
-      <w:r>
-        <w:t>________________________________________________________________</w:t>
-      </w:r>
-    </w:p>
-    <w:p>
-      <w:r>
-        <w:t>________________________________________________________________</w:t>
-      </w:r>
-    </w:p>
-    <w:p>
-      <w:r>
-        <w:t>________________________________________________________________</w:t>
-      </w:r>
-    </w:p>
-    <w:p>
-      <w:r>
-        <w:t>________________________________________________________________</w:t>
-      </w:r>
-    </w:p>
-    <w:p>
-      <w:r>
-        <w:t>________________________________________________________________</w:t>
-      </w:r>
-    </w:p>
-    <w:p>
-      <w:r>
-        <w:t>________________________________________________________________</w:t>
-      </w:r>
-    </w:p>
-    <w:p>
-      <w:pPr>
-        <w:pStyle w:val="Heading1"/>
-      </w:pPr>
-      <w:r>
-        <w:t>13. W2 Trace the worked case</w:t>
-      </w:r>
-    </w:p>
-    <w:p>
-      <w:r>
-        <w:t>Trace the worked case. Apply the supplied Image and Voice Pipelines facts and keep your reasoning.</w:t>
-      </w:r>
-    </w:p>
-    <w:p>
-      <w:pPr>
-        <w:spacing w:line="336" w:lineRule="auto" w:after="180"/>
-      </w:pPr>
-      <w:r>
-        <w:rPr>
-          <w:b w:val="0"/>
-        </w:rPr>
-        <w:t>Audio transcript reads fifteen boxes; a clear written inventory says fifty boxes. The original audio is unavailable and the assistant reports fifteen as certain.</w:t>
-      </w:r>
-    </w:p>
-    <w:p>
-      <w:pPr>
-        <w:spacing w:line="336" w:lineRule="auto" w:after="180"/>
-      </w:pPr>
-      <w:r>
-        <w:rPr>
-          <w:b w:val="0"/>
-        </w:rPr>
-        <w:t>Show the intermediate steps and give the conclusion with its scope.</w:t>
-      </w:r>
-    </w:p>
-    <w:p>
-      <w:pPr>
-        <w:pStyle w:val="Heading3"/>
-      </w:pPr>
-      <w:r>
-        <w:t>My reasoning and evidence</w:t>
-      </w:r>
-    </w:p>
-    <w:p>
-      <w:r>
-        <w:t>________________________________________________________________</w:t>
-      </w:r>
-    </w:p>
-    <w:p>
-      <w:r>
-        <w:t>________________________________________________________________</w:t>
-      </w:r>
-    </w:p>
-    <w:p>
-      <w:r>
-        <w:t>________________________________________________________________</w:t>
-      </w:r>
-    </w:p>
-    <w:p>
-      <w:r>
-        <w:t>________________________________________________________________</w:t>
-      </w:r>
-    </w:p>
-    <w:p>
-      <w:r>
-        <w:t>________________________________________________________________</w:t>
-      </w:r>
-    </w:p>
-    <w:p>
-      <w:r>
-        <w:t>________________________________________________________________</w:t>
-      </w:r>
-    </w:p>
-    <w:p>
-      <w:r>
-        <w:t>________________________________________________________________</w:t>
-      </w:r>
-    </w:p>
-    <w:p>
-      <w:pPr>
-        <w:pStyle w:val="Heading1"/>
-      </w:pPr>
-      <w:r>
-        <w:t>14. W3 Audit the limit</w:t>
-      </w:r>
-    </w:p>
-    <w:p>
-      <w:r>
-        <w:t>Audit the limit. Apply the supplied Image and Voice Pipelines facts and keep your reasoning.</w:t>
-      </w:r>
-    </w:p>
-    <w:p>
-      <w:pPr>
-        <w:spacing w:line="336" w:lineRule="auto" w:after="180"/>
-      </w:pPr>
-      <w:r>
-        <w:rPr>
-          <w:b w:val="0"/>
-        </w:rPr>
-        <w:t xml:space="preserve">A report omits this qualification: A stage-level accuracy or authority policy does not establish every </w:t>
-      </w:r>
-      <w:r>
-        <w:rPr>
-          <w:b/>
-        </w:rPr>
-        <w:t>modality</w:t>
-      </w:r>
-      <w:r>
-        <w:rPr>
-          <w:b w:val="0"/>
-        </w:rPr>
-        <w:t xml:space="preserve"> agrees or every downstream claim is supported.</w:t>
-      </w:r>
-    </w:p>
-    <w:p>
-      <w:pPr>
-        <w:spacing w:line="336" w:lineRule="auto" w:after="180"/>
-      </w:pPr>
-      <w:r>
-        <w:rPr>
-          <w:b w:val="0"/>
-        </w:rPr>
-        <w:t>Explain how omitting it could change a reader's interpretation, and write an accurate replacement.</w:t>
-      </w:r>
-    </w:p>
-    <w:p>
-      <w:pPr>
-        <w:pStyle w:val="Heading3"/>
-      </w:pPr>
-      <w:r>
-        <w:t>My reasoning and evidence</w:t>
-      </w:r>
-    </w:p>
-    <w:p>
-      <w:r>
-        <w:t>________________________________________________________________</w:t>
-      </w:r>
-    </w:p>
-    <w:p>
-      <w:r>
-        <w:t>________________________________________________________________</w:t>
-      </w:r>
-    </w:p>
-    <w:p>
-      <w:r>
-        <w:t>________________________________________________________________</w:t>
-      </w:r>
-    </w:p>
-    <w:p>
-      <w:r>
-        <w:t>________________________________________________________________</w:t>
-      </w:r>
-    </w:p>
-    <w:p>
-      <w:r>
-        <w:t>________________________________________________________________</w:t>
-      </w:r>
-    </w:p>
-    <w:p>
-      <w:r>
-        <w:t>________________________________________________________________</w:t>
-      </w:r>
-    </w:p>
-    <w:p>
-      <w:pPr>
-        <w:pStyle w:val="Heading1"/>
-      </w:pPr>
-      <w:r>
-        <w:t>15. W4 Apply a new case independently</w:t>
-      </w:r>
-    </w:p>
-    <w:p>
-      <w:r>
-        <w:t>Attempt before feedback. If this repeats the selected independent case, reuse that first attempt; otherwise keep a separate record. Apply a new case independently. Apply the supplied Image and Voice Pipelines facts and keep your reasoning.</w:t>
-      </w:r>
-    </w:p>
-    <w:p>
-      <w:pPr>
-        <w:spacing w:line="336" w:lineRule="auto" w:after="180"/>
-      </w:pPr>
-      <w:r>
-        <w:rPr>
-          <w:b w:val="0"/>
-        </w:rPr>
-        <w:t xml:space="preserve">Transcript says room E; a current written approval says room F. The task requires current approved room. Written approval is declared authoritative; trace the response and the </w:t>
-      </w:r>
-      <w:r>
-        <w:rPr>
-          <w:b/>
-        </w:rPr>
-        <w:t>transcription</w:t>
-      </w:r>
-      <w:r>
-        <w:rPr>
-          <w:b w:val="0"/>
-        </w:rPr>
-        <w:t xml:space="preserve"> limit.</w:t>
-      </w:r>
-    </w:p>
-    <w:p>
-      <w:pPr>
-        <w:pStyle w:val="Heading3"/>
-      </w:pPr>
-      <w:r>
-        <w:t>My reasoning and evidence</w:t>
-      </w:r>
-    </w:p>
-    <w:p>
-      <w:r>
-        <w:t>________________________________________________________________</w:t>
-      </w:r>
-    </w:p>
-    <w:p>
-      <w:r>
-        <w:t>________________________________________________________________</w:t>
-      </w:r>
-    </w:p>
-    <w:p>
-      <w:r>
-        <w:t>________________________________________________________________</w:t>
-      </w:r>
-    </w:p>
-    <w:p>
-      <w:r>
-        <w:t>________________________________________________________________</w:t>
-      </w:r>
-    </w:p>
-    <w:p>
-      <w:r>
-        <w:t>________________________________________________________________</w:t>
-      </w:r>
-    </w:p>
-    <w:p>
-      <w:r>
-        <w:t>________________________________________________________________</w:t>
-      </w:r>
-    </w:p>
-    <w:p>
-      <w:r>
-        <w:t>________________________________________________________________</w:t>
-      </w:r>
-    </w:p>
-    <w:p>
-      <w:r>
-        <w:t>________________________________________________________________</w:t>
-      </w:r>
-    </w:p>
-    <w:p>
-      <w:pPr>
-        <w:pStyle w:val="Heading1"/>
-      </w:pPr>
-      <w:r>
-        <w:t>16. W5 Design a revealing follow-up</w:t>
-      </w:r>
-    </w:p>
-    <w:p>
-      <w:r>
-        <w:t>Design a revealing follow-up. Apply the supplied Image and Voice Pipelines facts and keep your reasoning.</w:t>
-      </w:r>
-    </w:p>
-    <w:p>
-      <w:pPr>
-        <w:spacing w:line="336" w:lineRule="auto" w:after="180"/>
-      </w:pPr>
-      <w:r>
-        <w:rPr>
-          <w:b w:val="0"/>
-        </w:rPr>
-        <w:t>For the worked scenario, propose one additional case that could reveal a failure, describe its expected outcome before running it, and explain what would need to remain fixed for a fair comparison.</w:t>
-      </w:r>
-    </w:p>
-    <w:p>
-      <w:pPr>
-        <w:spacing w:line="336" w:lineRule="auto" w:after="180"/>
-      </w:pPr>
-      <w:r>
-        <w:rPr>
-          <w:b w:val="0"/>
-        </w:rPr>
-        <w:t>Do not reuse W4 as a new final test after receiving feedback.</w:t>
-      </w:r>
-    </w:p>
-    <w:p>
-      <w:pPr>
-        <w:pStyle w:val="Heading3"/>
-      </w:pPr>
-      <w:r>
-        <w:t>My reasoning and evidence</w:t>
-      </w:r>
-    </w:p>
-    <w:p>
-      <w:r>
-        <w:t>________________________________________________________________</w:t>
-      </w:r>
-    </w:p>
-    <w:p>
-      <w:r>
-        <w:t>________________________________________________________________</w:t>
-      </w:r>
-    </w:p>
-    <w:p>
-      <w:r>
-        <w:t>________________________________________________________________</w:t>
-      </w:r>
-    </w:p>
-    <w:p>
-      <w:r>
-        <w:t>________________________________________________________________</w:t>
-      </w:r>
-    </w:p>
-    <w:p>
-      <w:r>
-        <w:t>________________________________________________________________</w:t>
-      </w:r>
-    </w:p>
-    <w:p>
-      <w:r>
-        <w:t>________________________________________________________________</w:t>
-      </w:r>
-    </w:p>
-    <w:p>
-      <w:r>
-        <w:t>________________________________________________________________</w:t>
-      </w:r>
-    </w:p>
-    <w:p>
-      <w:pPr>
-        <w:pStyle w:val="Heading1"/>
-      </w:pPr>
-      <w:r>
-        <w:t>17. Feedback, return check and learning record</w:t>
-      </w:r>
-    </w:p>
-    <w:p>
-      <w:r>
-        <w:t>Record the first repaired step and a different case to revisit after a delay.</w:t>
+        <w:t>17. Feedback · Repair and return</w:t>
+      </w:r>
+    </w:p>
+    <w:p>
+      <w:r>
+        <w:t>Keep the first attempt, the repair and a changed-case return.</w:t>
+      </w:r>
+    </w:p>
+    <w:p>
+      <w:pPr>
+        <w:pStyle w:val="Heading2"/>
+      </w:pPr>
+      <w:r>
+        <w:t>Your evidence record</w:t>
       </w:r>
     </w:p>
     <w:tbl>
@@ -1676,12 +897,910 @@
         <w:pStyle w:val="Heading1"/>
       </w:pPr>
       <w:r>
-        <w:t>18. Pictorial case practice: Image and Voice Pipelines</w:t>
-      </w:r>
-    </w:p>
-    <w:p>
-      <w:r>
-        <w:t>A fictional librarian dictates a shelf note that passes through transcription and catalogue lookup. Explain the labelled step before checking the changed condition.</w:t>
+        <w:t>10. Finish · Judge the evidence in your work</w:t>
+      </w:r>
+    </w:p>
+    <w:p>
+      <w:r>
+        <w:t>Point to work that supports your confidence level.</w:t>
+      </w:r>
+    </w:p>
+    <w:p>
+      <w:pPr>
+        <w:pStyle w:val="Heading2"/>
+      </w:pPr>
+      <w:r>
+        <w:t>Your evidence record</w:t>
+      </w:r>
+    </w:p>
+    <w:p>
+      <w:pPr>
+        <w:pStyle w:val="ListBullet"/>
+      </w:pPr>
+      <w:r>
+        <w:t>I can explain the mechanism.</w:t>
+      </w:r>
+    </w:p>
+    <w:p>
+      <w:pPr>
+        <w:pStyle w:val="ListBullet"/>
+      </w:pPr>
+      <w:r>
+        <w:t>I can show evidence.</w:t>
+      </w:r>
+    </w:p>
+    <w:p>
+      <w:pPr>
+        <w:pStyle w:val="ListBullet"/>
+      </w:pPr>
+      <w:r>
+        <w:t>I can handle a changed case.</w:t>
+      </w:r>
+    </w:p>
+    <w:p>
+      <w:pPr>
+        <w:pStyle w:val="ListBullet"/>
+      </w:pPr>
+      <w:r>
+        <w:t>I can name a limit.</w:t>
+      </w:r>
+    </w:p>
+    <w:p>
+      <w:r>
+        <w:t>Mark each as not yet, with help or independently, and attach supporting work.</w:t>
+      </w:r>
+    </w:p>
+    <w:p>
+      <w:pPr>
+        <w:spacing w:line="336" w:lineRule="auto" w:after="180"/>
+      </w:pPr>
+      <w:r>
+        <w:rPr>
+          <w:b w:val="0"/>
+        </w:rPr>
+        <w:t>Teacher review ____________________  Next step ____________________</w:t>
+      </w:r>
+    </w:p>
+    <w:p>
+      <w:pPr>
+        <w:pStyle w:val="Heading1"/>
+      </w:pPr>
+      <w:r>
+        <w:t>Reference bank and extra practice</w:t>
+      </w:r>
+    </w:p>
+    <w:p>
+      <w:pPr>
+        <w:pStyle w:val="Heading1"/>
+      </w:pPr>
+      <w:r>
+        <w:t>02. Reference · Supported W2 record</w:t>
+      </w:r>
+    </w:p>
+    <w:p>
+      <w:r>
+        <w:t>This is the same W2 attempt. Keep one response record.</w:t>
+      </w:r>
+    </w:p>
+    <w:p>
+      <w:pPr>
+        <w:pStyle w:val="Heading2"/>
+      </w:pPr>
+      <w:r>
+        <w:t>Use this when helpful</w:t>
+      </w:r>
+    </w:p>
+    <w:p>
+      <w:pPr>
+        <w:spacing w:line="336" w:lineRule="auto" w:after="180"/>
+      </w:pPr>
+      <w:r>
+        <w:rPr>
+          <w:b w:val="0"/>
+        </w:rPr>
+        <w:t xml:space="preserve">Use W2: Trace the worked case for Speech </w:t>
+      </w:r>
+      <w:r>
+        <w:rPr>
+          <w:b/>
+        </w:rPr>
+        <w:t>pipeline</w:t>
+      </w:r>
+      <w:r>
+        <w:rPr>
+          <w:b w:val="0"/>
+        </w:rPr>
+        <w:t xml:space="preserve">s and multimodal </w:t>
+      </w:r>
+      <w:r>
+        <w:rPr>
+          <w:b/>
+        </w:rPr>
+        <w:t>evidence</w:t>
+      </w:r>
+      <w:r>
+        <w:rPr>
+          <w:b w:val="0"/>
+        </w:rPr>
+        <w:t>. Record the answer once; the lesson and workbook refer to the same attempt.</w:t>
+      </w:r>
+    </w:p>
+    <w:tbl>
+      <w:tblPr>
+        <w:tblStyle w:val="LightShading-Accent1"/>
+        <w:tblW w:type="auto" w:w="0"/>
+        <w:tblLook w:firstColumn="1" w:firstRow="1" w:lastColumn="0" w:lastRow="0" w:noHBand="0" w:noVBand="1" w:val="04A0"/>
+      </w:tblPr>
+      <w:tblGrid>
+        <w:gridCol w:w="2556"/>
+        <w:gridCol w:w="2556"/>
+        <w:gridCol w:w="2556"/>
+        <w:gridCol w:w="2556"/>
+      </w:tblGrid>
+      <w:tr>
+        <w:trPr>
+          <w:tblHeader/>
+        </w:trPr>
+        <w:tc>
+          <w:tcPr>
+            <w:tcW w:type="dxa" w:w="2556"/>
+          </w:tcPr>
+          <w:p>
+            <w:r>
+              <w:t>Given inputs</w:t>
+            </w:r>
+          </w:p>
+        </w:tc>
+        <w:tc>
+          <w:tcPr>
+            <w:tcW w:type="dxa" w:w="2556"/>
+          </w:tcPr>
+          <w:p>
+            <w:r>
+              <w:t>Procedure I chose</w:t>
+            </w:r>
+          </w:p>
+        </w:tc>
+        <w:tc>
+          <w:tcPr>
+            <w:tcW w:type="dxa" w:w="2556"/>
+          </w:tcPr>
+          <w:p>
+            <w:r>
+              <w:t>Middle steps</w:t>
+            </w:r>
+          </w:p>
+        </w:tc>
+        <w:tc>
+          <w:tcPr>
+            <w:tcW w:type="dxa" w:w="2556"/>
+          </w:tcPr>
+          <w:p>
+            <w:r>
+              <w:t>Result and check</w:t>
+            </w:r>
+          </w:p>
+        </w:tc>
+      </w:tr>
+      <w:tr>
+        <w:tc>
+          <w:tcPr>
+            <w:tcW w:type="dxa" w:w="2556"/>
+          </w:tcPr>
+          <w:p>
+            <w:r/>
+          </w:p>
+        </w:tc>
+        <w:tc>
+          <w:tcPr>
+            <w:tcW w:type="dxa" w:w="2556"/>
+          </w:tcPr>
+          <w:p>
+            <w:r/>
+          </w:p>
+        </w:tc>
+        <w:tc>
+          <w:tcPr>
+            <w:tcW w:type="dxa" w:w="2556"/>
+          </w:tcPr>
+          <w:p>
+            <w:r/>
+          </w:p>
+        </w:tc>
+        <w:tc>
+          <w:tcPr>
+            <w:tcW w:type="dxa" w:w="2556"/>
+          </w:tcPr>
+          <w:p>
+            <w:r/>
+          </w:p>
+        </w:tc>
+      </w:tr>
+    </w:tbl>
+    <w:p>
+      <w:pPr>
+        <w:pStyle w:val="Heading3"/>
+      </w:pPr>
+      <w:r>
+        <w:t>The step I completed without help, and the hint I needed</w:t>
+      </w:r>
+    </w:p>
+    <w:p>
+      <w:r>
+        <w:t>________________________________________________________________</w:t>
+      </w:r>
+    </w:p>
+    <w:p>
+      <w:r>
+        <w:t>________________________________________________________________</w:t>
+      </w:r>
+    </w:p>
+    <w:p>
+      <w:r>
+        <w:t>________________________________________________________________</w:t>
+      </w:r>
+    </w:p>
+    <w:p>
+      <w:pPr>
+        <w:pStyle w:val="Heading1"/>
+      </w:pPr>
+      <w:r>
+        <w:t>03. Extra practice · Repair the explanation</w:t>
+      </w:r>
+    </w:p>
+    <w:p>
+      <w:r>
+        <w:t>Explain the deciding fact before discussing the answer.</w:t>
+      </w:r>
+    </w:p>
+    <w:p>
+      <w:pPr>
+        <w:pStyle w:val="Heading2"/>
+      </w:pPr>
+      <w:r>
+        <w:t>Use this when helpful</w:t>
+      </w:r>
+    </w:p>
+    <w:p>
+      <w:pPr>
+        <w:spacing w:line="336" w:lineRule="auto" w:after="180"/>
+      </w:pPr>
+      <w:r>
+        <w:rPr>
+          <w:b w:val="0"/>
+        </w:rPr>
+        <w:t xml:space="preserve">Use the worked case for Speech </w:t>
+      </w:r>
+      <w:r>
+        <w:rPr>
+          <w:b/>
+        </w:rPr>
+        <w:t>pipeline</w:t>
+      </w:r>
+      <w:r>
+        <w:rPr>
+          <w:b w:val="0"/>
+        </w:rPr>
+        <w:t xml:space="preserve">s and multimodal </w:t>
+      </w:r>
+      <w:r>
+        <w:rPr>
+          <w:b/>
+        </w:rPr>
+        <w:t>evidence</w:t>
+      </w:r>
+      <w:r>
+        <w:rPr>
+          <w:b w:val="0"/>
+        </w:rPr>
+        <w:t>. Proposed explanation: “The worked result establishes every future case”. Decide whether this explanation is supported.</w:t>
+      </w:r>
+    </w:p>
+    <w:p>
+      <w:pPr>
+        <w:spacing w:line="336" w:lineRule="auto" w:after="180"/>
+      </w:pPr>
+      <w:r>
+        <w:rPr>
+          <w:b w:val="0"/>
+        </w:rPr>
+        <w:t>Point to the step or supplied fact that decides; explain your repair if needed.</w:t>
+      </w:r>
+    </w:p>
+    <w:p>
+      <w:pPr>
+        <w:pStyle w:val="Heading3"/>
+      </w:pPr>
+      <w:r>
+        <w:t>My explanation before partner discussion</w:t>
+      </w:r>
+    </w:p>
+    <w:p>
+      <w:r>
+        <w:t>________________________________________________________________</w:t>
+      </w:r>
+    </w:p>
+    <w:p>
+      <w:r>
+        <w:t>________________________________________________________________</w:t>
+      </w:r>
+    </w:p>
+    <w:p>
+      <w:r>
+        <w:t>________________________________________________________________</w:t>
+      </w:r>
+    </w:p>
+    <w:p>
+      <w:r>
+        <w:t>________________________________________________________________</w:t>
+      </w:r>
+    </w:p>
+    <w:p>
+      <w:pPr>
+        <w:pStyle w:val="Heading1"/>
+      </w:pPr>
+      <w:r>
+        <w:t>05. Reference · Original learning target</w:t>
+      </w:r>
+    </w:p>
+    <w:p>
+      <w:r>
+        <w:t>Use this target to inspect an explanation.</w:t>
+      </w:r>
+    </w:p>
+    <w:p>
+      <w:pPr>
+        <w:pStyle w:val="Heading2"/>
+      </w:pPr>
+      <w:r>
+        <w:t>Use this when helpful</w:t>
+      </w:r>
+    </w:p>
+    <w:p>
+      <w:pPr>
+        <w:spacing w:line="336" w:lineRule="auto" w:after="180"/>
+      </w:pPr>
+      <w:r>
+        <w:rPr>
+          <w:b w:val="0"/>
+        </w:rPr>
+        <w:t>A voice request says 'under 90 pages'. The transcript says 'under 19 pages'; filtering correctly finds no books. Identify the first failing stage and a useful confirmation step.</w:t>
+      </w:r>
+    </w:p>
+    <w:p>
+      <w:pPr>
+        <w:pStyle w:val="Heading1"/>
+      </w:pPr>
+      <w:r>
+        <w:t>06. Extra practice · A complete case</w:t>
+      </w:r>
+    </w:p>
+    <w:p>
+      <w:r>
+        <w:t>Try the question before checking the worked explanation.</w:t>
+      </w:r>
+    </w:p>
+    <w:p>
+      <w:pPr>
+        <w:pStyle w:val="Heading2"/>
+      </w:pPr>
+      <w:r>
+        <w:t>Use this when helpful</w:t>
+      </w:r>
+    </w:p>
+    <w:p>
+      <w:pPr>
+        <w:spacing w:line="336" w:lineRule="auto" w:after="180"/>
+      </w:pPr>
+      <w:r>
+        <w:rPr>
+          <w:b w:val="0"/>
+        </w:rPr>
+        <w:t>A voice book helper transcribes speech, extracts preference, then ranks books.</w:t>
+      </w:r>
+    </w:p>
+    <w:p>
+      <w:pPr>
+        <w:spacing w:line="336" w:lineRule="auto" w:after="180"/>
+      </w:pPr>
+      <w:r>
+        <w:rPr>
+          <w:b w:val="0"/>
+        </w:rPr>
+        <w:t>Where can a wrong suggestion begin?</w:t>
+      </w:r>
+    </w:p>
+    <w:p>
+      <w:pPr>
+        <w:spacing w:line="336" w:lineRule="auto" w:after="180"/>
+      </w:pPr>
+      <w:r>
+        <w:rPr>
+          <w:b w:val="0"/>
+        </w:rPr>
+        <w:t xml:space="preserve">Show your trace, calculation or </w:t>
+      </w:r>
+      <w:r>
+        <w:rPr>
+          <w:b/>
+        </w:rPr>
+        <w:t>evidence</w:t>
+      </w:r>
+    </w:p>
+    <w:p>
+      <w:pPr>
+        <w:pStyle w:val="Heading3"/>
+      </w:pPr>
+      <w:r>
+        <w:t>Write or draw your reasoning and evidence.</w:t>
+      </w:r>
+    </w:p>
+    <w:p>
+      <w:r>
+        <w:t>________________________________________________________________</w:t>
+      </w:r>
+    </w:p>
+    <w:p>
+      <w:r>
+        <w:t>________________________________________________________________</w:t>
+      </w:r>
+    </w:p>
+    <w:p>
+      <w:r>
+        <w:t>________________________________________________________________</w:t>
+      </w:r>
+    </w:p>
+    <w:p>
+      <w:r>
+        <w:t>________________________________________________________________</w:t>
+      </w:r>
+    </w:p>
+    <w:p>
+      <w:r>
+        <w:t>________________________________________________________________</w:t>
+      </w:r>
+    </w:p>
+    <w:p>
+      <w:pPr>
+        <w:pStyle w:val="Heading1"/>
+      </w:pPr>
+      <w:r>
+        <w:t>07. Extra practice · A changed case</w:t>
+      </w:r>
+    </w:p>
+    <w:p>
+      <w:r>
+        <w:t>Keep this practice separate from the reserved independent attempt.</w:t>
+      </w:r>
+    </w:p>
+    <w:p>
+      <w:pPr>
+        <w:pStyle w:val="Heading2"/>
+      </w:pPr>
+      <w:r>
+        <w:t>Use this when helpful</w:t>
+      </w:r>
+    </w:p>
+    <w:p>
+      <w:pPr>
+        <w:spacing w:line="336" w:lineRule="auto" w:after="180"/>
+      </w:pPr>
+      <w:r>
+        <w:rPr>
+          <w:b w:val="0"/>
+        </w:rPr>
+        <w:t>A voice helper hears find a book, converts speech to text, then searches. It writes find a cook. Which stage first failed and what should you inspect?</w:t>
+      </w:r>
+    </w:p>
+    <w:p>
+      <w:pPr>
+        <w:spacing w:line="336" w:lineRule="auto" w:after="180"/>
+      </w:pPr>
+      <w:r>
+        <w:rPr>
+          <w:b w:val="0"/>
+        </w:rPr>
+        <w:t>My practice answer and reason</w:t>
+      </w:r>
+    </w:p>
+    <w:p>
+      <w:pPr>
+        <w:pStyle w:val="Heading3"/>
+      </w:pPr>
+      <w:r>
+        <w:t>Write or draw your reasoning and evidence.</w:t>
+      </w:r>
+    </w:p>
+    <w:p>
+      <w:r>
+        <w:t>________________________________________________________________</w:t>
+      </w:r>
+    </w:p>
+    <w:p>
+      <w:r>
+        <w:t>________________________________________________________________</w:t>
+      </w:r>
+    </w:p>
+    <w:p>
+      <w:r>
+        <w:t>________________________________________________________________</w:t>
+      </w:r>
+    </w:p>
+    <w:p>
+      <w:r>
+        <w:t>________________________________________________________________</w:t>
+      </w:r>
+    </w:p>
+    <w:p>
+      <w:r>
+        <w:t>________________________________________________________________</w:t>
+      </w:r>
+    </w:p>
+    <w:p>
+      <w:pPr>
+        <w:pStyle w:val="Heading3"/>
+      </w:pPr>
+      <w:r>
+        <w:t>Week 26 Test and reflect</w:t>
+      </w:r>
+    </w:p>
+    <w:p>
+      <w:pPr>
+        <w:pStyle w:val="Heading1"/>
+      </w:pPr>
+      <w:r>
+        <w:t>08. Extra practice · Design a revealing test</w:t>
+      </w:r>
+    </w:p>
+    <w:p>
+      <w:r>
+        <w:t>Predict before tracing or testing.</w:t>
+      </w:r>
+    </w:p>
+    <w:p>
+      <w:pPr>
+        <w:pStyle w:val="Heading2"/>
+      </w:pPr>
+      <w:r>
+        <w:t>Use this when helpful</w:t>
+      </w:r>
+    </w:p>
+    <w:p>
+      <w:pPr>
+        <w:spacing w:line="336" w:lineRule="auto" w:after="180"/>
+      </w:pPr>
+      <w:r>
+        <w:rPr>
+          <w:b w:val="0"/>
+        </w:rPr>
+        <w:t xml:space="preserve">Create a changed </w:t>
+      </w:r>
+      <w:r>
+        <w:rPr>
+          <w:b/>
+        </w:rPr>
+        <w:t>input</w:t>
+      </w:r>
+      <w:r>
+        <w:rPr>
+          <w:b w:val="0"/>
+        </w:rPr>
+        <w:t>, boundary case or missing-information case. Write the expected answer or safe response before testing.</w:t>
+      </w:r>
+    </w:p>
+    <w:tbl>
+      <w:tblPr>
+        <w:tblStyle w:val="LightShading-Accent1"/>
+        <w:tblW w:type="auto" w:w="0"/>
+        <w:tblLook w:firstColumn="1" w:firstRow="1" w:lastColumn="0" w:lastRow="0" w:noHBand="0" w:noVBand="1" w:val="04A0"/>
+      </w:tblPr>
+      <w:tblGrid>
+        <w:gridCol w:w="5112"/>
+        <w:gridCol w:w="5112"/>
+      </w:tblGrid>
+      <w:tr>
+        <w:trPr>
+          <w:tblHeader/>
+        </w:trPr>
+        <w:tc>
+          <w:tcPr>
+            <w:tcW w:type="dxa" w:w="5112"/>
+          </w:tcPr>
+          <w:p>
+            <w:r>
+              <w:t>Test record</w:t>
+            </w:r>
+          </w:p>
+        </w:tc>
+        <w:tc>
+          <w:tcPr>
+            <w:tcW w:type="dxa" w:w="5112"/>
+          </w:tcPr>
+          <w:p>
+            <w:r>
+              <w:t>My evidence</w:t>
+            </w:r>
+          </w:p>
+        </w:tc>
+      </w:tr>
+      <w:tr>
+        <w:tc>
+          <w:tcPr>
+            <w:tcW w:type="dxa" w:w="5112"/>
+          </w:tcPr>
+          <w:p>
+            <w:r>
+              <w:t>Changed input or condition</w:t>
+            </w:r>
+          </w:p>
+        </w:tc>
+        <w:tc>
+          <w:tcPr>
+            <w:tcW w:type="dxa" w:w="5112"/>
+          </w:tcPr>
+          <w:p>
+            <w:r/>
+          </w:p>
+        </w:tc>
+      </w:tr>
+      <w:tr>
+        <w:tc>
+          <w:tcPr>
+            <w:tcW w:type="dxa" w:w="5112"/>
+          </w:tcPr>
+          <w:p>
+            <w:r>
+              <w:t>Expected answer or fallback</w:t>
+            </w:r>
+          </w:p>
+        </w:tc>
+        <w:tc>
+          <w:tcPr>
+            <w:tcW w:type="dxa" w:w="5112"/>
+          </w:tcPr>
+          <w:p>
+            <w:r/>
+          </w:p>
+        </w:tc>
+      </w:tr>
+      <w:tr>
+        <w:tc>
+          <w:tcPr>
+            <w:tcW w:type="dxa" w:w="5112"/>
+          </w:tcPr>
+          <w:p>
+            <w:r>
+              <w:t>Observed result</w:t>
+            </w:r>
+          </w:p>
+        </w:tc>
+        <w:tc>
+          <w:tcPr>
+            <w:tcW w:type="dxa" w:w="5112"/>
+          </w:tcPr>
+          <w:p>
+            <w:r/>
+          </w:p>
+        </w:tc>
+      </w:tr>
+      <w:tr>
+        <w:tc>
+          <w:tcPr>
+            <w:tcW w:type="dxa" w:w="5112"/>
+          </w:tcPr>
+          <w:p>
+            <w:r>
+              <w:t>Why the result occurred</w:t>
+            </w:r>
+          </w:p>
+        </w:tc>
+        <w:tc>
+          <w:tcPr>
+            <w:tcW w:type="dxa" w:w="5112"/>
+          </w:tcPr>
+          <w:p>
+            <w:r/>
+          </w:p>
+        </w:tc>
+      </w:tr>
+    </w:tbl>
+    <w:p>
+      <w:pPr>
+        <w:pStyle w:val="Heading1"/>
+      </w:pPr>
+      <w:r>
+        <w:t>11. Reference · Original target response space</w:t>
+      </w:r>
+    </w:p>
+    <w:p>
+      <w:r>
+        <w:t>This teaching case is practice rather than a fresh assessment.</w:t>
+      </w:r>
+    </w:p>
+    <w:p>
+      <w:pPr>
+        <w:pStyle w:val="Heading2"/>
+      </w:pPr>
+      <w:r>
+        <w:t>Use this when helpful</w:t>
+      </w:r>
+    </w:p>
+    <w:p>
+      <w:pPr>
+        <w:spacing w:line="336" w:lineRule="auto" w:after="180"/>
+      </w:pPr>
+      <w:r>
+        <w:rPr>
+          <w:b w:val="0"/>
+        </w:rPr>
+        <w:t>A voice request says 'under 90 pages'. The transcript says 'under 19 pages'; filtering correctly finds no books. Identify the first failing stage and a useful confirmation step.</w:t>
+      </w:r>
+    </w:p>
+    <w:p>
+      <w:pPr>
+        <w:pStyle w:val="Heading3"/>
+      </w:pPr>
+      <w:r>
+        <w:t>My explanation after practice</w:t>
+      </w:r>
+    </w:p>
+    <w:p>
+      <w:r>
+        <w:t>________________________________________________________________</w:t>
+      </w:r>
+    </w:p>
+    <w:p>
+      <w:r>
+        <w:t>________________________________________________________________</w:t>
+      </w:r>
+    </w:p>
+    <w:p>
+      <w:r>
+        <w:t>________________________________________________________________</w:t>
+      </w:r>
+    </w:p>
+    <w:p>
+      <w:r>
+        <w:t>________________________________________________________________</w:t>
+      </w:r>
+    </w:p>
+    <w:p>
+      <w:r>
+        <w:t>________________________________________________________________</w:t>
+      </w:r>
+    </w:p>
+    <w:p>
+      <w:r>
+        <w:t>________________________________________________________________</w:t>
+      </w:r>
+    </w:p>
+    <w:p>
+      <w:r>
+        <w:t>________________________________________________________________</w:t>
+      </w:r>
+    </w:p>
+    <w:p>
+      <w:pPr>
+        <w:spacing w:line="336" w:lineRule="auto" w:after="180"/>
+      </w:pPr>
+      <w:r>
+        <w:rPr>
+          <w:b w:val="0"/>
+        </w:rPr>
+        <w:t>Record support used: none, hint or teacher explanation.</w:t>
+      </w:r>
+    </w:p>
+    <w:p>
+      <w:pPr>
+        <w:pStyle w:val="Heading1"/>
+      </w:pPr>
+      <w:r>
+        <w:t>15. Reference · Independent-case response copy</w:t>
+      </w:r>
+    </w:p>
+    <w:p>
+      <w:r>
+        <w:t>This duplicates W4. Reuse the same first-attempt record.</w:t>
+      </w:r>
+    </w:p>
+    <w:p>
+      <w:pPr>
+        <w:pStyle w:val="Heading2"/>
+      </w:pPr>
+      <w:r>
+        <w:t>Use this when helpful</w:t>
+      </w:r>
+    </w:p>
+    <w:p>
+      <w:pPr>
+        <w:spacing w:line="336" w:lineRule="auto" w:after="180"/>
+      </w:pPr>
+      <w:r>
+        <w:rPr>
+          <w:b w:val="0"/>
+        </w:rPr>
+        <w:t xml:space="preserve">Transcript says room E; a current written approval says room F. The task requires current approved room. Written approval is declared authoritative; trace the response and the </w:t>
+      </w:r>
+      <w:r>
+        <w:rPr>
+          <w:b/>
+        </w:rPr>
+        <w:t>transcription</w:t>
+      </w:r>
+      <w:r>
+        <w:rPr>
+          <w:b w:val="0"/>
+        </w:rPr>
+        <w:t xml:space="preserve"> limit.</w:t>
+      </w:r>
+    </w:p>
+    <w:p>
+      <w:pPr>
+        <w:pStyle w:val="Heading3"/>
+      </w:pPr>
+      <w:r>
+        <w:t>My reasoning and evidence</w:t>
+      </w:r>
+    </w:p>
+    <w:p>
+      <w:r>
+        <w:t>________________________________________________________________</w:t>
+      </w:r>
+    </w:p>
+    <w:p>
+      <w:r>
+        <w:t>________________________________________________________________</w:t>
+      </w:r>
+    </w:p>
+    <w:p>
+      <w:r>
+        <w:t>________________________________________________________________</w:t>
+      </w:r>
+    </w:p>
+    <w:p>
+      <w:r>
+        <w:t>________________________________________________________________</w:t>
+      </w:r>
+    </w:p>
+    <w:p>
+      <w:r>
+        <w:t>________________________________________________________________</w:t>
+      </w:r>
+    </w:p>
+    <w:p>
+      <w:r>
+        <w:t>________________________________________________________________</w:t>
+      </w:r>
+    </w:p>
+    <w:p>
+      <w:r>
+        <w:t>________________________________________________________________</w:t>
+      </w:r>
+    </w:p>
+    <w:p>
+      <w:r>
+        <w:t>________________________________________________________________</w:t>
+      </w:r>
+    </w:p>
+    <w:p>
+      <w:pPr>
+        <w:pStyle w:val="Heading1"/>
+      </w:pPr>
+      <w:r>
+        <w:t>18. Extra practice · Use the worked picture</w:t>
+      </w:r>
+    </w:p>
+    <w:p>
+      <w:r>
+        <w:t>Keep the explanation and the support you used.</w:t>
+      </w:r>
+    </w:p>
+    <w:p>
+      <w:pPr>
+        <w:pStyle w:val="Heading2"/>
+      </w:pPr>
+      <w:r>
+        <w:t>Use this when helpful</w:t>
       </w:r>
     </w:p>
     <w:p>
@@ -1768,7 +1887,6 @@
     <w:p>
       <w:pPr>
         <w:spacing w:line="336" w:lineRule="auto" w:after="180"/>
-        <w:shd w:fill="F5F1FB"/>
       </w:pPr>
       <w:r>
         <w:rPr>
@@ -1817,16 +1935,7 @@
     </w:p>
     <w:p>
       <w:pPr>
-        <w:pStyle w:val="Heading3"/>
-      </w:pPr>
-      <w:r>
-        <w:t>Record the help used</w:t>
-      </w:r>
-    </w:p>
-    <w:p>
-      <w:pPr>
         <w:spacing w:line="336" w:lineRule="auto" w:after="180"/>
-        <w:shd w:fill="F1F6F8"/>
       </w:pPr>
       <w:r>
         <w:rPr>
@@ -1863,12 +1972,20 @@
         <w:pStyle w:val="Heading1"/>
       </w:pPr>
       <w:r>
-        <w:t>19. Project portfolio milestone</w:t>
-      </w:r>
-    </w:p>
-    <w:p>
-      <w:r>
-        <w:t>Keep this week’s input, deciding step, result and limit together in the Transparent Book Recommender record.</w:t>
+        <w:t>19. Reference · Project portfolio record</w:t>
+      </w:r>
+    </w:p>
+    <w:p>
+      <w:r>
+        <w:t>Extend your main project response when helpful.</w:t>
+      </w:r>
+    </w:p>
+    <w:p>
+      <w:pPr>
+        <w:pStyle w:val="Heading2"/>
+      </w:pPr>
+      <w:r>
+        <w:t>Use this when helpful</w:t>
       </w:r>
     </w:p>
     <w:p>
@@ -2070,12 +2187,428 @@
         <w:pStyle w:val="Heading1"/>
       </w:pPr>
       <w:r>
-        <w:t>20. Supported practice and learning evidence</w:t>
-      </w:r>
-    </w:p>
-    <w:p>
-      <w:r>
-        <w:t>Try the supported questions before comparing with hints and feedback. Record what you repaired and the evidence you retained.</w:t>
+        <w:t>20. Extra practice: pictures, repair and feedback</w:t>
+      </w:r>
+    </w:p>
+    <w:p>
+      <w:r>
+        <w:t>Attempt each question before opening its explanation. Use one browser or paper copy.</w:t>
+      </w:r>
+    </w:p>
+    <w:p>
+      <w:pPr>
+        <w:pStyle w:val="Heading2"/>
+      </w:pPr>
+      <w:r>
+        <w:t>First supported question</w:t>
+      </w:r>
+    </w:p>
+    <w:p>
+      <w:pPr>
+        <w:pStyle w:val="ListBullet"/>
+      </w:pPr>
+      <w:r>
+        <w:t>A fictional librarian dictates a shelf note that passes through transcription and catalogue lookup.</w:t>
+      </w:r>
+    </w:p>
+    <w:p>
+      <w:pPr>
+        <w:pStyle w:val="Heading3"/>
+      </w:pPr>
+      <w:r>
+        <w:t>Practice 1: explain the deciding evidence</w:t>
+      </w:r>
+    </w:p>
+    <w:p>
+      <w:pPr>
+        <w:pStyle w:val="ListBullet"/>
+      </w:pPr>
+      <w:r>
+        <w:t>Which labelled step matches this detail? Replay the audio, preserve the faulty transcript and use confirmed shelf 14.</w:t>
+      </w:r>
+    </w:p>
+    <w:p>
+      <w:pPr>
+        <w:pStyle w:val="ListBullet"/>
+      </w:pPr>
+      <w:r>
+        <w:t>1. Audio input</w:t>
+      </w:r>
+    </w:p>
+    <w:p>
+      <w:pPr>
+        <w:pStyle w:val="ListBullet"/>
+      </w:pPr>
+      <w:r>
+        <w:t>2. Review and correct</w:t>
+      </w:r>
+    </w:p>
+    <w:p>
+      <w:pPr>
+        <w:pStyle w:val="ListBullet"/>
+      </w:pPr>
+      <w:r>
+        <w:t>3. Transcription</w:t>
+      </w:r>
+    </w:p>
+    <w:p>
+      <w:pPr>
+        <w:pStyle w:val="ListBullet"/>
+      </w:pPr>
+      <w:r>
+        <w:t>4. Cross-check</w:t>
+      </w:r>
+    </w:p>
+    <w:p>
+      <w:pPr>
+        <w:pStyle w:val="Heading3"/>
+      </w:pPr>
+      <w:r>
+        <w:t>My selected conclusion, deciding fact and explanation</w:t>
+      </w:r>
+    </w:p>
+    <w:p>
+      <w:r>
+        <w:t>________________________________________________________________</w:t>
+      </w:r>
+    </w:p>
+    <w:p>
+      <w:r>
+        <w:t>________________________________________________________________</w:t>
+      </w:r>
+    </w:p>
+    <w:p>
+      <w:r>
+        <w:t>________________________________________________________________</w:t>
+      </w:r>
+    </w:p>
+    <w:p>
+      <w:r>
+        <w:t>________________________________________________________________</w:t>
+      </w:r>
+    </w:p>
+    <w:p>
+      <w:r>
+        <w:t>________________________________________________________________</w:t>
+      </w:r>
+    </w:p>
+    <w:p>
+      <w:pPr>
+        <w:pStyle w:val="ListBullet"/>
+      </w:pPr>
+      <w:r>
+        <w:t>Hint if needed: Read the steps in the pictorial case. Match the supplied detail to the stage that performs or records it.</w:t>
+      </w:r>
+    </w:p>
+    <w:p>
+      <w:pPr>
+        <w:pStyle w:val="Heading2"/>
+      </w:pPr>
+      <w:r>
+        <w:t>Check the first explanation · reference / check after trying</w:t>
+      </w:r>
+    </w:p>
+    <w:p>
+      <w:pPr>
+        <w:spacing w:line="336" w:lineRule="auto" w:after="180"/>
+      </w:pPr>
+      <w:r>
+        <w:rPr>
+          <w:b w:val="0"/>
+        </w:rPr>
+        <w:t xml:space="preserve">After your attempt, compare with the supported explanation: Review and correct Replay the audio, preserve the faulty transcript and use confirmed shelf 14. A correct later lookup cannot repair an earlier wrong </w:t>
+      </w:r>
+      <w:r>
+        <w:rPr>
+          <w:b/>
+        </w:rPr>
+        <w:t>input</w:t>
+      </w:r>
+      <w:r>
+        <w:rPr>
+          <w:b w:val="0"/>
+        </w:rPr>
+        <w:t xml:space="preserve"> by magic.</w:t>
+      </w:r>
+    </w:p>
+    <w:p>
+      <w:pPr>
+        <w:spacing w:line="336" w:lineRule="auto" w:after="180"/>
+      </w:pPr>
+      <w:r>
+        <w:rPr>
+          <w:b w:val="0"/>
+        </w:rPr>
+        <w:t>Locate the first difference between known audio and transcript, then compare the stated source authority. Keeping both records makes the correction auditable.</w:t>
+      </w:r>
+    </w:p>
+    <w:p>
+      <w:pPr>
+        <w:spacing w:line="336" w:lineRule="auto" w:after="180"/>
+      </w:pPr>
+      <w:r>
+        <w:rPr>
+          <w:b w:val="0"/>
+        </w:rPr>
+        <w:t>A confident spoken answer for shelf 40 would remain wrong despite fluent synthesis.</w:t>
+      </w:r>
+    </w:p>
+    <w:p>
+      <w:pPr>
+        <w:pStyle w:val="Heading2"/>
+      </w:pPr>
+      <w:r>
+        <w:t>Changed-case question</w:t>
+      </w:r>
+    </w:p>
+    <w:p>
+      <w:pPr>
+        <w:pStyle w:val="Heading3"/>
+      </w:pPr>
+      <w:r>
+        <w:t>Practice 2: explain the deciding evidence</w:t>
+      </w:r>
+    </w:p>
+    <w:p>
+      <w:pPr>
+        <w:pStyle w:val="ListBullet"/>
+      </w:pPr>
+      <w:r>
+        <w:t>Changed-case practice: Remove access to the audio, while keeping the authoritative inventory. Which conclusion is supported by the supplied facts?</w:t>
+      </w:r>
+    </w:p>
+    <w:p>
+      <w:pPr>
+        <w:pStyle w:val="ListBullet"/>
+      </w:pPr>
+      <w:r>
+        <w:t>1. Shelf 14 remains supported for the lookup, but transcription accuracy cannot be replay-checked.</w:t>
+      </w:r>
+    </w:p>
+    <w:p>
+      <w:pPr>
+        <w:pStyle w:val="ListBullet"/>
+      </w:pPr>
+      <w:r>
+        <w:t>2. This one example guarantees correct results for every future input.</w:t>
+      </w:r>
+    </w:p>
+    <w:p>
+      <w:pPr>
+        <w:pStyle w:val="ListBullet"/>
+      </w:pPr>
+      <w:r>
+        <w:t>3. We can decide the result without examining the changed input or the procedure.</w:t>
+      </w:r>
+    </w:p>
+    <w:p>
+      <w:pPr>
+        <w:pStyle w:val="Heading3"/>
+      </w:pPr>
+      <w:r>
+        <w:t>My selected conclusion, deciding fact and explanation</w:t>
+      </w:r>
+    </w:p>
+    <w:p>
+      <w:r>
+        <w:t>________________________________________________________________</w:t>
+      </w:r>
+    </w:p>
+    <w:p>
+      <w:r>
+        <w:t>________________________________________________________________</w:t>
+      </w:r>
+    </w:p>
+    <w:p>
+      <w:r>
+        <w:t>________________________________________________________________</w:t>
+      </w:r>
+    </w:p>
+    <w:p>
+      <w:r>
+        <w:t>________________________________________________________________</w:t>
+      </w:r>
+    </w:p>
+    <w:p>
+      <w:r>
+        <w:t>________________________________________________________________</w:t>
+      </w:r>
+    </w:p>
+    <w:p>
+      <w:pPr>
+        <w:pStyle w:val="ListBullet"/>
+      </w:pPr>
+      <w:r>
+        <w:t>Hint if needed: Use the changed condition and the deciding step in the pictorial trace. The answer must say what follows from those facts.</w:t>
+      </w:r>
+    </w:p>
+    <w:p>
+      <w:pPr>
+        <w:pStyle w:val="Heading2"/>
+      </w:pPr>
+      <w:r>
+        <w:t>Check the changed case · reference / check after trying</w:t>
+      </w:r>
+    </w:p>
+    <w:p>
+      <w:pPr>
+        <w:spacing w:line="336" w:lineRule="auto" w:after="180"/>
+      </w:pPr>
+      <w:r>
+        <w:rPr>
+          <w:b w:val="0"/>
+        </w:rPr>
+        <w:t xml:space="preserve">After your attempt, compare with the supported explanation: Shelf 14 remains supported for the lookup, but </w:t>
+      </w:r>
+      <w:r>
+        <w:rPr>
+          <w:b/>
+        </w:rPr>
+        <w:t>transcription</w:t>
+      </w:r>
+      <w:r>
+        <w:rPr>
+          <w:b w:val="0"/>
+        </w:rPr>
+        <w:t xml:space="preserve"> accuracy cannot be replay-checked.</w:t>
+      </w:r>
+    </w:p>
+    <w:p>
+      <w:pPr>
+        <w:spacing w:line="336" w:lineRule="auto" w:after="180"/>
+      </w:pPr>
+      <w:r>
+        <w:rPr>
+          <w:b w:val="0"/>
+        </w:rPr>
+        <w:t>The inventory resolves the shelf task; it does not recreate unavailable audio.</w:t>
+      </w:r>
+    </w:p>
+    <w:p>
+      <w:pPr>
+        <w:pStyle w:val="Heading2"/>
+      </w:pPr>
+      <w:r>
+        <w:t>Repair and save your work</w:t>
+      </w:r>
+    </w:p>
+    <w:p>
+      <w:pPr>
+        <w:spacing w:line="336" w:lineRule="auto" w:after="180"/>
+      </w:pPr>
+      <w:r>
+        <w:rPr>
+          <w:b w:val="0"/>
+        </w:rPr>
+        <w:t>Review Text as Pieces (ai-2/25). Goal: Encode and decode text under an explicit toy vocabulary. Short practice: Why is the unknown ! at position 10 rather than position 9?. Return to this week and explain what you changed.</w:t>
+      </w:r>
+    </w:p>
+    <w:p>
+      <w:pPr>
+        <w:spacing w:line="336" w:lineRule="auto" w:after="180"/>
+      </w:pPr>
+      <w:r>
+        <w:rPr>
+          <w:b w:val="0"/>
+        </w:rPr>
+        <w:t>Review Recommendation Scores (ai-2/23). Goal: Compute a weighted score. Short practice: Why does B not become the winner when its score is largest?. Return to this week and explain what you changed.</w:t>
+      </w:r>
+    </w:p>
+    <w:p>
+      <w:pPr>
+        <w:spacing w:line="336" w:lineRule="auto" w:after="180"/>
+      </w:pPr>
+      <w:r>
+        <w:rPr>
+          <w:b w:val="0"/>
+        </w:rPr>
+        <w:t>Review Repair Bias in Data (ai-2/20). Goal: Identify selection and coverage bias. Short practice: Why must 35% be labelled an illustration rather than the measured grade-wide Yes rate?.</w:t>
+      </w:r>
+    </w:p>
+    <w:p>
+      <w:pPr>
+        <w:spacing w:line="336" w:lineRule="auto" w:after="180"/>
+      </w:pPr>
+      <w:r>
+        <w:rPr>
+          <w:b w:val="0"/>
+        </w:rPr>
+        <w:t>Return to this week and explain what you changed.</w:t>
+      </w:r>
+    </w:p>
+    <w:p>
+      <w:pPr>
+        <w:spacing w:line="336" w:lineRule="auto" w:after="180"/>
+      </w:pPr>
+      <w:r>
+        <w:rPr>
+          <w:b w:val="0"/>
+        </w:rPr>
+        <w:t xml:space="preserve">Use Download completed work in the hosted lesson to export your answers, reflections, practice feedback and code-run </w:t>
+      </w:r>
+      <w:r>
+        <w:rPr>
+          <w:b/>
+        </w:rPr>
+        <w:t>evidence</w:t>
+      </w:r>
+      <w:r>
+        <w:rPr>
+          <w:b w:val="0"/>
+        </w:rPr>
+        <w:t>. Open the HTML copy to read or print it.</w:t>
+      </w:r>
+    </w:p>
+    <w:p>
+      <w:pPr>
+        <w:spacing w:line="336" w:lineRule="auto" w:after="180"/>
+      </w:pPr>
+      <w:r>
+        <w:rPr>
+          <w:b w:val="0"/>
+        </w:rPr>
+        <w:t>Drafts stay in this browser when storage is available; clear drafts on a shared device.</w:t>
+      </w:r>
+    </w:p>
+    <w:p>
+      <w:pPr>
+        <w:pStyle w:val="Heading3"/>
+      </w:pPr>
+      <w:r>
+        <w:t>What I repaired, the evidence I kept and the next test</w:t>
+      </w:r>
+    </w:p>
+    <w:p>
+      <w:r>
+        <w:t>________________________________________________________________</w:t>
+      </w:r>
+    </w:p>
+    <w:p>
+      <w:r>
+        <w:t>________________________________________________________________</w:t>
+      </w:r>
+    </w:p>
+    <w:p>
+      <w:r>
+        <w:t>________________________________________________________________</w:t>
+      </w:r>
+    </w:p>
+    <w:p>
+      <w:r>
+        <w:t>________________________________________________________________</w:t>
+      </w:r>
+    </w:p>
+    <w:p>
+      <w:r>
+        <w:t>________________________________________________________________</w:t>
+      </w:r>
+    </w:p>
+    <w:p>
+      <w:pPr>
+        <w:pStyle w:val="Heading2"/>
+      </w:pPr>
+      <w:r>
+        <w:t>Earlier wording, alternatives and picture transcripts · reference / check after trying</w:t>
       </w:r>
     </w:p>
     <w:p>
@@ -2091,104 +2624,10 @@
     </w:p>
     <w:p>
       <w:pPr>
-        <w:spacing w:line="336" w:lineRule="auto" w:after="180"/>
-      </w:pPr>
-      <w:r>
-        <w:rPr>
-          <w:b w:val="0"/>
-        </w:rPr>
-        <w:t xml:space="preserve">A fictional librarian dictates a shelf note that passes through </w:t>
-      </w:r>
-      <w:r>
-        <w:rPr>
-          <w:b/>
-        </w:rPr>
-        <w:t>transcription</w:t>
-      </w:r>
-      <w:r>
-        <w:rPr>
-          <w:b w:val="0"/>
-        </w:rPr>
-        <w:t xml:space="preserve"> and catalogue lookup.</w:t>
-      </w:r>
-    </w:p>
-    <w:p>
-      <w:pPr>
         <w:pStyle w:val="Heading3"/>
       </w:pPr>
       <w:r>
-        <w:t>Practice 1: explain the deciding evidence</w:t>
-      </w:r>
-    </w:p>
-    <w:p>
-      <w:pPr>
-        <w:spacing w:line="336" w:lineRule="auto" w:after="180"/>
-      </w:pPr>
-      <w:r>
-        <w:rPr>
-          <w:b w:val="0"/>
-        </w:rPr>
-        <w:t>Which labelled step matches this detail? Replay the audio, preserve the faulty transcript and use confirmed shelf 14.</w:t>
-      </w:r>
-    </w:p>
-    <w:p>
-      <w:pPr>
-        <w:spacing w:line="336" w:lineRule="auto" w:after="180"/>
-        <w:shd w:fill="F4F9FC"/>
-      </w:pPr>
-      <w:r>
-        <w:rPr>
-          <w:b w:val="0"/>
-        </w:rPr>
-        <w:t xml:space="preserve">1. Audio </w:t>
-      </w:r>
-      <w:r>
-        <w:rPr>
-          <w:b/>
-        </w:rPr>
-        <w:t>input</w:t>
-      </w:r>
-    </w:p>
-    <w:p>
-      <w:pPr>
-        <w:spacing w:line="336" w:lineRule="auto" w:after="180"/>
-        <w:shd w:fill="F4F9FC"/>
-      </w:pPr>
-      <w:r>
-        <w:rPr>
-          <w:b w:val="0"/>
-        </w:rPr>
-        <w:t>2. Review and correct</w:t>
-      </w:r>
-    </w:p>
-    <w:p>
-      <w:pPr>
-        <w:spacing w:line="336" w:lineRule="auto" w:after="180"/>
-        <w:shd w:fill="F4F9FC"/>
-      </w:pPr>
-      <w:r>
-        <w:rPr>
-          <w:b w:val="0"/>
-        </w:rPr>
-        <w:t xml:space="preserve">3. </w:t>
-      </w:r>
-      <w:r>
-        <w:rPr>
-          <w:b/>
-        </w:rPr>
-        <w:t>Transcription</w:t>
-      </w:r>
-    </w:p>
-    <w:p>
-      <w:pPr>
-        <w:spacing w:line="336" w:lineRule="auto" w:after="180"/>
-        <w:shd w:fill="F4F9FC"/>
-      </w:pPr>
-      <w:r>
-        <w:rPr>
-          <w:b w:val="0"/>
-        </w:rPr>
-        <w:t>4. Cross-check</w:t>
+        <w:t>Repair a missing building block</w:t>
       </w:r>
     </w:p>
     <w:p>
@@ -2196,450 +2635,25 @@
         <w:pStyle w:val="Heading3"/>
       </w:pPr>
       <w:r>
-        <w:t>My selected conclusion, deciding fact and explanation</w:t>
-      </w:r>
-    </w:p>
-    <w:p>
-      <w:r>
-        <w:t>________________________________________________________________</w:t>
-      </w:r>
-    </w:p>
-    <w:p>
-      <w:r>
-        <w:t>________________________________________________________________</w:t>
-      </w:r>
-    </w:p>
-    <w:p>
-      <w:r>
-        <w:t>________________________________________________________________</w:t>
-      </w:r>
-    </w:p>
-    <w:p>
-      <w:r>
-        <w:t>________________________________________________________________</w:t>
-      </w:r>
-    </w:p>
-    <w:p>
-      <w:r>
-        <w:t>________________________________________________________________</w:t>
-      </w:r>
-    </w:p>
-    <w:p>
-      <w:pPr>
-        <w:pStyle w:val="Heading3"/>
-      </w:pPr>
-      <w:r>
-        <w:t>Hint · try first</w:t>
-      </w:r>
-    </w:p>
-    <w:p>
-      <w:pPr>
-        <w:spacing w:line="336" w:lineRule="auto" w:after="180"/>
-        <w:shd w:fill="F1F6F8"/>
-      </w:pPr>
-      <w:r>
-        <w:rPr>
-          <w:b w:val="0"/>
-        </w:rPr>
-        <w:t>Hint if needed: Read the steps in the pictorial case. Match the supplied detail to the stage that performs or records it.</w:t>
-      </w:r>
-    </w:p>
-    <w:p>
-      <w:pPr>
-        <w:pStyle w:val="Heading3"/>
-      </w:pPr>
-      <w:r>
-        <w:t>Feedback · compare after trying</w:t>
-      </w:r>
-    </w:p>
-    <w:p>
-      <w:pPr>
-        <w:spacing w:line="336" w:lineRule="auto" w:after="180"/>
-        <w:shd w:fill="F1F6FC"/>
-      </w:pPr>
-      <w:r>
-        <w:rPr>
-          <w:b w:val="0"/>
-        </w:rPr>
-        <w:t xml:space="preserve">After your attempt, compare with the supported explanation: Review and correct Replay the audio, preserve the faulty transcript and use confirmed shelf 14. A correct later lookup cannot repair an earlier wrong </w:t>
-      </w:r>
-      <w:r>
-        <w:rPr>
-          <w:b/>
-        </w:rPr>
-        <w:t>input</w:t>
-      </w:r>
-      <w:r>
-        <w:rPr>
-          <w:b w:val="0"/>
-        </w:rPr>
-        <w:t xml:space="preserve"> by magic.</w:t>
-      </w:r>
-    </w:p>
-    <w:p>
-      <w:pPr>
-        <w:spacing w:line="336" w:lineRule="auto" w:after="180"/>
-        <w:shd w:fill="F1F6FC"/>
-      </w:pPr>
-      <w:r>
-        <w:rPr>
-          <w:b w:val="0"/>
-        </w:rPr>
-        <w:t>Locate the first difference between known audio and transcript, then compare the stated source authority. Keeping both records makes the correction auditable.</w:t>
-      </w:r>
-    </w:p>
-    <w:p>
-      <w:pPr>
-        <w:spacing w:line="336" w:lineRule="auto" w:after="180"/>
-        <w:shd w:fill="F1F6FC"/>
-      </w:pPr>
-      <w:r>
-        <w:rPr>
-          <w:b w:val="0"/>
-        </w:rPr>
-        <w:t>A confident spoken answer for shelf 40 would remain wrong despite fluent synthesis.</w:t>
-      </w:r>
-    </w:p>
-    <w:p>
-      <w:pPr>
-        <w:pStyle w:val="Heading3"/>
-      </w:pPr>
-      <w:r>
-        <w:t>Practice 2: explain the deciding evidence</w:t>
-      </w:r>
-    </w:p>
-    <w:p>
-      <w:pPr>
-        <w:pStyle w:val="Heading3"/>
-      </w:pPr>
-      <w:r>
-        <w:t>Changed case · predict first</w:t>
-      </w:r>
-    </w:p>
-    <w:p>
-      <w:pPr>
-        <w:spacing w:line="336" w:lineRule="auto" w:after="180"/>
-        <w:shd w:fill="F5F1FB"/>
-      </w:pPr>
-      <w:r>
-        <w:rPr>
-          <w:b w:val="0"/>
-        </w:rPr>
-        <w:t>Changed-case practice: Remove access to the audio, while keeping the authoritative inventory. Which conclusion is supported by the supplied facts?</w:t>
-      </w:r>
-    </w:p>
-    <w:p>
-      <w:pPr>
-        <w:spacing w:line="336" w:lineRule="auto" w:after="180"/>
-        <w:shd w:fill="F4F9FC"/>
-      </w:pPr>
-      <w:r>
-        <w:rPr>
-          <w:b w:val="0"/>
-        </w:rPr>
-        <w:t xml:space="preserve">1. Shelf 14 remains supported for the lookup, but </w:t>
-      </w:r>
-      <w:r>
-        <w:rPr>
-          <w:b/>
-        </w:rPr>
-        <w:t>transcription</w:t>
-      </w:r>
-      <w:r>
-        <w:rPr>
-          <w:b w:val="0"/>
-        </w:rPr>
-        <w:t xml:space="preserve"> accuracy cannot be replay-checked.</w:t>
-      </w:r>
-    </w:p>
-    <w:p>
-      <w:pPr>
-        <w:spacing w:line="336" w:lineRule="auto" w:after="180"/>
-        <w:shd w:fill="F4F9FC"/>
-      </w:pPr>
-      <w:r>
-        <w:rPr>
-          <w:b w:val="0"/>
-        </w:rPr>
-        <w:t xml:space="preserve">2. This one example guarantees correct results for every future </w:t>
-      </w:r>
-      <w:r>
-        <w:rPr>
-          <w:b/>
-        </w:rPr>
-        <w:t>input</w:t>
-      </w:r>
-      <w:r>
-        <w:rPr>
-          <w:b w:val="0"/>
-        </w:rPr>
-        <w:t>.</w:t>
-      </w:r>
-    </w:p>
-    <w:p>
-      <w:pPr>
-        <w:spacing w:line="336" w:lineRule="auto" w:after="180"/>
-        <w:shd w:fill="F4F9FC"/>
-      </w:pPr>
-      <w:r>
-        <w:rPr>
-          <w:b w:val="0"/>
-        </w:rPr>
-        <w:t xml:space="preserve">3. We can decide the result without examining the changed </w:t>
-      </w:r>
-      <w:r>
-        <w:rPr>
-          <w:b/>
-        </w:rPr>
-        <w:t>input</w:t>
-      </w:r>
-      <w:r>
-        <w:rPr>
-          <w:b w:val="0"/>
-        </w:rPr>
-        <w:t xml:space="preserve"> or the procedure.</w:t>
-      </w:r>
-    </w:p>
-    <w:p>
-      <w:pPr>
-        <w:pStyle w:val="Heading3"/>
-      </w:pPr>
-      <w:r>
-        <w:t>My selected conclusion, deciding fact and explanation</w:t>
-      </w:r>
-    </w:p>
-    <w:p>
-      <w:r>
-        <w:t>________________________________________________________________</w:t>
-      </w:r>
-    </w:p>
-    <w:p>
-      <w:r>
-        <w:t>________________________________________________________________</w:t>
-      </w:r>
-    </w:p>
-    <w:p>
-      <w:r>
-        <w:t>________________________________________________________________</w:t>
-      </w:r>
-    </w:p>
-    <w:p>
-      <w:r>
-        <w:t>________________________________________________________________</w:t>
-      </w:r>
-    </w:p>
-    <w:p>
-      <w:r>
-        <w:t>________________________________________________________________</w:t>
-      </w:r>
-    </w:p>
-    <w:p>
-      <w:pPr>
-        <w:pStyle w:val="Heading3"/>
-      </w:pPr>
-      <w:r>
-        <w:t>Hint · try first</w:t>
-      </w:r>
-    </w:p>
-    <w:p>
-      <w:pPr>
-        <w:spacing w:line="336" w:lineRule="auto" w:after="180"/>
-        <w:shd w:fill="F1F6F8"/>
-      </w:pPr>
-      <w:r>
-        <w:rPr>
-          <w:b w:val="0"/>
-        </w:rPr>
-        <w:t>Hint if needed: Use the changed condition and the deciding step in the pictorial trace. The answer must say what follows from those facts.</w:t>
-      </w:r>
-    </w:p>
-    <w:p>
-      <w:pPr>
-        <w:pStyle w:val="Heading3"/>
-      </w:pPr>
-      <w:r>
-        <w:t>Feedback · compare after trying</w:t>
-      </w:r>
-    </w:p>
-    <w:p>
-      <w:pPr>
-        <w:spacing w:line="336" w:lineRule="auto" w:after="180"/>
-        <w:shd w:fill="F1F6FC"/>
-      </w:pPr>
-      <w:r>
-        <w:rPr>
-          <w:b w:val="0"/>
-        </w:rPr>
-        <w:t xml:space="preserve">After your attempt, compare with the supported explanation: Shelf 14 remains supported for the lookup, but </w:t>
-      </w:r>
-      <w:r>
-        <w:rPr>
-          <w:b/>
-        </w:rPr>
-        <w:t>transcription</w:t>
-      </w:r>
-      <w:r>
-        <w:rPr>
-          <w:b w:val="0"/>
-        </w:rPr>
-        <w:t xml:space="preserve"> accuracy cannot be replay-checked.</w:t>
-      </w:r>
-    </w:p>
-    <w:p>
-      <w:pPr>
-        <w:spacing w:line="336" w:lineRule="auto" w:after="180"/>
-        <w:shd w:fill="F1F6FC"/>
-      </w:pPr>
-      <w:r>
-        <w:rPr>
-          <w:b w:val="0"/>
-        </w:rPr>
-        <w:t>The inventory resolves the shelf task; it does not recreate unavailable audio.</w:t>
-      </w:r>
-    </w:p>
-    <w:p>
-      <w:pPr>
-        <w:pStyle w:val="Heading3"/>
-      </w:pPr>
-      <w:r>
-        <w:t>Repair a missing building block</w:t>
-      </w:r>
-    </w:p>
-    <w:p>
-      <w:pPr>
-        <w:spacing w:line="336" w:lineRule="auto" w:after="180"/>
-      </w:pPr>
-      <w:r>
-        <w:rPr>
-          <w:b w:val="0"/>
-        </w:rPr>
-        <w:t>Review Text as Pieces (ai-2/25). Goal: Encode and decode text under an explicit toy vocabulary. Short practice: Why is the unknown ! at position 10 rather than position 9?. Return to this week and explain what you changed.</w:t>
-      </w:r>
-    </w:p>
-    <w:p>
-      <w:pPr>
-        <w:spacing w:line="336" w:lineRule="auto" w:after="180"/>
-      </w:pPr>
-      <w:r>
-        <w:rPr>
-          <w:b w:val="0"/>
-        </w:rPr>
-        <w:t>Review Recommendation Scores (ai-2/23). Goal: Compute a weighted score. Short practice: Why does B not become the winner when its score is largest?. Return to this week and explain what you changed.</w:t>
-      </w:r>
-    </w:p>
-    <w:p>
-      <w:pPr>
-        <w:spacing w:line="336" w:lineRule="auto" w:after="180"/>
-      </w:pPr>
-      <w:r>
-        <w:rPr>
-          <w:b w:val="0"/>
-        </w:rPr>
-        <w:t>Review Repair Bias in Data (ai-2/20). Goal: Identify selection and coverage bias. Short practice: Why must 35% be labelled an illustration rather than the measured grade-wide Yes rate?.</w:t>
-      </w:r>
-    </w:p>
-    <w:p>
-      <w:pPr>
-        <w:spacing w:line="336" w:lineRule="auto" w:after="180"/>
-      </w:pPr>
-      <w:r>
-        <w:rPr>
-          <w:b w:val="0"/>
-        </w:rPr>
-        <w:t>Return to this week and explain what you changed.</w:t>
-      </w:r>
-    </w:p>
-    <w:p>
-      <w:pPr>
-        <w:pStyle w:val="Heading3"/>
-      </w:pPr>
-      <w:r>
         <w:t>Keep your completed work</w:t>
       </w:r>
     </w:p>
     <w:p>
       <w:pPr>
-        <w:spacing w:line="336" w:lineRule="auto" w:after="180"/>
-      </w:pPr>
-      <w:r>
-        <w:rPr>
-          <w:b w:val="0"/>
-        </w:rPr>
-        <w:t xml:space="preserve">Use Download completed work in the hosted lesson to export your answers, reflections, practice feedback and code-run </w:t>
-      </w:r>
-      <w:r>
-        <w:rPr>
-          <w:b/>
-        </w:rPr>
-        <w:t>evidence</w:t>
-      </w:r>
-      <w:r>
-        <w:rPr>
-          <w:b w:val="0"/>
-        </w:rPr>
-        <w:t>. Open the HTML copy to read or print it.</w:t>
-      </w:r>
-    </w:p>
-    <w:p>
-      <w:pPr>
-        <w:spacing w:line="336" w:lineRule="auto" w:after="180"/>
-      </w:pPr>
-      <w:r>
-        <w:rPr>
-          <w:b w:val="0"/>
-        </w:rPr>
-        <w:t>Drafts stay in this browser when storage is available; clear drafts on a shared device.</w:t>
-      </w:r>
-    </w:p>
-    <w:p>
-      <w:pPr>
-        <w:pStyle w:val="Heading3"/>
-      </w:pPr>
-      <w:r>
-        <w:t>What I repaired, the evidence I kept and the next test</w:t>
-      </w:r>
-    </w:p>
-    <w:p>
-      <w:r>
-        <w:t>________________________________________________________________</w:t>
-      </w:r>
-    </w:p>
-    <w:p>
-      <w:r>
-        <w:t>________________________________________________________________</w:t>
-      </w:r>
-    </w:p>
-    <w:p>
-      <w:r>
-        <w:t>________________________________________________________________</w:t>
-      </w:r>
-    </w:p>
-    <w:p>
-      <w:r>
-        <w:t>________________________________________________________________</w:t>
-      </w:r>
-    </w:p>
-    <w:p>
-      <w:r>
-        <w:t>________________________________________________________________</w:t>
-      </w:r>
-    </w:p>
-    <w:p>
-      <w:pPr>
         <w:pStyle w:val="Heading1"/>
       </w:pPr>
       <w:r>
-        <w:t>21. Visual concept journey</w:t>
-      </w:r>
-    </w:p>
-    <w:p>
-      <w:r>
-        <w:t>Explain each Image and Voice Pipelines picture from its labels, then record a relevant limit.</w:t>
-      </w:r>
-    </w:p>
-    <w:p>
-      <w:pPr>
-        <w:pStyle w:val="Heading3"/>
+        <w:t>21. Reference · Six-picture response sheets</w:t>
+      </w:r>
+    </w:p>
+    <w:p>
+      <w:r>
+        <w:t>Choose the image that helps rather than repeating all six.</w:t>
+      </w:r>
+    </w:p>
+    <w:p>
+      <w:pPr>
+        <w:pStyle w:val="Heading2"/>
       </w:pPr>
       <w:r>
         <w:t>01. Image and Voice Pipelines: the case</w:t>
@@ -2718,7 +2732,6 @@
     <w:p>
       <w:pPr>
         <w:spacing w:line="336" w:lineRule="auto" w:after="180"/>
-        <w:shd w:fill="F5F1FB"/>
       </w:pPr>
       <w:r>
         <w:rPr>
@@ -2757,7 +2770,7 @@
     </w:p>
     <w:p>
       <w:pPr>
-        <w:pStyle w:val="Heading3"/>
+        <w:pStyle w:val="Heading2"/>
       </w:pPr>
       <w:r>
         <w:t>02. Follow the deciding steps</w:t>
@@ -2849,7 +2862,6 @@
     <w:p>
       <w:pPr>
         <w:spacing w:line="336" w:lineRule="auto" w:after="180"/>
-        <w:shd w:fill="F5F1FB"/>
       </w:pPr>
       <w:r>
         <w:rPr>
@@ -2900,7 +2912,7 @@
     </w:p>
     <w:p>
       <w:pPr>
-        <w:pStyle w:val="Heading3"/>
+        <w:pStyle w:val="Heading2"/>
       </w:pPr>
       <w:r>
         <w:t>03. Speech pipelines and multimodal evidence — evidence trace</w:t>
@@ -3073,7 +3085,6 @@
     <w:p>
       <w:pPr>
         <w:spacing w:line="336" w:lineRule="auto" w:after="180"/>
-        <w:shd w:fill="F5F1FB"/>
       </w:pPr>
       <w:r>
         <w:rPr>
@@ -3112,7 +3123,7 @@
     </w:p>
     <w:p>
       <w:pPr>
-        <w:pStyle w:val="Heading3"/>
+        <w:pStyle w:val="Heading2"/>
       </w:pPr>
       <w:r>
         <w:t>04. Change one thing. Trace what follows.</w:t>
@@ -3191,7 +3202,6 @@
     <w:p>
       <w:pPr>
         <w:spacing w:line="336" w:lineRule="auto" w:after="180"/>
-        <w:shd w:fill="F5F1FB"/>
       </w:pPr>
       <w:r>
         <w:rPr>
@@ -3230,7 +3240,7 @@
     </w:p>
     <w:p>
       <w:pPr>
-        <w:pStyle w:val="Heading3"/>
+        <w:pStyle w:val="Heading2"/>
       </w:pPr>
       <w:r>
         <w:t>05. Connect the explanation to its limit</w:t>
@@ -3320,7 +3330,6 @@
     <w:p>
       <w:pPr>
         <w:spacing w:line="336" w:lineRule="auto" w:after="180"/>
-        <w:shd w:fill="F5F1FB"/>
       </w:pPr>
       <w:r>
         <w:rPr>
@@ -3359,7 +3368,7 @@
     </w:p>
     <w:p>
       <w:pPr>
-        <w:pStyle w:val="Heading3"/>
+        <w:pStyle w:val="Heading2"/>
       </w:pPr>
       <w:r>
         <w:t>06. Make the idea visible in your project</w:t>
@@ -3438,7 +3447,6 @@
     <w:p>
       <w:pPr>
         <w:spacing w:line="336" w:lineRule="auto" w:after="180"/>
-        <w:shd w:fill="F5F1FB"/>
       </w:pPr>
       <w:r>
         <w:rPr>
@@ -3485,6 +3493,62 @@
     <w:p>
       <w:r>
         <w:t>________________________________________________________________</w:t>
+      </w:r>
+    </w:p>
+    <w:p>
+      <w:pPr>
+        <w:pStyle w:val="Heading2"/>
+      </w:pPr>
+      <w:r>
+        <w:t>Earlier wording, alternatives and picture transcripts · reference / check after trying</w:t>
+      </w:r>
+    </w:p>
+    <w:p>
+      <w:pPr>
+        <w:pStyle w:val="Heading3"/>
+      </w:pPr>
+      <w:r>
+        <w:t>01. Image and Voice Pipelines: the case</w:t>
+      </w:r>
+    </w:p>
+    <w:p>
+      <w:pPr>
+        <w:pStyle w:val="Heading3"/>
+      </w:pPr>
+      <w:r>
+        <w:t>02. Follow the deciding steps</w:t>
+      </w:r>
+    </w:p>
+    <w:p>
+      <w:pPr>
+        <w:pStyle w:val="Heading3"/>
+      </w:pPr>
+      <w:r>
+        <w:t>03. Speech pipelines and multimodal evidence — evidence trace</w:t>
+      </w:r>
+    </w:p>
+    <w:p>
+      <w:pPr>
+        <w:pStyle w:val="Heading3"/>
+      </w:pPr>
+      <w:r>
+        <w:t>04. Change one thing. Trace what follows.</w:t>
+      </w:r>
+    </w:p>
+    <w:p>
+      <w:pPr>
+        <w:pStyle w:val="Heading3"/>
+      </w:pPr>
+      <w:r>
+        <w:t>05. Connect the explanation to its limit</w:t>
+      </w:r>
+    </w:p>
+    <w:p>
+      <w:pPr>
+        <w:pStyle w:val="Heading3"/>
+      </w:pPr>
+      <w:r>
+        <w:t>06. Make the idea visible in your project</w:t>
       </w:r>
     </w:p>
     <w:sectPr>
